--- a/cep-iot-bus-stop/chapters/Front_Matter.docx
+++ b/cep-iot-bus-stop/chapters/Front_Matter.docx
@@ -556,7 +556,7 @@
     </w:p>
     <w:p>
       <w:pPr>
-        <w:spacing w:before="0" w:after="240" w:line="320" w:lineRule="exact"/>
+        <w:spacing w:before="0" w:after="280" w:line="440" w:lineRule="exact"/>
         <w:jc w:val="center"/>
       </w:pPr>
       <w:r>
@@ -572,9 +572,9 @@
     <w:p>
       <w:pPr>
         <w:tabs>
-          <w:tab w:pos="9071" w:val="right" w:leader="dot"/>
+          <w:tab w:pos="9184" w:val="right" w:leader="dot"/>
         </w:tabs>
-        <w:spacing w:before="20" w:after="20" w:line="320" w:lineRule="exact"/>
+        <w:spacing w:before="0" w:after="40" w:line="360" w:lineRule="exact"/>
         <w:jc w:val="left"/>
       </w:pPr>
       <w:r>
@@ -600,20 +600,29 @@
     <w:p>
       <w:pPr>
         <w:tabs>
-          <w:tab w:pos="9071" w:val="right" w:leader="dot"/>
+          <w:tab w:pos="9184" w:val="right" w:leader="dot"/>
         </w:tabs>
-        <w:spacing w:before="20" w:after="20" w:line="320" w:lineRule="exact"/>
-        <w:ind w:left="340"/>
+        <w:spacing w:before="0" w:after="40" w:line="360" w:lineRule="exact"/>
+        <w:ind w:left="397"/>
         <w:jc w:val="left"/>
       </w:pPr>
       <w:r>
         <w:rPr>
           <w:rFonts w:ascii="Times New Roman" w:hAnsi="Times New Roman" w:eastAsia="Times New Roman"/>
+          <w:b/>
+          <w:i w:val="0"/>
+          <w:sz w:val="24"/>
+        </w:rPr>
+        <w:t xml:space="preserve">1.1. </w:t>
+      </w:r>
+      <w:r>
+        <w:rPr>
+          <w:rFonts w:ascii="Times New Roman" w:hAnsi="Times New Roman" w:eastAsia="Times New Roman"/>
           <w:b w:val="0"/>
           <w:i w:val="0"/>
           <w:sz w:val="24"/>
         </w:rPr>
-        <w:t>1.1. Project Background</w:t>
+        <w:t>Project Background</w:t>
       </w:r>
       <w:r>
         <w:rPr>
@@ -629,20 +638,29 @@
     <w:p>
       <w:pPr>
         <w:tabs>
-          <w:tab w:pos="9071" w:val="right" w:leader="dot"/>
+          <w:tab w:pos="9184" w:val="right" w:leader="dot"/>
         </w:tabs>
-        <w:spacing w:before="20" w:after="20" w:line="320" w:lineRule="exact"/>
-        <w:ind w:left="340"/>
+        <w:spacing w:before="0" w:after="40" w:line="360" w:lineRule="exact"/>
+        <w:ind w:left="397"/>
         <w:jc w:val="left"/>
       </w:pPr>
       <w:r>
         <w:rPr>
           <w:rFonts w:ascii="Times New Roman" w:hAnsi="Times New Roman" w:eastAsia="Times New Roman"/>
+          <w:b/>
+          <w:i w:val="0"/>
+          <w:sz w:val="24"/>
+        </w:rPr>
+        <w:t xml:space="preserve">1.2. </w:t>
+      </w:r>
+      <w:r>
+        <w:rPr>
+          <w:rFonts w:ascii="Times New Roman" w:hAnsi="Times New Roman" w:eastAsia="Times New Roman"/>
           <w:b w:val="0"/>
           <w:i w:val="0"/>
           <w:sz w:val="24"/>
         </w:rPr>
-        <w:t>1.2. Community Problem Identification</w:t>
+        <w:t>Community Problem Identification</w:t>
       </w:r>
       <w:r>
         <w:rPr>
@@ -658,20 +676,29 @@
     <w:p>
       <w:pPr>
         <w:tabs>
-          <w:tab w:pos="9071" w:val="right" w:leader="dot"/>
+          <w:tab w:pos="9184" w:val="right" w:leader="dot"/>
         </w:tabs>
-        <w:spacing w:before="20" w:after="20" w:line="320" w:lineRule="exact"/>
-        <w:ind w:left="340"/>
+        <w:spacing w:before="0" w:after="40" w:line="360" w:lineRule="exact"/>
+        <w:ind w:left="397"/>
         <w:jc w:val="left"/>
       </w:pPr>
       <w:r>
         <w:rPr>
           <w:rFonts w:ascii="Times New Roman" w:hAnsi="Times New Roman" w:eastAsia="Times New Roman"/>
+          <w:b/>
+          <w:i w:val="0"/>
+          <w:sz w:val="24"/>
+        </w:rPr>
+        <w:t xml:space="preserve">1.3. </w:t>
+      </w:r>
+      <w:r>
+        <w:rPr>
+          <w:rFonts w:ascii="Times New Roman" w:hAnsi="Times New Roman" w:eastAsia="Times New Roman"/>
           <w:b w:val="0"/>
           <w:i w:val="0"/>
           <w:sz w:val="24"/>
         </w:rPr>
-        <w:t>1.3. Community Need Assessment</w:t>
+        <w:t>Community Need Assessment</w:t>
       </w:r>
       <w:r>
         <w:rPr>
@@ -687,20 +714,29 @@
     <w:p>
       <w:pPr>
         <w:tabs>
-          <w:tab w:pos="9071" w:val="right" w:leader="dot"/>
+          <w:tab w:pos="9184" w:val="right" w:leader="dot"/>
         </w:tabs>
-        <w:spacing w:before="20" w:after="20" w:line="320" w:lineRule="exact"/>
-        <w:ind w:left="340"/>
+        <w:spacing w:before="0" w:after="40" w:line="360" w:lineRule="exact"/>
+        <w:ind w:left="397"/>
         <w:jc w:val="left"/>
       </w:pPr>
       <w:r>
         <w:rPr>
           <w:rFonts w:ascii="Times New Roman" w:hAnsi="Times New Roman" w:eastAsia="Times New Roman"/>
+          <w:b/>
+          <w:i w:val="0"/>
+          <w:sz w:val="24"/>
+        </w:rPr>
+        <w:t xml:space="preserve">1.4. </w:t>
+      </w:r>
+      <w:r>
+        <w:rPr>
+          <w:rFonts w:ascii="Times New Roman" w:hAnsi="Times New Roman" w:eastAsia="Times New Roman"/>
           <w:b w:val="0"/>
           <w:i w:val="0"/>
           <w:sz w:val="24"/>
         </w:rPr>
-        <w:t>1.4. Existing System Analysis</w:t>
+        <w:t>Existing System Analysis</w:t>
       </w:r>
       <w:r>
         <w:rPr>
@@ -716,20 +752,29 @@
     <w:p>
       <w:pPr>
         <w:tabs>
-          <w:tab w:pos="9071" w:val="right" w:leader="dot"/>
+          <w:tab w:pos="9184" w:val="right" w:leader="dot"/>
         </w:tabs>
-        <w:spacing w:before="20" w:after="20" w:line="320" w:lineRule="exact"/>
-        <w:ind w:left="340"/>
+        <w:spacing w:before="0" w:after="40" w:line="360" w:lineRule="exact"/>
+        <w:ind w:left="397"/>
         <w:jc w:val="left"/>
       </w:pPr>
       <w:r>
         <w:rPr>
           <w:rFonts w:ascii="Times New Roman" w:hAnsi="Times New Roman" w:eastAsia="Times New Roman"/>
+          <w:b/>
+          <w:i w:val="0"/>
+          <w:sz w:val="24"/>
+        </w:rPr>
+        <w:t xml:space="preserve">1.5. </w:t>
+      </w:r>
+      <w:r>
+        <w:rPr>
+          <w:rFonts w:ascii="Times New Roman" w:hAnsi="Times New Roman" w:eastAsia="Times New Roman"/>
           <w:b w:val="0"/>
           <w:i w:val="0"/>
           <w:sz w:val="24"/>
         </w:rPr>
-        <w:t>1.5. Problem Statement</w:t>
+        <w:t>Problem Statement</w:t>
       </w:r>
       <w:r>
         <w:rPr>
@@ -745,20 +790,29 @@
     <w:p>
       <w:pPr>
         <w:tabs>
-          <w:tab w:pos="9071" w:val="right" w:leader="dot"/>
+          <w:tab w:pos="9184" w:val="right" w:leader="dot"/>
         </w:tabs>
-        <w:spacing w:before="20" w:after="20" w:line="320" w:lineRule="exact"/>
-        <w:ind w:left="340"/>
+        <w:spacing w:before="0" w:after="40" w:line="360" w:lineRule="exact"/>
+        <w:ind w:left="397"/>
         <w:jc w:val="left"/>
       </w:pPr>
       <w:r>
         <w:rPr>
           <w:rFonts w:ascii="Times New Roman" w:hAnsi="Times New Roman" w:eastAsia="Times New Roman"/>
+          <w:b/>
+          <w:i w:val="0"/>
+          <w:sz w:val="24"/>
+        </w:rPr>
+        <w:t xml:space="preserve">1.6. </w:t>
+      </w:r>
+      <w:r>
+        <w:rPr>
+          <w:rFonts w:ascii="Times New Roman" w:hAnsi="Times New Roman" w:eastAsia="Times New Roman"/>
           <w:b w:val="0"/>
           <w:i w:val="0"/>
           <w:sz w:val="24"/>
         </w:rPr>
-        <w:t>1.6. Proposed Solution</w:t>
+        <w:t>Proposed Solution</w:t>
       </w:r>
       <w:r>
         <w:rPr>
@@ -774,20 +828,29 @@
     <w:p>
       <w:pPr>
         <w:tabs>
-          <w:tab w:pos="9071" w:val="right" w:leader="dot"/>
+          <w:tab w:pos="9184" w:val="right" w:leader="dot"/>
         </w:tabs>
-        <w:spacing w:before="20" w:after="20" w:line="320" w:lineRule="exact"/>
-        <w:ind w:left="340"/>
+        <w:spacing w:before="0" w:after="40" w:line="360" w:lineRule="exact"/>
+        <w:ind w:left="397"/>
         <w:jc w:val="left"/>
       </w:pPr>
       <w:r>
         <w:rPr>
           <w:rFonts w:ascii="Times New Roman" w:hAnsi="Times New Roman" w:eastAsia="Times New Roman"/>
+          <w:b/>
+          <w:i w:val="0"/>
+          <w:sz w:val="24"/>
+        </w:rPr>
+        <w:t xml:space="preserve">1.7. </w:t>
+      </w:r>
+      <w:r>
+        <w:rPr>
+          <w:rFonts w:ascii="Times New Roman" w:hAnsi="Times New Roman" w:eastAsia="Times New Roman"/>
           <w:b w:val="0"/>
           <w:i w:val="0"/>
           <w:sz w:val="24"/>
         </w:rPr>
-        <w:t>1.7. Aim and Objectives</w:t>
+        <w:t>Aim and Objectives</w:t>
       </w:r>
       <w:r>
         <w:rPr>
@@ -803,20 +866,29 @@
     <w:p>
       <w:pPr>
         <w:tabs>
-          <w:tab w:pos="9071" w:val="right" w:leader="dot"/>
+          <w:tab w:pos="9184" w:val="right" w:leader="dot"/>
         </w:tabs>
-        <w:spacing w:before="20" w:after="20" w:line="320" w:lineRule="exact"/>
-        <w:ind w:left="340"/>
+        <w:spacing w:before="0" w:after="40" w:line="360" w:lineRule="exact"/>
+        <w:ind w:left="397"/>
         <w:jc w:val="left"/>
       </w:pPr>
       <w:r>
         <w:rPr>
           <w:rFonts w:ascii="Times New Roman" w:hAnsi="Times New Roman" w:eastAsia="Times New Roman"/>
+          <w:b/>
+          <w:i w:val="0"/>
+          <w:sz w:val="24"/>
+        </w:rPr>
+        <w:t xml:space="preserve">1.8. </w:t>
+      </w:r>
+      <w:r>
+        <w:rPr>
+          <w:rFonts w:ascii="Times New Roman" w:hAnsi="Times New Roman" w:eastAsia="Times New Roman"/>
           <w:b w:val="0"/>
           <w:i w:val="0"/>
           <w:sz w:val="24"/>
         </w:rPr>
-        <w:t>1.8. Scope of Project</w:t>
+        <w:t>Scope of Project</w:t>
       </w:r>
       <w:r>
         <w:rPr>
@@ -832,20 +904,29 @@
     <w:p>
       <w:pPr>
         <w:tabs>
-          <w:tab w:pos="9071" w:val="right" w:leader="dot"/>
+          <w:tab w:pos="9184" w:val="right" w:leader="dot"/>
         </w:tabs>
-        <w:spacing w:before="20" w:after="20" w:line="320" w:lineRule="exact"/>
-        <w:ind w:left="340"/>
+        <w:spacing w:before="0" w:after="40" w:line="360" w:lineRule="exact"/>
+        <w:ind w:left="397"/>
         <w:jc w:val="left"/>
       </w:pPr>
       <w:r>
         <w:rPr>
           <w:rFonts w:ascii="Times New Roman" w:hAnsi="Times New Roman" w:eastAsia="Times New Roman"/>
+          <w:b/>
+          <w:i w:val="0"/>
+          <w:sz w:val="24"/>
+        </w:rPr>
+        <w:t xml:space="preserve">1.9. </w:t>
+      </w:r>
+      <w:r>
+        <w:rPr>
+          <w:rFonts w:ascii="Times New Roman" w:hAnsi="Times New Roman" w:eastAsia="Times New Roman"/>
           <w:b w:val="0"/>
           <w:i w:val="0"/>
           <w:sz w:val="24"/>
         </w:rPr>
-        <w:t>1.9. Limitations</w:t>
+        <w:t>Limitations</w:t>
       </w:r>
       <w:r>
         <w:rPr>
@@ -861,20 +942,29 @@
     <w:p>
       <w:pPr>
         <w:tabs>
-          <w:tab w:pos="9071" w:val="right" w:leader="dot"/>
+          <w:tab w:pos="9184" w:val="right" w:leader="dot"/>
         </w:tabs>
-        <w:spacing w:before="20" w:after="20" w:line="320" w:lineRule="exact"/>
-        <w:ind w:left="340"/>
+        <w:spacing w:before="0" w:after="40" w:line="360" w:lineRule="exact"/>
+        <w:ind w:left="397"/>
         <w:jc w:val="left"/>
       </w:pPr>
       <w:r>
         <w:rPr>
           <w:rFonts w:ascii="Times New Roman" w:hAnsi="Times New Roman" w:eastAsia="Times New Roman"/>
+          <w:b/>
+          <w:i w:val="0"/>
+          <w:sz w:val="24"/>
+        </w:rPr>
+        <w:t xml:space="preserve">1.10. </w:t>
+      </w:r>
+      <w:r>
+        <w:rPr>
+          <w:rFonts w:ascii="Times New Roman" w:hAnsi="Times New Roman" w:eastAsia="Times New Roman"/>
           <w:b w:val="0"/>
           <w:i w:val="0"/>
           <w:sz w:val="24"/>
         </w:rPr>
-        <w:t>1.10. Major Modules</w:t>
+        <w:t>Major Modules</w:t>
       </w:r>
       <w:r>
         <w:rPr>
@@ -890,20 +980,29 @@
     <w:p>
       <w:pPr>
         <w:tabs>
-          <w:tab w:pos="9071" w:val="right" w:leader="dot"/>
+          <w:tab w:pos="9184" w:val="right" w:leader="dot"/>
         </w:tabs>
-        <w:spacing w:before="20" w:after="20" w:line="320" w:lineRule="exact"/>
-        <w:ind w:left="340"/>
+        <w:spacing w:before="0" w:after="40" w:line="360" w:lineRule="exact"/>
+        <w:ind w:left="397"/>
         <w:jc w:val="left"/>
       </w:pPr>
       <w:r>
         <w:rPr>
           <w:rFonts w:ascii="Times New Roman" w:hAnsi="Times New Roman" w:eastAsia="Times New Roman"/>
+          <w:b/>
+          <w:i w:val="0"/>
+          <w:sz w:val="24"/>
+        </w:rPr>
+        <w:t xml:space="preserve">1.11. </w:t>
+      </w:r>
+      <w:r>
+        <w:rPr>
+          <w:rFonts w:ascii="Times New Roman" w:hAnsi="Times New Roman" w:eastAsia="Times New Roman"/>
           <w:b w:val="0"/>
           <w:i w:val="0"/>
           <w:sz w:val="24"/>
         </w:rPr>
-        <w:t>1.11. Success Criteria</w:t>
+        <w:t>Success Criteria</w:t>
       </w:r>
       <w:r>
         <w:rPr>
@@ -919,20 +1018,29 @@
     <w:p>
       <w:pPr>
         <w:tabs>
-          <w:tab w:pos="9071" w:val="right" w:leader="dot"/>
+          <w:tab w:pos="9184" w:val="right" w:leader="dot"/>
         </w:tabs>
-        <w:spacing w:before="20" w:after="20" w:line="320" w:lineRule="exact"/>
-        <w:ind w:left="340"/>
+        <w:spacing w:before="0" w:after="40" w:line="360" w:lineRule="exact"/>
+        <w:ind w:left="397"/>
         <w:jc w:val="left"/>
       </w:pPr>
       <w:r>
         <w:rPr>
           <w:rFonts w:ascii="Times New Roman" w:hAnsi="Times New Roman" w:eastAsia="Times New Roman"/>
+          <w:b/>
+          <w:i w:val="0"/>
+          <w:sz w:val="24"/>
+        </w:rPr>
+        <w:t xml:space="preserve">1.12. </w:t>
+      </w:r>
+      <w:r>
+        <w:rPr>
+          <w:rFonts w:ascii="Times New Roman" w:hAnsi="Times New Roman" w:eastAsia="Times New Roman"/>
           <w:b w:val="0"/>
           <w:i w:val="0"/>
           <w:sz w:val="24"/>
         </w:rPr>
-        <w:t>1.12. Expected Outcomes</w:t>
+        <w:t>Expected Outcomes</w:t>
       </w:r>
       <w:r>
         <w:rPr>
@@ -948,20 +1056,29 @@
     <w:p>
       <w:pPr>
         <w:tabs>
-          <w:tab w:pos="9071" w:val="right" w:leader="dot"/>
+          <w:tab w:pos="9184" w:val="right" w:leader="dot"/>
         </w:tabs>
-        <w:spacing w:before="20" w:after="20" w:line="320" w:lineRule="exact"/>
-        <w:ind w:left="340"/>
+        <w:spacing w:before="0" w:after="40" w:line="360" w:lineRule="exact"/>
+        <w:ind w:left="397"/>
         <w:jc w:val="left"/>
       </w:pPr>
       <w:r>
         <w:rPr>
           <w:rFonts w:ascii="Times New Roman" w:hAnsi="Times New Roman" w:eastAsia="Times New Roman"/>
+          <w:b/>
+          <w:i w:val="0"/>
+          <w:sz w:val="24"/>
+        </w:rPr>
+        <w:t xml:space="preserve">1.13. </w:t>
+      </w:r>
+      <w:r>
+        <w:rPr>
+          <w:rFonts w:ascii="Times New Roman" w:hAnsi="Times New Roman" w:eastAsia="Times New Roman"/>
           <w:b w:val="0"/>
           <w:i w:val="0"/>
           <w:sz w:val="24"/>
         </w:rPr>
-        <w:t>1.13. Chapter Summary</w:t>
+        <w:t>Chapter Summary</w:t>
       </w:r>
       <w:r>
         <w:rPr>
@@ -972,14 +1089,28 @@
         </w:rPr>
         <w:tab/>
         <w:t>10</w:t>
+      </w:r>
+    </w:p>
+    <w:p>
+      <w:pPr>
+        <w:spacing w:before="0" w:after="80" w:line="160" w:lineRule="exact"/>
+        <w:jc w:val="center"/>
+      </w:pPr>
+      <w:r>
+        <w:rPr>
+          <w:rFonts w:ascii="Times New Roman" w:hAnsi="Times New Roman" w:eastAsia="Times New Roman"/>
+          <w:b w:val="0"/>
+          <w:i w:val="0"/>
+          <w:sz w:val="12"/>
+        </w:rPr>
       </w:r>
     </w:p>
     <w:p>
       <w:pPr>
         <w:tabs>
-          <w:tab w:pos="9071" w:val="right" w:leader="dot"/>
+          <w:tab w:pos="9184" w:val="right" w:leader="dot"/>
         </w:tabs>
-        <w:spacing w:before="20" w:after="20" w:line="320" w:lineRule="exact"/>
+        <w:spacing w:before="0" w:after="40" w:line="360" w:lineRule="exact"/>
         <w:jc w:val="left"/>
       </w:pPr>
       <w:r>
@@ -1005,20 +1136,29 @@
     <w:p>
       <w:pPr>
         <w:tabs>
-          <w:tab w:pos="9071" w:val="right" w:leader="dot"/>
+          <w:tab w:pos="9184" w:val="right" w:leader="dot"/>
         </w:tabs>
-        <w:spacing w:before="20" w:after="20" w:line="320" w:lineRule="exact"/>
-        <w:ind w:left="340"/>
+        <w:spacing w:before="0" w:after="40" w:line="360" w:lineRule="exact"/>
+        <w:ind w:left="397"/>
         <w:jc w:val="left"/>
       </w:pPr>
       <w:r>
         <w:rPr>
           <w:rFonts w:ascii="Times New Roman" w:hAnsi="Times New Roman" w:eastAsia="Times New Roman"/>
+          <w:b/>
+          <w:i w:val="0"/>
+          <w:sz w:val="24"/>
+        </w:rPr>
+        <w:t xml:space="preserve">2.1. </w:t>
+      </w:r>
+      <w:r>
+        <w:rPr>
+          <w:rFonts w:ascii="Times New Roman" w:hAnsi="Times New Roman" w:eastAsia="Times New Roman"/>
           <w:b w:val="0"/>
           <w:i w:val="0"/>
           <w:sz w:val="24"/>
         </w:rPr>
-        <w:t>2.1. Introduction</w:t>
+        <w:t>Introduction</w:t>
       </w:r>
       <w:r>
         <w:rPr>
@@ -1034,20 +1174,29 @@
     <w:p>
       <w:pPr>
         <w:tabs>
-          <w:tab w:pos="9071" w:val="right" w:leader="dot"/>
+          <w:tab w:pos="9184" w:val="right" w:leader="dot"/>
         </w:tabs>
-        <w:spacing w:before="20" w:after="20" w:line="320" w:lineRule="exact"/>
-        <w:ind w:left="340"/>
+        <w:spacing w:before="0" w:after="40" w:line="360" w:lineRule="exact"/>
+        <w:ind w:left="397"/>
         <w:jc w:val="left"/>
       </w:pPr>
       <w:r>
         <w:rPr>
           <w:rFonts w:ascii="Times New Roman" w:hAnsi="Times New Roman" w:eastAsia="Times New Roman"/>
+          <w:b/>
+          <w:i w:val="0"/>
+          <w:sz w:val="24"/>
+        </w:rPr>
+        <w:t xml:space="preserve">2.2. </w:t>
+      </w:r>
+      <w:r>
+        <w:rPr>
+          <w:rFonts w:ascii="Times New Roman" w:hAnsi="Times New Roman" w:eastAsia="Times New Roman"/>
           <w:b w:val="0"/>
           <w:i w:val="0"/>
           <w:sz w:val="24"/>
         </w:rPr>
-        <w:t>2.2. Literature Review</w:t>
+        <w:t>Literature Review</w:t>
       </w:r>
       <w:r>
         <w:rPr>
@@ -1063,20 +1212,29 @@
     <w:p>
       <w:pPr>
         <w:tabs>
-          <w:tab w:pos="9071" w:val="right" w:leader="dot"/>
+          <w:tab w:pos="9184" w:val="right" w:leader="dot"/>
         </w:tabs>
-        <w:spacing w:before="20" w:after="20" w:line="320" w:lineRule="exact"/>
-        <w:ind w:left="340"/>
+        <w:spacing w:before="0" w:after="40" w:line="360" w:lineRule="exact"/>
+        <w:ind w:left="397"/>
         <w:jc w:val="left"/>
       </w:pPr>
       <w:r>
         <w:rPr>
           <w:rFonts w:ascii="Times New Roman" w:hAnsi="Times New Roman" w:eastAsia="Times New Roman"/>
+          <w:b/>
+          <w:i w:val="0"/>
+          <w:sz w:val="24"/>
+        </w:rPr>
+        <w:t xml:space="preserve">2.3. </w:t>
+      </w:r>
+      <w:r>
+        <w:rPr>
+          <w:rFonts w:ascii="Times New Roman" w:hAnsi="Times New Roman" w:eastAsia="Times New Roman"/>
           <w:b w:val="0"/>
           <w:i w:val="0"/>
           <w:sz w:val="24"/>
         </w:rPr>
-        <w:t>2.3. Comparative Analysis</w:t>
+        <w:t>Comparative Analysis</w:t>
       </w:r>
       <w:r>
         <w:rPr>
@@ -1092,20 +1250,29 @@
     <w:p>
       <w:pPr>
         <w:tabs>
-          <w:tab w:pos="9071" w:val="right" w:leader="dot"/>
+          <w:tab w:pos="9184" w:val="right" w:leader="dot"/>
         </w:tabs>
-        <w:spacing w:before="20" w:after="20" w:line="320" w:lineRule="exact"/>
-        <w:ind w:left="340"/>
+        <w:spacing w:before="0" w:after="40" w:line="360" w:lineRule="exact"/>
+        <w:ind w:left="397"/>
         <w:jc w:val="left"/>
       </w:pPr>
       <w:r>
         <w:rPr>
           <w:rFonts w:ascii="Times New Roman" w:hAnsi="Times New Roman" w:eastAsia="Times New Roman"/>
+          <w:b/>
+          <w:i w:val="0"/>
+          <w:sz w:val="24"/>
+        </w:rPr>
+        <w:t xml:space="preserve">2.4. </w:t>
+      </w:r>
+      <w:r>
+        <w:rPr>
+          <w:rFonts w:ascii="Times New Roman" w:hAnsi="Times New Roman" w:eastAsia="Times New Roman"/>
           <w:b w:val="0"/>
           <w:i w:val="0"/>
           <w:sz w:val="24"/>
         </w:rPr>
-        <w:t>2.4. Research Gap Identification</w:t>
+        <w:t>Research Gap Identification</w:t>
       </w:r>
       <w:r>
         <w:rPr>
@@ -1121,20 +1288,29 @@
     <w:p>
       <w:pPr>
         <w:tabs>
-          <w:tab w:pos="9071" w:val="right" w:leader="dot"/>
+          <w:tab w:pos="9184" w:val="right" w:leader="dot"/>
         </w:tabs>
-        <w:spacing w:before="20" w:after="20" w:line="320" w:lineRule="exact"/>
-        <w:ind w:left="340"/>
+        <w:spacing w:before="0" w:after="40" w:line="360" w:lineRule="exact"/>
+        <w:ind w:left="397"/>
         <w:jc w:val="left"/>
       </w:pPr>
       <w:r>
         <w:rPr>
           <w:rFonts w:ascii="Times New Roman" w:hAnsi="Times New Roman" w:eastAsia="Times New Roman"/>
+          <w:b/>
+          <w:i w:val="0"/>
+          <w:sz w:val="24"/>
+        </w:rPr>
+        <w:t xml:space="preserve">2.5. </w:t>
+      </w:r>
+      <w:r>
+        <w:rPr>
+          <w:rFonts w:ascii="Times New Roman" w:hAnsi="Times New Roman" w:eastAsia="Times New Roman"/>
           <w:b w:val="0"/>
           <w:i w:val="0"/>
           <w:sz w:val="24"/>
         </w:rPr>
-        <w:t>2.5. Requirement Gathering</w:t>
+        <w:t>Requirement Gathering</w:t>
       </w:r>
       <w:r>
         <w:rPr>
@@ -1150,20 +1326,29 @@
     <w:p>
       <w:pPr>
         <w:tabs>
-          <w:tab w:pos="9071" w:val="right" w:leader="dot"/>
+          <w:tab w:pos="9184" w:val="right" w:leader="dot"/>
         </w:tabs>
-        <w:spacing w:before="20" w:after="20" w:line="320" w:lineRule="exact"/>
-        <w:ind w:left="340"/>
+        <w:spacing w:before="0" w:after="40" w:line="360" w:lineRule="exact"/>
+        <w:ind w:left="397"/>
         <w:jc w:val="left"/>
       </w:pPr>
       <w:r>
         <w:rPr>
           <w:rFonts w:ascii="Times New Roman" w:hAnsi="Times New Roman" w:eastAsia="Times New Roman"/>
+          <w:b/>
+          <w:i w:val="0"/>
+          <w:sz w:val="24"/>
+        </w:rPr>
+        <w:t xml:space="preserve">2.6. </w:t>
+      </w:r>
+      <w:r>
+        <w:rPr>
+          <w:rFonts w:ascii="Times New Roman" w:hAnsi="Times New Roman" w:eastAsia="Times New Roman"/>
           <w:b w:val="0"/>
           <w:i w:val="0"/>
           <w:sz w:val="24"/>
         </w:rPr>
-        <w:t>2.6. Stakeholder Analysis</w:t>
+        <w:t>Stakeholder Analysis</w:t>
       </w:r>
       <w:r>
         <w:rPr>
@@ -1179,20 +1364,29 @@
     <w:p>
       <w:pPr>
         <w:tabs>
-          <w:tab w:pos="9071" w:val="right" w:leader="dot"/>
+          <w:tab w:pos="9184" w:val="right" w:leader="dot"/>
         </w:tabs>
-        <w:spacing w:before="20" w:after="20" w:line="320" w:lineRule="exact"/>
-        <w:ind w:left="340"/>
+        <w:spacing w:before="0" w:after="40" w:line="360" w:lineRule="exact"/>
+        <w:ind w:left="397"/>
         <w:jc w:val="left"/>
       </w:pPr>
       <w:r>
         <w:rPr>
           <w:rFonts w:ascii="Times New Roman" w:hAnsi="Times New Roman" w:eastAsia="Times New Roman"/>
+          <w:b/>
+          <w:i w:val="0"/>
+          <w:sz w:val="24"/>
+        </w:rPr>
+        <w:t xml:space="preserve">2.7. </w:t>
+      </w:r>
+      <w:r>
+        <w:rPr>
+          <w:rFonts w:ascii="Times New Roman" w:hAnsi="Times New Roman" w:eastAsia="Times New Roman"/>
           <w:b w:val="0"/>
           <w:i w:val="0"/>
           <w:sz w:val="24"/>
         </w:rPr>
-        <w:t>2.7. Functional Requirements</w:t>
+        <w:t>Functional Requirements</w:t>
       </w:r>
       <w:r>
         <w:rPr>
@@ -1208,20 +1402,29 @@
     <w:p>
       <w:pPr>
         <w:tabs>
-          <w:tab w:pos="9071" w:val="right" w:leader="dot"/>
+          <w:tab w:pos="9184" w:val="right" w:leader="dot"/>
         </w:tabs>
-        <w:spacing w:before="20" w:after="20" w:line="320" w:lineRule="exact"/>
-        <w:ind w:left="340"/>
+        <w:spacing w:before="0" w:after="40" w:line="360" w:lineRule="exact"/>
+        <w:ind w:left="397"/>
         <w:jc w:val="left"/>
       </w:pPr>
       <w:r>
         <w:rPr>
           <w:rFonts w:ascii="Times New Roman" w:hAnsi="Times New Roman" w:eastAsia="Times New Roman"/>
+          <w:b/>
+          <w:i w:val="0"/>
+          <w:sz w:val="24"/>
+        </w:rPr>
+        <w:t xml:space="preserve">2.8. </w:t>
+      </w:r>
+      <w:r>
+        <w:rPr>
+          <w:rFonts w:ascii="Times New Roman" w:hAnsi="Times New Roman" w:eastAsia="Times New Roman"/>
           <w:b w:val="0"/>
           <w:i w:val="0"/>
           <w:sz w:val="24"/>
         </w:rPr>
-        <w:t>2.8. Nonfunctional Requirements</w:t>
+        <w:t>Nonfunctional Requirements</w:t>
       </w:r>
       <w:r>
         <w:rPr>
@@ -1237,20 +1440,29 @@
     <w:p>
       <w:pPr>
         <w:tabs>
-          <w:tab w:pos="9071" w:val="right" w:leader="dot"/>
+          <w:tab w:pos="9184" w:val="right" w:leader="dot"/>
         </w:tabs>
-        <w:spacing w:before="20" w:after="20" w:line="320" w:lineRule="exact"/>
-        <w:ind w:left="340"/>
+        <w:spacing w:before="0" w:after="40" w:line="360" w:lineRule="exact"/>
+        <w:ind w:left="397"/>
         <w:jc w:val="left"/>
       </w:pPr>
       <w:r>
         <w:rPr>
           <w:rFonts w:ascii="Times New Roman" w:hAnsi="Times New Roman" w:eastAsia="Times New Roman"/>
+          <w:b/>
+          <w:i w:val="0"/>
+          <w:sz w:val="24"/>
+        </w:rPr>
+        <w:t xml:space="preserve">2.9. </w:t>
+      </w:r>
+      <w:r>
+        <w:rPr>
+          <w:rFonts w:ascii="Times New Roman" w:hAnsi="Times New Roman" w:eastAsia="Times New Roman"/>
           <w:b w:val="0"/>
           <w:i w:val="0"/>
           <w:sz w:val="24"/>
         </w:rPr>
-        <w:t>2.9. Feasibility Study</w:t>
+        <w:t>Feasibility Study</w:t>
       </w:r>
       <w:r>
         <w:rPr>
@@ -1266,20 +1478,29 @@
     <w:p>
       <w:pPr>
         <w:tabs>
-          <w:tab w:pos="9071" w:val="right" w:leader="dot"/>
+          <w:tab w:pos="9184" w:val="right" w:leader="dot"/>
         </w:tabs>
-        <w:spacing w:before="20" w:after="20" w:line="320" w:lineRule="exact"/>
-        <w:ind w:left="340"/>
+        <w:spacing w:before="0" w:after="40" w:line="360" w:lineRule="exact"/>
+        <w:ind w:left="397"/>
         <w:jc w:val="left"/>
       </w:pPr>
       <w:r>
         <w:rPr>
           <w:rFonts w:ascii="Times New Roman" w:hAnsi="Times New Roman" w:eastAsia="Times New Roman"/>
+          <w:b/>
+          <w:i w:val="0"/>
+          <w:sz w:val="24"/>
+        </w:rPr>
+        <w:t xml:space="preserve">2.10. </w:t>
+      </w:r>
+      <w:r>
+        <w:rPr>
+          <w:rFonts w:ascii="Times New Roman" w:hAnsi="Times New Roman" w:eastAsia="Times New Roman"/>
           <w:b w:val="0"/>
           <w:i w:val="0"/>
           <w:sz w:val="24"/>
         </w:rPr>
-        <w:t>2.10. Software Requirements</w:t>
+        <w:t>Software Requirements</w:t>
       </w:r>
       <w:r>
         <w:rPr>
@@ -1295,20 +1516,29 @@
     <w:p>
       <w:pPr>
         <w:tabs>
-          <w:tab w:pos="9071" w:val="right" w:leader="dot"/>
+          <w:tab w:pos="9184" w:val="right" w:leader="dot"/>
         </w:tabs>
-        <w:spacing w:before="20" w:after="20" w:line="320" w:lineRule="exact"/>
-        <w:ind w:left="340"/>
+        <w:spacing w:before="0" w:after="40" w:line="360" w:lineRule="exact"/>
+        <w:ind w:left="397"/>
         <w:jc w:val="left"/>
       </w:pPr>
       <w:r>
         <w:rPr>
           <w:rFonts w:ascii="Times New Roman" w:hAnsi="Times New Roman" w:eastAsia="Times New Roman"/>
+          <w:b/>
+          <w:i w:val="0"/>
+          <w:sz w:val="24"/>
+        </w:rPr>
+        <w:t xml:space="preserve">2.11. </w:t>
+      </w:r>
+      <w:r>
+        <w:rPr>
+          <w:rFonts w:ascii="Times New Roman" w:hAnsi="Times New Roman" w:eastAsia="Times New Roman"/>
           <w:b w:val="0"/>
           <w:i w:val="0"/>
           <w:sz w:val="24"/>
         </w:rPr>
-        <w:t>2.11. Hardware Requirements</w:t>
+        <w:t>Hardware Requirements</w:t>
       </w:r>
       <w:r>
         <w:rPr>
@@ -1324,20 +1554,29 @@
     <w:p>
       <w:pPr>
         <w:tabs>
-          <w:tab w:pos="9071" w:val="right" w:leader="dot"/>
+          <w:tab w:pos="9184" w:val="right" w:leader="dot"/>
         </w:tabs>
-        <w:spacing w:before="20" w:after="20" w:line="320" w:lineRule="exact"/>
-        <w:ind w:left="340"/>
+        <w:spacing w:before="0" w:after="40" w:line="360" w:lineRule="exact"/>
+        <w:ind w:left="397"/>
         <w:jc w:val="left"/>
       </w:pPr>
       <w:r>
         <w:rPr>
           <w:rFonts w:ascii="Times New Roman" w:hAnsi="Times New Roman" w:eastAsia="Times New Roman"/>
+          <w:b/>
+          <w:i w:val="0"/>
+          <w:sz w:val="24"/>
+        </w:rPr>
+        <w:t xml:space="preserve">2.12. </w:t>
+      </w:r>
+      <w:r>
+        <w:rPr>
+          <w:rFonts w:ascii="Times New Roman" w:hAnsi="Times New Roman" w:eastAsia="Times New Roman"/>
           <w:b w:val="0"/>
           <w:i w:val="0"/>
           <w:sz w:val="24"/>
         </w:rPr>
-        <w:t>2.12. Project Schedule</w:t>
+        <w:t>Project Schedule</w:t>
       </w:r>
       <w:r>
         <w:rPr>
@@ -1353,20 +1592,29 @@
     <w:p>
       <w:pPr>
         <w:tabs>
-          <w:tab w:pos="9071" w:val="right" w:leader="dot"/>
+          <w:tab w:pos="9184" w:val="right" w:leader="dot"/>
         </w:tabs>
-        <w:spacing w:before="20" w:after="20" w:line="320" w:lineRule="exact"/>
-        <w:ind w:left="340"/>
+        <w:spacing w:before="0" w:after="40" w:line="360" w:lineRule="exact"/>
+        <w:ind w:left="397"/>
         <w:jc w:val="left"/>
       </w:pPr>
       <w:r>
         <w:rPr>
           <w:rFonts w:ascii="Times New Roman" w:hAnsi="Times New Roman" w:eastAsia="Times New Roman"/>
+          <w:b/>
+          <w:i w:val="0"/>
+          <w:sz w:val="24"/>
+        </w:rPr>
+        <w:t xml:space="preserve">2.13. </w:t>
+      </w:r>
+      <w:r>
+        <w:rPr>
+          <w:rFonts w:ascii="Times New Roman" w:hAnsi="Times New Roman" w:eastAsia="Times New Roman"/>
           <w:b w:val="0"/>
           <w:i w:val="0"/>
           <w:sz w:val="24"/>
         </w:rPr>
-        <w:t>2.13. Development Methodology</w:t>
+        <w:t>Development Methodology</w:t>
       </w:r>
       <w:r>
         <w:rPr>
@@ -1377,14 +1625,33 @@
         </w:rPr>
         <w:tab/>
         <w:t>26</w:t>
+      </w:r>
+    </w:p>
+    <w:p>
+      <w:pPr>
+        <w:spacing w:before="0" w:after="80" w:line="160" w:lineRule="exact"/>
+        <w:jc w:val="center"/>
+      </w:pPr>
+      <w:r>
+        <w:rPr>
+          <w:rFonts w:ascii="Times New Roman" w:hAnsi="Times New Roman" w:eastAsia="Times New Roman"/>
+          <w:b w:val="0"/>
+          <w:i w:val="0"/>
+          <w:sz w:val="12"/>
+        </w:rPr>
+      </w:r>
+    </w:p>
+    <w:p>
+      <w:r>
+        <w:br w:type="page"/>
       </w:r>
     </w:p>
     <w:p>
       <w:pPr>
         <w:tabs>
-          <w:tab w:pos="9071" w:val="right" w:leader="dot"/>
+          <w:tab w:pos="9184" w:val="right" w:leader="dot"/>
         </w:tabs>
-        <w:spacing w:before="20" w:after="20" w:line="320" w:lineRule="exact"/>
+        <w:spacing w:before="0" w:after="40" w:line="360" w:lineRule="exact"/>
         <w:jc w:val="left"/>
       </w:pPr>
       <w:r>
@@ -1410,20 +1677,29 @@
     <w:p>
       <w:pPr>
         <w:tabs>
-          <w:tab w:pos="9071" w:val="right" w:leader="dot"/>
+          <w:tab w:pos="9184" w:val="right" w:leader="dot"/>
         </w:tabs>
-        <w:spacing w:before="20" w:after="20" w:line="320" w:lineRule="exact"/>
-        <w:ind w:left="340"/>
+        <w:spacing w:before="0" w:after="40" w:line="360" w:lineRule="exact"/>
+        <w:ind w:left="397"/>
         <w:jc w:val="left"/>
       </w:pPr>
       <w:r>
         <w:rPr>
           <w:rFonts w:ascii="Times New Roman" w:hAnsi="Times New Roman" w:eastAsia="Times New Roman"/>
+          <w:b/>
+          <w:i w:val="0"/>
+          <w:sz w:val="24"/>
+        </w:rPr>
+        <w:t xml:space="preserve">3.1. </w:t>
+      </w:r>
+      <w:r>
+        <w:rPr>
+          <w:rFonts w:ascii="Times New Roman" w:hAnsi="Times New Roman" w:eastAsia="Times New Roman"/>
           <w:b w:val="0"/>
           <w:i w:val="0"/>
           <w:sz w:val="24"/>
         </w:rPr>
-        <w:t>3.1. System Architecture</w:t>
+        <w:t>System Architecture</w:t>
       </w:r>
       <w:r>
         <w:rPr>
@@ -1439,20 +1715,29 @@
     <w:p>
       <w:pPr>
         <w:tabs>
-          <w:tab w:pos="9071" w:val="right" w:leader="dot"/>
+          <w:tab w:pos="9184" w:val="right" w:leader="dot"/>
         </w:tabs>
-        <w:spacing w:before="20" w:after="20" w:line="320" w:lineRule="exact"/>
-        <w:ind w:left="340"/>
+        <w:spacing w:before="0" w:after="40" w:line="360" w:lineRule="exact"/>
+        <w:ind w:left="397"/>
         <w:jc w:val="left"/>
       </w:pPr>
       <w:r>
         <w:rPr>
           <w:rFonts w:ascii="Times New Roman" w:hAnsi="Times New Roman" w:eastAsia="Times New Roman"/>
+          <w:b/>
+          <w:i w:val="0"/>
+          <w:sz w:val="24"/>
+        </w:rPr>
+        <w:t xml:space="preserve">3.2. </w:t>
+      </w:r>
+      <w:r>
+        <w:rPr>
+          <w:rFonts w:ascii="Times New Roman" w:hAnsi="Times New Roman" w:eastAsia="Times New Roman"/>
           <w:b w:val="0"/>
           <w:i w:val="0"/>
           <w:sz w:val="24"/>
         </w:rPr>
-        <w:t>3.2. System Workflow</w:t>
+        <w:t>System Workflow</w:t>
       </w:r>
       <w:r>
         <w:rPr>
@@ -1468,20 +1753,29 @@
     <w:p>
       <w:pPr>
         <w:tabs>
-          <w:tab w:pos="9071" w:val="right" w:leader="dot"/>
+          <w:tab w:pos="9184" w:val="right" w:leader="dot"/>
         </w:tabs>
-        <w:spacing w:before="20" w:after="20" w:line="320" w:lineRule="exact"/>
-        <w:ind w:left="340"/>
+        <w:spacing w:before="0" w:after="40" w:line="360" w:lineRule="exact"/>
+        <w:ind w:left="397"/>
         <w:jc w:val="left"/>
       </w:pPr>
       <w:r>
         <w:rPr>
           <w:rFonts w:ascii="Times New Roman" w:hAnsi="Times New Roman" w:eastAsia="Times New Roman"/>
+          <w:b/>
+          <w:i w:val="0"/>
+          <w:sz w:val="24"/>
+        </w:rPr>
+        <w:t xml:space="preserve">3.3. </w:t>
+      </w:r>
+      <w:r>
+        <w:rPr>
+          <w:rFonts w:ascii="Times New Roman" w:hAnsi="Times New Roman" w:eastAsia="Times New Roman"/>
           <w:b w:val="0"/>
           <w:i w:val="0"/>
           <w:sz w:val="24"/>
         </w:rPr>
-        <w:t>3.3. Block Diagram</w:t>
+        <w:t>Block Diagram</w:t>
       </w:r>
       <w:r>
         <w:rPr>
@@ -1497,20 +1791,29 @@
     <w:p>
       <w:pPr>
         <w:tabs>
-          <w:tab w:pos="9071" w:val="right" w:leader="dot"/>
+          <w:tab w:pos="9184" w:val="right" w:leader="dot"/>
         </w:tabs>
-        <w:spacing w:before="20" w:after="20" w:line="320" w:lineRule="exact"/>
-        <w:ind w:left="340"/>
+        <w:spacing w:before="0" w:after="40" w:line="360" w:lineRule="exact"/>
+        <w:ind w:left="397"/>
         <w:jc w:val="left"/>
       </w:pPr>
       <w:r>
         <w:rPr>
           <w:rFonts w:ascii="Times New Roman" w:hAnsi="Times New Roman" w:eastAsia="Times New Roman"/>
+          <w:b/>
+          <w:i w:val="0"/>
+          <w:sz w:val="24"/>
+        </w:rPr>
+        <w:t xml:space="preserve">3.4. </w:t>
+      </w:r>
+      <w:r>
+        <w:rPr>
+          <w:rFonts w:ascii="Times New Roman" w:hAnsi="Times New Roman" w:eastAsia="Times New Roman"/>
           <w:b w:val="0"/>
           <w:i w:val="0"/>
           <w:sz w:val="24"/>
         </w:rPr>
-        <w:t>3.4. Functional Flow Diagram</w:t>
+        <w:t>Functional Flow Diagram</w:t>
       </w:r>
       <w:r>
         <w:rPr>
@@ -1526,20 +1829,29 @@
     <w:p>
       <w:pPr>
         <w:tabs>
-          <w:tab w:pos="9071" w:val="right" w:leader="dot"/>
+          <w:tab w:pos="9184" w:val="right" w:leader="dot"/>
         </w:tabs>
-        <w:spacing w:before="20" w:after="20" w:line="320" w:lineRule="exact"/>
-        <w:ind w:left="340"/>
+        <w:spacing w:before="0" w:after="40" w:line="360" w:lineRule="exact"/>
+        <w:ind w:left="397"/>
         <w:jc w:val="left"/>
       </w:pPr>
       <w:r>
         <w:rPr>
           <w:rFonts w:ascii="Times New Roman" w:hAnsi="Times New Roman" w:eastAsia="Times New Roman"/>
+          <w:b/>
+          <w:i w:val="0"/>
+          <w:sz w:val="24"/>
+        </w:rPr>
+        <w:t xml:space="preserve">3.5. </w:t>
+      </w:r>
+      <w:r>
+        <w:rPr>
+          <w:rFonts w:ascii="Times New Roman" w:hAnsi="Times New Roman" w:eastAsia="Times New Roman"/>
           <w:b w:val="0"/>
           <w:i w:val="0"/>
           <w:sz w:val="24"/>
         </w:rPr>
-        <w:t>3.5. Circuit Diagram</w:t>
+        <w:t>Circuit Diagram</w:t>
       </w:r>
       <w:r>
         <w:rPr>
@@ -1555,20 +1867,29 @@
     <w:p>
       <w:pPr>
         <w:tabs>
-          <w:tab w:pos="9071" w:val="right" w:leader="dot"/>
+          <w:tab w:pos="9184" w:val="right" w:leader="dot"/>
         </w:tabs>
-        <w:spacing w:before="20" w:after="20" w:line="320" w:lineRule="exact"/>
-        <w:ind w:left="340"/>
+        <w:spacing w:before="0" w:after="40" w:line="360" w:lineRule="exact"/>
+        <w:ind w:left="397"/>
         <w:jc w:val="left"/>
       </w:pPr>
       <w:r>
         <w:rPr>
           <w:rFonts w:ascii="Times New Roman" w:hAnsi="Times New Roman" w:eastAsia="Times New Roman"/>
+          <w:b/>
+          <w:i w:val="0"/>
+          <w:sz w:val="24"/>
+        </w:rPr>
+        <w:t xml:space="preserve">3.6. </w:t>
+      </w:r>
+      <w:r>
+        <w:rPr>
+          <w:rFonts w:ascii="Times New Roman" w:hAnsi="Times New Roman" w:eastAsia="Times New Roman"/>
           <w:b w:val="0"/>
           <w:i w:val="0"/>
           <w:sz w:val="24"/>
         </w:rPr>
-        <w:t>3.6. Component Interconnection Diagram</w:t>
+        <w:t>Component Interconnection Diagram</w:t>
       </w:r>
       <w:r>
         <w:rPr>
@@ -1584,20 +1905,29 @@
     <w:p>
       <w:pPr>
         <w:tabs>
-          <w:tab w:pos="9071" w:val="right" w:leader="dot"/>
+          <w:tab w:pos="9184" w:val="right" w:leader="dot"/>
         </w:tabs>
-        <w:spacing w:before="20" w:after="20" w:line="320" w:lineRule="exact"/>
-        <w:ind w:left="340"/>
+        <w:spacing w:before="0" w:after="40" w:line="360" w:lineRule="exact"/>
+        <w:ind w:left="397"/>
         <w:jc w:val="left"/>
       </w:pPr>
       <w:r>
         <w:rPr>
           <w:rFonts w:ascii="Times New Roman" w:hAnsi="Times New Roman" w:eastAsia="Times New Roman"/>
+          <w:b/>
+          <w:i w:val="0"/>
+          <w:sz w:val="24"/>
+        </w:rPr>
+        <w:t xml:space="preserve">3.7. </w:t>
+      </w:r>
+      <w:r>
+        <w:rPr>
+          <w:rFonts w:ascii="Times New Roman" w:hAnsi="Times New Roman" w:eastAsia="Times New Roman"/>
           <w:b w:val="0"/>
           <w:i w:val="0"/>
           <w:sz w:val="24"/>
         </w:rPr>
-        <w:t>3.7. Hardware Module Design</w:t>
+        <w:t>Hardware Module Design</w:t>
       </w:r>
       <w:r>
         <w:rPr>
@@ -1613,20 +1943,29 @@
     <w:p>
       <w:pPr>
         <w:tabs>
-          <w:tab w:pos="9071" w:val="right" w:leader="dot"/>
+          <w:tab w:pos="9184" w:val="right" w:leader="dot"/>
         </w:tabs>
-        <w:spacing w:before="20" w:after="20" w:line="320" w:lineRule="exact"/>
-        <w:ind w:left="340"/>
+        <w:spacing w:before="0" w:after="40" w:line="360" w:lineRule="exact"/>
+        <w:ind w:left="397"/>
         <w:jc w:val="left"/>
       </w:pPr>
       <w:r>
         <w:rPr>
           <w:rFonts w:ascii="Times New Roman" w:hAnsi="Times New Roman" w:eastAsia="Times New Roman"/>
+          <w:b/>
+          <w:i w:val="0"/>
+          <w:sz w:val="24"/>
+        </w:rPr>
+        <w:t xml:space="preserve">3.8. </w:t>
+      </w:r>
+      <w:r>
+        <w:rPr>
+          <w:rFonts w:ascii="Times New Roman" w:hAnsi="Times New Roman" w:eastAsia="Times New Roman"/>
           <w:b w:val="0"/>
           <w:i w:val="0"/>
           <w:sz w:val="24"/>
         </w:rPr>
-        <w:t>3.8. Data Flow &amp; Processing Logic</w:t>
+        <w:t>Data Flow &amp; Processing Logic</w:t>
       </w:r>
       <w:r>
         <w:rPr>
@@ -1642,20 +1981,29 @@
     <w:p>
       <w:pPr>
         <w:tabs>
-          <w:tab w:pos="9071" w:val="right" w:leader="dot"/>
+          <w:tab w:pos="9184" w:val="right" w:leader="dot"/>
         </w:tabs>
-        <w:spacing w:before="20" w:after="20" w:line="320" w:lineRule="exact"/>
-        <w:ind w:left="340"/>
+        <w:spacing w:before="0" w:after="40" w:line="360" w:lineRule="exact"/>
+        <w:ind w:left="397"/>
         <w:jc w:val="left"/>
       </w:pPr>
       <w:r>
         <w:rPr>
           <w:rFonts w:ascii="Times New Roman" w:hAnsi="Times New Roman" w:eastAsia="Times New Roman"/>
+          <w:b/>
+          <w:i w:val="0"/>
+          <w:sz w:val="24"/>
+        </w:rPr>
+        <w:t xml:space="preserve">3.9. </w:t>
+      </w:r>
+      <w:r>
+        <w:rPr>
+          <w:rFonts w:ascii="Times New Roman" w:hAnsi="Times New Roman" w:eastAsia="Times New Roman"/>
           <w:b w:val="0"/>
           <w:i w:val="0"/>
           <w:sz w:val="24"/>
         </w:rPr>
-        <w:t>3.9. Database Design (if applicable)</w:t>
+        <w:t>Database Design (if applicable)</w:t>
       </w:r>
       <w:r>
         <w:rPr>
@@ -1671,20 +2019,29 @@
     <w:p>
       <w:pPr>
         <w:tabs>
-          <w:tab w:pos="9071" w:val="right" w:leader="dot"/>
+          <w:tab w:pos="9184" w:val="right" w:leader="dot"/>
         </w:tabs>
-        <w:spacing w:before="20" w:after="20" w:line="320" w:lineRule="exact"/>
-        <w:ind w:left="340"/>
+        <w:spacing w:before="0" w:after="40" w:line="360" w:lineRule="exact"/>
+        <w:ind w:left="397"/>
         <w:jc w:val="left"/>
       </w:pPr>
       <w:r>
         <w:rPr>
           <w:rFonts w:ascii="Times New Roman" w:hAnsi="Times New Roman" w:eastAsia="Times New Roman"/>
+          <w:b/>
+          <w:i w:val="0"/>
+          <w:sz w:val="24"/>
+        </w:rPr>
+        <w:t xml:space="preserve">3.10. </w:t>
+      </w:r>
+      <w:r>
+        <w:rPr>
+          <w:rFonts w:ascii="Times New Roman" w:hAnsi="Times New Roman" w:eastAsia="Times New Roman"/>
           <w:b w:val="0"/>
           <w:i w:val="0"/>
           <w:sz w:val="24"/>
         </w:rPr>
-        <w:t>3.10. Dashboard/UI Design</w:t>
+        <w:t>Dashboard/UI Design</w:t>
       </w:r>
       <w:r>
         <w:rPr>
@@ -1700,20 +2057,29 @@
     <w:p>
       <w:pPr>
         <w:tabs>
-          <w:tab w:pos="9071" w:val="right" w:leader="dot"/>
+          <w:tab w:pos="9184" w:val="right" w:leader="dot"/>
         </w:tabs>
-        <w:spacing w:before="20" w:after="20" w:line="320" w:lineRule="exact"/>
-        <w:ind w:left="340"/>
+        <w:spacing w:before="0" w:after="40" w:line="360" w:lineRule="exact"/>
+        <w:ind w:left="397"/>
         <w:jc w:val="left"/>
       </w:pPr>
       <w:r>
         <w:rPr>
           <w:rFonts w:ascii="Times New Roman" w:hAnsi="Times New Roman" w:eastAsia="Times New Roman"/>
+          <w:b/>
+          <w:i w:val="0"/>
+          <w:sz w:val="24"/>
+        </w:rPr>
+        <w:t xml:space="preserve">3.11. </w:t>
+      </w:r>
+      <w:r>
+        <w:rPr>
+          <w:rFonts w:ascii="Times New Roman" w:hAnsi="Times New Roman" w:eastAsia="Times New Roman"/>
           <w:b w:val="0"/>
           <w:i w:val="0"/>
           <w:sz w:val="24"/>
         </w:rPr>
-        <w:t>3.11. Technology Stack</w:t>
+        <w:t>Technology Stack</w:t>
       </w:r>
       <w:r>
         <w:rPr>
@@ -1729,20 +2095,29 @@
     <w:p>
       <w:pPr>
         <w:tabs>
-          <w:tab w:pos="9071" w:val="right" w:leader="dot"/>
+          <w:tab w:pos="9184" w:val="right" w:leader="dot"/>
         </w:tabs>
-        <w:spacing w:before="20" w:after="20" w:line="320" w:lineRule="exact"/>
-        <w:ind w:left="340"/>
+        <w:spacing w:before="0" w:after="40" w:line="360" w:lineRule="exact"/>
+        <w:ind w:left="397"/>
         <w:jc w:val="left"/>
       </w:pPr>
       <w:r>
         <w:rPr>
           <w:rFonts w:ascii="Times New Roman" w:hAnsi="Times New Roman" w:eastAsia="Times New Roman"/>
+          <w:b/>
+          <w:i w:val="0"/>
+          <w:sz w:val="24"/>
+        </w:rPr>
+        <w:t xml:space="preserve">3.12. </w:t>
+      </w:r>
+      <w:r>
+        <w:rPr>
+          <w:rFonts w:ascii="Times New Roman" w:hAnsi="Times New Roman" w:eastAsia="Times New Roman"/>
           <w:b w:val="0"/>
           <w:i w:val="0"/>
           <w:sz w:val="24"/>
         </w:rPr>
-        <w:t>3.12. Safety &amp; Security Considerations</w:t>
+        <w:t>Safety &amp; Security Considerations</w:t>
       </w:r>
       <w:r>
         <w:rPr>
@@ -1758,20 +2133,29 @@
     <w:p>
       <w:pPr>
         <w:tabs>
-          <w:tab w:pos="9071" w:val="right" w:leader="dot"/>
+          <w:tab w:pos="9184" w:val="right" w:leader="dot"/>
         </w:tabs>
-        <w:spacing w:before="20" w:after="20" w:line="320" w:lineRule="exact"/>
-        <w:ind w:left="340"/>
+        <w:spacing w:before="0" w:after="40" w:line="360" w:lineRule="exact"/>
+        <w:ind w:left="397"/>
         <w:jc w:val="left"/>
       </w:pPr>
       <w:r>
         <w:rPr>
           <w:rFonts w:ascii="Times New Roman" w:hAnsi="Times New Roman" w:eastAsia="Times New Roman"/>
+          <w:b/>
+          <w:i w:val="0"/>
+          <w:sz w:val="24"/>
+        </w:rPr>
+        <w:t xml:space="preserve">3.13. </w:t>
+      </w:r>
+      <w:r>
+        <w:rPr>
+          <w:rFonts w:ascii="Times New Roman" w:hAnsi="Times New Roman" w:eastAsia="Times New Roman"/>
           <w:b w:val="0"/>
           <w:i w:val="0"/>
           <w:sz w:val="24"/>
         </w:rPr>
-        <w:t>3.13. Chapter Summary</w:t>
+        <w:t>Chapter Summary</w:t>
       </w:r>
       <w:r>
         <w:rPr>
@@ -1782,14 +2166,28 @@
         </w:rPr>
         <w:tab/>
         <w:t>45</w:t>
+      </w:r>
+    </w:p>
+    <w:p>
+      <w:pPr>
+        <w:spacing w:before="0" w:after="80" w:line="160" w:lineRule="exact"/>
+        <w:jc w:val="center"/>
+      </w:pPr>
+      <w:r>
+        <w:rPr>
+          <w:rFonts w:ascii="Times New Roman" w:hAnsi="Times New Roman" w:eastAsia="Times New Roman"/>
+          <w:b w:val="0"/>
+          <w:i w:val="0"/>
+          <w:sz w:val="12"/>
+        </w:rPr>
       </w:r>
     </w:p>
     <w:p>
       <w:pPr>
         <w:tabs>
-          <w:tab w:pos="9071" w:val="right" w:leader="dot"/>
+          <w:tab w:pos="9184" w:val="right" w:leader="dot"/>
         </w:tabs>
-        <w:spacing w:before="20" w:after="20" w:line="320" w:lineRule="exact"/>
+        <w:spacing w:before="0" w:after="40" w:line="360" w:lineRule="exact"/>
         <w:jc w:val="left"/>
       </w:pPr>
       <w:r>
@@ -1815,20 +2213,29 @@
     <w:p>
       <w:pPr>
         <w:tabs>
-          <w:tab w:pos="9071" w:val="right" w:leader="dot"/>
+          <w:tab w:pos="9184" w:val="right" w:leader="dot"/>
         </w:tabs>
-        <w:spacing w:before="20" w:after="20" w:line="320" w:lineRule="exact"/>
-        <w:ind w:left="340"/>
+        <w:spacing w:before="0" w:after="40" w:line="360" w:lineRule="exact"/>
+        <w:ind w:left="397"/>
         <w:jc w:val="left"/>
       </w:pPr>
       <w:r>
         <w:rPr>
           <w:rFonts w:ascii="Times New Roman" w:hAnsi="Times New Roman" w:eastAsia="Times New Roman"/>
+          <w:b/>
+          <w:i w:val="0"/>
+          <w:sz w:val="24"/>
+        </w:rPr>
+        <w:t xml:space="preserve">4.1. </w:t>
+      </w:r>
+      <w:r>
+        <w:rPr>
+          <w:rFonts w:ascii="Times New Roman" w:hAnsi="Times New Roman" w:eastAsia="Times New Roman"/>
           <w:b w:val="0"/>
           <w:i w:val="0"/>
           <w:sz w:val="24"/>
         </w:rPr>
-        <w:t>4.1. Development Environment</w:t>
+        <w:t>Development Environment</w:t>
       </w:r>
       <w:r>
         <w:rPr>
@@ -1844,20 +2251,29 @@
     <w:p>
       <w:pPr>
         <w:tabs>
-          <w:tab w:pos="9071" w:val="right" w:leader="dot"/>
+          <w:tab w:pos="9184" w:val="right" w:leader="dot"/>
         </w:tabs>
-        <w:spacing w:before="20" w:after="20" w:line="320" w:lineRule="exact"/>
-        <w:ind w:left="340"/>
+        <w:spacing w:before="0" w:after="40" w:line="360" w:lineRule="exact"/>
+        <w:ind w:left="397"/>
         <w:jc w:val="left"/>
       </w:pPr>
       <w:r>
         <w:rPr>
           <w:rFonts w:ascii="Times New Roman" w:hAnsi="Times New Roman" w:eastAsia="Times New Roman"/>
+          <w:b/>
+          <w:i w:val="0"/>
+          <w:sz w:val="24"/>
+        </w:rPr>
+        <w:t xml:space="preserve">4.2. </w:t>
+      </w:r>
+      <w:r>
+        <w:rPr>
+          <w:rFonts w:ascii="Times New Roman" w:hAnsi="Times New Roman" w:eastAsia="Times New Roman"/>
           <w:b w:val="0"/>
           <w:i w:val="0"/>
           <w:sz w:val="24"/>
         </w:rPr>
-        <w:t>4.2. Implementation Approach</w:t>
+        <w:t>Implementation Approach</w:t>
       </w:r>
       <w:r>
         <w:rPr>
@@ -1873,20 +2289,29 @@
     <w:p>
       <w:pPr>
         <w:tabs>
-          <w:tab w:pos="9071" w:val="right" w:leader="dot"/>
+          <w:tab w:pos="9184" w:val="right" w:leader="dot"/>
         </w:tabs>
-        <w:spacing w:before="20" w:after="20" w:line="320" w:lineRule="exact"/>
-        <w:ind w:left="340"/>
+        <w:spacing w:before="0" w:after="40" w:line="360" w:lineRule="exact"/>
+        <w:ind w:left="397"/>
         <w:jc w:val="left"/>
       </w:pPr>
       <w:r>
         <w:rPr>
           <w:rFonts w:ascii="Times New Roman" w:hAnsi="Times New Roman" w:eastAsia="Times New Roman"/>
+          <w:b/>
+          <w:i w:val="0"/>
+          <w:sz w:val="24"/>
+        </w:rPr>
+        <w:t xml:space="preserve">4.3. </w:t>
+      </w:r>
+      <w:r>
+        <w:rPr>
+          <w:rFonts w:ascii="Times New Roman" w:hAnsi="Times New Roman" w:eastAsia="Times New Roman"/>
           <w:b w:val="0"/>
           <w:i w:val="0"/>
           <w:sz w:val="24"/>
         </w:rPr>
-        <w:t>4.3. Hardware Assembly</w:t>
+        <w:t>Hardware Assembly</w:t>
       </w:r>
       <w:r>
         <w:rPr>
@@ -1902,20 +2327,29 @@
     <w:p>
       <w:pPr>
         <w:tabs>
-          <w:tab w:pos="9071" w:val="right" w:leader="dot"/>
+          <w:tab w:pos="9184" w:val="right" w:leader="dot"/>
         </w:tabs>
-        <w:spacing w:before="20" w:after="20" w:line="320" w:lineRule="exact"/>
-        <w:ind w:left="340"/>
+        <w:spacing w:before="0" w:after="40" w:line="360" w:lineRule="exact"/>
+        <w:ind w:left="397"/>
         <w:jc w:val="left"/>
       </w:pPr>
       <w:r>
         <w:rPr>
           <w:rFonts w:ascii="Times New Roman" w:hAnsi="Times New Roman" w:eastAsia="Times New Roman"/>
+          <w:b/>
+          <w:i w:val="0"/>
+          <w:sz w:val="24"/>
+        </w:rPr>
+        <w:t xml:space="preserve">4.4. </w:t>
+      </w:r>
+      <w:r>
+        <w:rPr>
+          <w:rFonts w:ascii="Times New Roman" w:hAnsi="Times New Roman" w:eastAsia="Times New Roman"/>
           <w:b w:val="0"/>
           <w:i w:val="0"/>
           <w:sz w:val="24"/>
         </w:rPr>
-        <w:t>4.4. Firmware Development</w:t>
+        <w:t>Firmware Development</w:t>
       </w:r>
       <w:r>
         <w:rPr>
@@ -1931,20 +2365,29 @@
     <w:p>
       <w:pPr>
         <w:tabs>
-          <w:tab w:pos="9071" w:val="right" w:leader="dot"/>
+          <w:tab w:pos="9184" w:val="right" w:leader="dot"/>
         </w:tabs>
-        <w:spacing w:before="20" w:after="20" w:line="320" w:lineRule="exact"/>
-        <w:ind w:left="340"/>
+        <w:spacing w:before="0" w:after="40" w:line="360" w:lineRule="exact"/>
+        <w:ind w:left="397"/>
         <w:jc w:val="left"/>
       </w:pPr>
       <w:r>
         <w:rPr>
           <w:rFonts w:ascii="Times New Roman" w:hAnsi="Times New Roman" w:eastAsia="Times New Roman"/>
+          <w:b/>
+          <w:i w:val="0"/>
+          <w:sz w:val="24"/>
+        </w:rPr>
+        <w:t xml:space="preserve">4.5. </w:t>
+      </w:r>
+      <w:r>
+        <w:rPr>
+          <w:rFonts w:ascii="Times New Roman" w:hAnsi="Times New Roman" w:eastAsia="Times New Roman"/>
           <w:b w:val="0"/>
           <w:i w:val="0"/>
           <w:sz w:val="24"/>
         </w:rPr>
-        <w:t>4.5. Cloud / Blynk Integration</w:t>
+        <w:t>Database/Cloud Integration</w:t>
       </w:r>
       <w:r>
         <w:rPr>
@@ -1960,20 +2403,29 @@
     <w:p>
       <w:pPr>
         <w:tabs>
-          <w:tab w:pos="9071" w:val="right" w:leader="dot"/>
+          <w:tab w:pos="9184" w:val="right" w:leader="dot"/>
         </w:tabs>
-        <w:spacing w:before="20" w:after="20" w:line="320" w:lineRule="exact"/>
-        <w:ind w:left="340"/>
+        <w:spacing w:before="0" w:after="40" w:line="360" w:lineRule="exact"/>
+        <w:ind w:left="397"/>
         <w:jc w:val="left"/>
       </w:pPr>
       <w:r>
         <w:rPr>
           <w:rFonts w:ascii="Times New Roman" w:hAnsi="Times New Roman" w:eastAsia="Times New Roman"/>
+          <w:b/>
+          <w:i w:val="0"/>
+          <w:sz w:val="24"/>
+        </w:rPr>
+        <w:t xml:space="preserve">4.6. </w:t>
+      </w:r>
+      <w:r>
+        <w:rPr>
+          <w:rFonts w:ascii="Times New Roman" w:hAnsi="Times New Roman" w:eastAsia="Times New Roman"/>
           <w:b w:val="0"/>
           <w:i w:val="0"/>
           <w:sz w:val="24"/>
         </w:rPr>
-        <w:t>4.6. Dashboard Development</w:t>
+        <w:t>Dashboard Development</w:t>
       </w:r>
       <w:r>
         <w:rPr>
@@ -1989,20 +2441,29 @@
     <w:p>
       <w:pPr>
         <w:tabs>
-          <w:tab w:pos="9071" w:val="right" w:leader="dot"/>
+          <w:tab w:pos="9184" w:val="right" w:leader="dot"/>
         </w:tabs>
-        <w:spacing w:before="20" w:after="20" w:line="320" w:lineRule="exact"/>
-        <w:ind w:left="340"/>
+        <w:spacing w:before="0" w:after="40" w:line="360" w:lineRule="exact"/>
+        <w:ind w:left="397"/>
         <w:jc w:val="left"/>
       </w:pPr>
       <w:r>
         <w:rPr>
           <w:rFonts w:ascii="Times New Roman" w:hAnsi="Times New Roman" w:eastAsia="Times New Roman"/>
+          <w:b/>
+          <w:i w:val="0"/>
+          <w:sz w:val="24"/>
+        </w:rPr>
+        <w:t xml:space="preserve">4.7. </w:t>
+      </w:r>
+      <w:r>
+        <w:rPr>
+          <w:rFonts w:ascii="Times New Roman" w:hAnsi="Times New Roman" w:eastAsia="Times New Roman"/>
           <w:b w:val="0"/>
           <w:i w:val="0"/>
           <w:sz w:val="24"/>
         </w:rPr>
-        <w:t>4.7. Module-wise Implementation</w:t>
+        <w:t>Module-wise Implementation</w:t>
       </w:r>
       <w:r>
         <w:rPr>
@@ -2018,20 +2479,29 @@
     <w:p>
       <w:pPr>
         <w:tabs>
-          <w:tab w:pos="9071" w:val="right" w:leader="dot"/>
+          <w:tab w:pos="9184" w:val="right" w:leader="dot"/>
         </w:tabs>
-        <w:spacing w:before="20" w:after="20" w:line="320" w:lineRule="exact"/>
-        <w:ind w:left="340"/>
+        <w:spacing w:before="0" w:after="40" w:line="360" w:lineRule="exact"/>
+        <w:ind w:left="397"/>
         <w:jc w:val="left"/>
       </w:pPr>
       <w:r>
         <w:rPr>
           <w:rFonts w:ascii="Times New Roman" w:hAnsi="Times New Roman" w:eastAsia="Times New Roman"/>
+          <w:b/>
+          <w:i w:val="0"/>
+          <w:sz w:val="24"/>
+        </w:rPr>
+        <w:t xml:space="preserve">4.8. </w:t>
+      </w:r>
+      <w:r>
+        <w:rPr>
+          <w:rFonts w:ascii="Times New Roman" w:hAnsi="Times New Roman" w:eastAsia="Times New Roman"/>
           <w:b w:val="0"/>
           <w:i w:val="0"/>
           <w:sz w:val="24"/>
         </w:rPr>
-        <w:t>4.8. Algorithms and Control Logic</w:t>
+        <w:t>Algorithms and Control Logic</w:t>
       </w:r>
       <w:r>
         <w:rPr>
@@ -2047,20 +2517,29 @@
     <w:p>
       <w:pPr>
         <w:tabs>
-          <w:tab w:pos="9071" w:val="right" w:leader="dot"/>
+          <w:tab w:pos="9184" w:val="right" w:leader="dot"/>
         </w:tabs>
-        <w:spacing w:before="20" w:after="20" w:line="320" w:lineRule="exact"/>
-        <w:ind w:left="340"/>
+        <w:spacing w:before="0" w:after="40" w:line="360" w:lineRule="exact"/>
+        <w:ind w:left="397"/>
         <w:jc w:val="left"/>
       </w:pPr>
       <w:r>
         <w:rPr>
           <w:rFonts w:ascii="Times New Roman" w:hAnsi="Times New Roman" w:eastAsia="Times New Roman"/>
+          <w:b/>
+          <w:i w:val="0"/>
+          <w:sz w:val="24"/>
+        </w:rPr>
+        <w:t xml:space="preserve">4.9. </w:t>
+      </w:r>
+      <w:r>
+        <w:rPr>
+          <w:rFonts w:ascii="Times New Roman" w:hAnsi="Times New Roman" w:eastAsia="Times New Roman"/>
           <w:b w:val="0"/>
           <w:i w:val="0"/>
           <w:sz w:val="24"/>
         </w:rPr>
-        <w:t>4.9. Safety Features Implemented</w:t>
+        <w:t>Safety Features Implemented</w:t>
       </w:r>
       <w:r>
         <w:rPr>
@@ -2076,20 +2555,29 @@
     <w:p>
       <w:pPr>
         <w:tabs>
-          <w:tab w:pos="9071" w:val="right" w:leader="dot"/>
+          <w:tab w:pos="9184" w:val="right" w:leader="dot"/>
         </w:tabs>
-        <w:spacing w:before="20" w:after="20" w:line="320" w:lineRule="exact"/>
-        <w:ind w:left="340"/>
+        <w:spacing w:before="0" w:after="40" w:line="360" w:lineRule="exact"/>
+        <w:ind w:left="397"/>
         <w:jc w:val="left"/>
       </w:pPr>
       <w:r>
         <w:rPr>
           <w:rFonts w:ascii="Times New Roman" w:hAnsi="Times New Roman" w:eastAsia="Times New Roman"/>
+          <w:b/>
+          <w:i w:val="0"/>
+          <w:sz w:val="24"/>
+        </w:rPr>
+        <w:t xml:space="preserve">4.10. </w:t>
+      </w:r>
+      <w:r>
+        <w:rPr>
+          <w:rFonts w:ascii="Times New Roman" w:hAnsi="Times New Roman" w:eastAsia="Times New Roman"/>
           <w:b w:val="0"/>
           <w:i w:val="0"/>
           <w:sz w:val="24"/>
         </w:rPr>
-        <w:t>4.10. Prototype Development</w:t>
+        <w:t>Prototype Development</w:t>
       </w:r>
       <w:r>
         <w:rPr>
@@ -2105,20 +2593,29 @@
     <w:p>
       <w:pPr>
         <w:tabs>
-          <w:tab w:pos="9071" w:val="right" w:leader="dot"/>
+          <w:tab w:pos="9184" w:val="right" w:leader="dot"/>
         </w:tabs>
-        <w:spacing w:before="20" w:after="20" w:line="320" w:lineRule="exact"/>
-        <w:ind w:left="340"/>
+        <w:spacing w:before="0" w:after="40" w:line="360" w:lineRule="exact"/>
+        <w:ind w:left="397"/>
         <w:jc w:val="left"/>
       </w:pPr>
       <w:r>
         <w:rPr>
           <w:rFonts w:ascii="Times New Roman" w:hAnsi="Times New Roman" w:eastAsia="Times New Roman"/>
+          <w:b/>
+          <w:i w:val="0"/>
+          <w:sz w:val="24"/>
+        </w:rPr>
+        <w:t xml:space="preserve">4.11. </w:t>
+      </w:r>
+      <w:r>
+        <w:rPr>
+          <w:rFonts w:ascii="Times New Roman" w:hAnsi="Times New Roman" w:eastAsia="Times New Roman"/>
           <w:b w:val="0"/>
           <w:i w:val="0"/>
           <w:sz w:val="24"/>
         </w:rPr>
-        <w:t>4.11. Prototype Photos &amp; Demonstration</w:t>
+        <w:t>Prototype Photos &amp; Demonstration</w:t>
       </w:r>
       <w:r>
         <w:rPr>
@@ -2129,14 +2626,33 @@
         </w:rPr>
         <w:tab/>
         <w:t>63</w:t>
+      </w:r>
+    </w:p>
+    <w:p>
+      <w:pPr>
+        <w:spacing w:before="0" w:after="80" w:line="160" w:lineRule="exact"/>
+        <w:jc w:val="center"/>
+      </w:pPr>
+      <w:r>
+        <w:rPr>
+          <w:rFonts w:ascii="Times New Roman" w:hAnsi="Times New Roman" w:eastAsia="Times New Roman"/>
+          <w:b w:val="0"/>
+          <w:i w:val="0"/>
+          <w:sz w:val="12"/>
+        </w:rPr>
+      </w:r>
+    </w:p>
+    <w:p>
+      <w:r>
+        <w:br w:type="page"/>
       </w:r>
     </w:p>
     <w:p>
       <w:pPr>
         <w:tabs>
-          <w:tab w:pos="9071" w:val="right" w:leader="dot"/>
+          <w:tab w:pos="9184" w:val="right" w:leader="dot"/>
         </w:tabs>
-        <w:spacing w:before="20" w:after="20" w:line="320" w:lineRule="exact"/>
+        <w:spacing w:before="0" w:after="40" w:line="360" w:lineRule="exact"/>
         <w:jc w:val="left"/>
       </w:pPr>
       <w:r>
@@ -2162,20 +2678,29 @@
     <w:p>
       <w:pPr>
         <w:tabs>
-          <w:tab w:pos="9071" w:val="right" w:leader="dot"/>
+          <w:tab w:pos="9184" w:val="right" w:leader="dot"/>
         </w:tabs>
-        <w:spacing w:before="20" w:after="20" w:line="320" w:lineRule="exact"/>
-        <w:ind w:left="340"/>
+        <w:spacing w:before="0" w:after="40" w:line="360" w:lineRule="exact"/>
+        <w:ind w:left="397"/>
         <w:jc w:val="left"/>
       </w:pPr>
       <w:r>
         <w:rPr>
           <w:rFonts w:ascii="Times New Roman" w:hAnsi="Times New Roman" w:eastAsia="Times New Roman"/>
+          <w:b/>
+          <w:i w:val="0"/>
+          <w:sz w:val="24"/>
+        </w:rPr>
+        <w:t xml:space="preserve">5.1. </w:t>
+      </w:r>
+      <w:r>
+        <w:rPr>
+          <w:rFonts w:ascii="Times New Roman" w:hAnsi="Times New Roman" w:eastAsia="Times New Roman"/>
           <w:b w:val="0"/>
           <w:i w:val="0"/>
           <w:sz w:val="24"/>
         </w:rPr>
-        <w:t>5.1. Testing Strategy</w:t>
+        <w:t>Testing Strategy</w:t>
       </w:r>
       <w:r>
         <w:rPr>
@@ -2191,20 +2716,29 @@
     <w:p>
       <w:pPr>
         <w:tabs>
-          <w:tab w:pos="9071" w:val="right" w:leader="dot"/>
+          <w:tab w:pos="9184" w:val="right" w:leader="dot"/>
         </w:tabs>
-        <w:spacing w:before="20" w:after="20" w:line="320" w:lineRule="exact"/>
-        <w:ind w:left="340"/>
+        <w:spacing w:before="0" w:after="40" w:line="360" w:lineRule="exact"/>
+        <w:ind w:left="397"/>
         <w:jc w:val="left"/>
       </w:pPr>
       <w:r>
         <w:rPr>
           <w:rFonts w:ascii="Times New Roman" w:hAnsi="Times New Roman" w:eastAsia="Times New Roman"/>
+          <w:b/>
+          <w:i w:val="0"/>
+          <w:sz w:val="24"/>
+        </w:rPr>
+        <w:t xml:space="preserve">5.2. </w:t>
+      </w:r>
+      <w:r>
+        <w:rPr>
+          <w:rFonts w:ascii="Times New Roman" w:hAnsi="Times New Roman" w:eastAsia="Times New Roman"/>
           <w:b w:val="0"/>
           <w:i w:val="0"/>
           <w:sz w:val="24"/>
         </w:rPr>
-        <w:t>5.2. Unit Testing</w:t>
+        <w:t>Unit Testing</w:t>
       </w:r>
       <w:r>
         <w:rPr>
@@ -2220,20 +2754,29 @@
     <w:p>
       <w:pPr>
         <w:tabs>
-          <w:tab w:pos="9071" w:val="right" w:leader="dot"/>
+          <w:tab w:pos="9184" w:val="right" w:leader="dot"/>
         </w:tabs>
-        <w:spacing w:before="20" w:after="20" w:line="320" w:lineRule="exact"/>
-        <w:ind w:left="340"/>
+        <w:spacing w:before="0" w:after="40" w:line="360" w:lineRule="exact"/>
+        <w:ind w:left="397"/>
         <w:jc w:val="left"/>
       </w:pPr>
       <w:r>
         <w:rPr>
           <w:rFonts w:ascii="Times New Roman" w:hAnsi="Times New Roman" w:eastAsia="Times New Roman"/>
+          <w:b/>
+          <w:i w:val="0"/>
+          <w:sz w:val="24"/>
+        </w:rPr>
+        <w:t xml:space="preserve">5.3. </w:t>
+      </w:r>
+      <w:r>
+        <w:rPr>
+          <w:rFonts w:ascii="Times New Roman" w:hAnsi="Times New Roman" w:eastAsia="Times New Roman"/>
           <w:b w:val="0"/>
           <w:i w:val="0"/>
           <w:sz w:val="24"/>
         </w:rPr>
-        <w:t>5.3. Integration Testing</w:t>
+        <w:t>Integration Testing</w:t>
       </w:r>
       <w:r>
         <w:rPr>
@@ -2249,20 +2792,29 @@
     <w:p>
       <w:pPr>
         <w:tabs>
-          <w:tab w:pos="9071" w:val="right" w:leader="dot"/>
+          <w:tab w:pos="9184" w:val="right" w:leader="dot"/>
         </w:tabs>
-        <w:spacing w:before="20" w:after="20" w:line="320" w:lineRule="exact"/>
-        <w:ind w:left="340"/>
+        <w:spacing w:before="0" w:after="40" w:line="360" w:lineRule="exact"/>
+        <w:ind w:left="397"/>
         <w:jc w:val="left"/>
       </w:pPr>
       <w:r>
         <w:rPr>
           <w:rFonts w:ascii="Times New Roman" w:hAnsi="Times New Roman" w:eastAsia="Times New Roman"/>
+          <w:b/>
+          <w:i w:val="0"/>
+          <w:sz w:val="24"/>
+        </w:rPr>
+        <w:t xml:space="preserve">5.4. </w:t>
+      </w:r>
+      <w:r>
+        <w:rPr>
+          <w:rFonts w:ascii="Times New Roman" w:hAnsi="Times New Roman" w:eastAsia="Times New Roman"/>
           <w:b w:val="0"/>
           <w:i w:val="0"/>
           <w:sz w:val="24"/>
         </w:rPr>
-        <w:t>5.4. System Testing</w:t>
+        <w:t>System Testing</w:t>
       </w:r>
       <w:r>
         <w:rPr>
@@ -2278,20 +2830,29 @@
     <w:p>
       <w:pPr>
         <w:tabs>
-          <w:tab w:pos="9071" w:val="right" w:leader="dot"/>
+          <w:tab w:pos="9184" w:val="right" w:leader="dot"/>
         </w:tabs>
-        <w:spacing w:before="20" w:after="20" w:line="320" w:lineRule="exact"/>
-        <w:ind w:left="340"/>
+        <w:spacing w:before="0" w:after="40" w:line="360" w:lineRule="exact"/>
+        <w:ind w:left="397"/>
         <w:jc w:val="left"/>
       </w:pPr>
       <w:r>
         <w:rPr>
           <w:rFonts w:ascii="Times New Roman" w:hAnsi="Times New Roman" w:eastAsia="Times New Roman"/>
+          <w:b/>
+          <w:i w:val="0"/>
+          <w:sz w:val="24"/>
+        </w:rPr>
+        <w:t xml:space="preserve">5.5. </w:t>
+      </w:r>
+      <w:r>
+        <w:rPr>
+          <w:rFonts w:ascii="Times New Roman" w:hAnsi="Times New Roman" w:eastAsia="Times New Roman"/>
           <w:b w:val="0"/>
           <w:i w:val="0"/>
           <w:sz w:val="24"/>
         </w:rPr>
-        <w:t>5.5. User Acceptance Testing</w:t>
+        <w:t>User Acceptance Testing</w:t>
       </w:r>
       <w:r>
         <w:rPr>
@@ -2307,20 +2868,29 @@
     <w:p>
       <w:pPr>
         <w:tabs>
-          <w:tab w:pos="9071" w:val="right" w:leader="dot"/>
+          <w:tab w:pos="9184" w:val="right" w:leader="dot"/>
         </w:tabs>
-        <w:spacing w:before="20" w:after="20" w:line="320" w:lineRule="exact"/>
-        <w:ind w:left="340"/>
+        <w:spacing w:before="0" w:after="40" w:line="360" w:lineRule="exact"/>
+        <w:ind w:left="397"/>
         <w:jc w:val="left"/>
       </w:pPr>
       <w:r>
         <w:rPr>
           <w:rFonts w:ascii="Times New Roman" w:hAnsi="Times New Roman" w:eastAsia="Times New Roman"/>
+          <w:b/>
+          <w:i w:val="0"/>
+          <w:sz w:val="24"/>
+        </w:rPr>
+        <w:t xml:space="preserve">5.6. </w:t>
+      </w:r>
+      <w:r>
+        <w:rPr>
+          <w:rFonts w:ascii="Times New Roman" w:hAnsi="Times New Roman" w:eastAsia="Times New Roman"/>
           <w:b w:val="0"/>
           <w:i w:val="0"/>
           <w:sz w:val="24"/>
         </w:rPr>
-        <w:t>5.6. Performance Evaluation</w:t>
+        <w:t>Performance Evaluation</w:t>
       </w:r>
       <w:r>
         <w:rPr>
@@ -2336,20 +2906,29 @@
     <w:p>
       <w:pPr>
         <w:tabs>
-          <w:tab w:pos="9071" w:val="right" w:leader="dot"/>
+          <w:tab w:pos="9184" w:val="right" w:leader="dot"/>
         </w:tabs>
-        <w:spacing w:before="20" w:after="20" w:line="320" w:lineRule="exact"/>
-        <w:ind w:left="340"/>
+        <w:spacing w:before="0" w:after="40" w:line="360" w:lineRule="exact"/>
+        <w:ind w:left="397"/>
         <w:jc w:val="left"/>
       </w:pPr>
       <w:r>
         <w:rPr>
           <w:rFonts w:ascii="Times New Roman" w:hAnsi="Times New Roman" w:eastAsia="Times New Roman"/>
+          <w:b/>
+          <w:i w:val="0"/>
+          <w:sz w:val="24"/>
+        </w:rPr>
+        <w:t xml:space="preserve">5.7. </w:t>
+      </w:r>
+      <w:r>
+        <w:rPr>
+          <w:rFonts w:ascii="Times New Roman" w:hAnsi="Times New Roman" w:eastAsia="Times New Roman"/>
           <w:b w:val="0"/>
           <w:i w:val="0"/>
           <w:sz w:val="24"/>
         </w:rPr>
-        <w:t>5.7. Security Testing</w:t>
+        <w:t>Security Testing</w:t>
       </w:r>
       <w:r>
         <w:rPr>
@@ -2365,20 +2944,29 @@
     <w:p>
       <w:pPr>
         <w:tabs>
-          <w:tab w:pos="9071" w:val="right" w:leader="dot"/>
+          <w:tab w:pos="9184" w:val="right" w:leader="dot"/>
         </w:tabs>
-        <w:spacing w:before="20" w:after="20" w:line="320" w:lineRule="exact"/>
-        <w:ind w:left="340"/>
+        <w:spacing w:before="0" w:after="40" w:line="360" w:lineRule="exact"/>
+        <w:ind w:left="397"/>
         <w:jc w:val="left"/>
       </w:pPr>
       <w:r>
         <w:rPr>
           <w:rFonts w:ascii="Times New Roman" w:hAnsi="Times New Roman" w:eastAsia="Times New Roman"/>
+          <w:b/>
+          <w:i w:val="0"/>
+          <w:sz w:val="24"/>
+        </w:rPr>
+        <w:t xml:space="preserve">5.8. </w:t>
+      </w:r>
+      <w:r>
+        <w:rPr>
+          <w:rFonts w:ascii="Times New Roman" w:hAnsi="Times New Roman" w:eastAsia="Times New Roman"/>
           <w:b w:val="0"/>
           <w:i w:val="0"/>
           <w:sz w:val="24"/>
         </w:rPr>
-        <w:t>5.8. Validation Metrics</w:t>
+        <w:t>Validation Metrics</w:t>
       </w:r>
       <w:r>
         <w:rPr>
@@ -2394,20 +2982,29 @@
     <w:p>
       <w:pPr>
         <w:tabs>
-          <w:tab w:pos="9071" w:val="right" w:leader="dot"/>
+          <w:tab w:pos="9184" w:val="right" w:leader="dot"/>
         </w:tabs>
-        <w:spacing w:before="20" w:after="20" w:line="320" w:lineRule="exact"/>
-        <w:ind w:left="340"/>
+        <w:spacing w:before="0" w:after="40" w:line="360" w:lineRule="exact"/>
+        <w:ind w:left="397"/>
         <w:jc w:val="left"/>
       </w:pPr>
       <w:r>
         <w:rPr>
           <w:rFonts w:ascii="Times New Roman" w:hAnsi="Times New Roman" w:eastAsia="Times New Roman"/>
+          <w:b/>
+          <w:i w:val="0"/>
+          <w:sz w:val="24"/>
+        </w:rPr>
+        <w:t xml:space="preserve">5.9. </w:t>
+      </w:r>
+      <w:r>
+        <w:rPr>
+          <w:rFonts w:ascii="Times New Roman" w:hAnsi="Times New Roman" w:eastAsia="Times New Roman"/>
           <w:b w:val="0"/>
           <w:i w:val="0"/>
           <w:sz w:val="24"/>
         </w:rPr>
-        <w:t>5.9. Test Cases</w:t>
+        <w:t>Test Cases</w:t>
       </w:r>
       <w:r>
         <w:rPr>
@@ -2423,20 +3020,29 @@
     <w:p>
       <w:pPr>
         <w:tabs>
-          <w:tab w:pos="9071" w:val="right" w:leader="dot"/>
+          <w:tab w:pos="9184" w:val="right" w:leader="dot"/>
         </w:tabs>
-        <w:spacing w:before="20" w:after="20" w:line="320" w:lineRule="exact"/>
-        <w:ind w:left="340"/>
+        <w:spacing w:before="0" w:after="40" w:line="360" w:lineRule="exact"/>
+        <w:ind w:left="397"/>
         <w:jc w:val="left"/>
       </w:pPr>
       <w:r>
         <w:rPr>
           <w:rFonts w:ascii="Times New Roman" w:hAnsi="Times New Roman" w:eastAsia="Times New Roman"/>
+          <w:b/>
+          <w:i w:val="0"/>
+          <w:sz w:val="24"/>
+        </w:rPr>
+        <w:t xml:space="preserve">5.10. </w:t>
+      </w:r>
+      <w:r>
+        <w:rPr>
+          <w:rFonts w:ascii="Times New Roman" w:hAnsi="Times New Roman" w:eastAsia="Times New Roman"/>
           <w:b w:val="0"/>
           <w:i w:val="0"/>
           <w:sz w:val="24"/>
         </w:rPr>
-        <w:t>5.10. Defects Identified and Corrections</w:t>
+        <w:t>Defects Identified and corrections</w:t>
       </w:r>
       <w:r>
         <w:rPr>
@@ -2452,20 +3058,29 @@
     <w:p>
       <w:pPr>
         <w:tabs>
-          <w:tab w:pos="9071" w:val="right" w:leader="dot"/>
+          <w:tab w:pos="9184" w:val="right" w:leader="dot"/>
         </w:tabs>
-        <w:spacing w:before="20" w:after="20" w:line="320" w:lineRule="exact"/>
-        <w:ind w:left="340"/>
+        <w:spacing w:before="0" w:after="40" w:line="360" w:lineRule="exact"/>
+        <w:ind w:left="397"/>
         <w:jc w:val="left"/>
       </w:pPr>
       <w:r>
         <w:rPr>
           <w:rFonts w:ascii="Times New Roman" w:hAnsi="Times New Roman" w:eastAsia="Times New Roman"/>
+          <w:b/>
+          <w:i w:val="0"/>
+          <w:sz w:val="24"/>
+        </w:rPr>
+        <w:t xml:space="preserve">5.11. </w:t>
+      </w:r>
+      <w:r>
+        <w:rPr>
+          <w:rFonts w:ascii="Times New Roman" w:hAnsi="Times New Roman" w:eastAsia="Times New Roman"/>
           <w:b w:val="0"/>
           <w:i w:val="0"/>
           <w:sz w:val="24"/>
         </w:rPr>
-        <w:t>5.11. Chapter Summary</w:t>
+        <w:t>Chapter Summary</w:t>
       </w:r>
       <w:r>
         <w:rPr>
@@ -2476,14 +3091,28 @@
         </w:rPr>
         <w:tab/>
         <w:t>79</w:t>
+      </w:r>
+    </w:p>
+    <w:p>
+      <w:pPr>
+        <w:spacing w:before="0" w:after="80" w:line="160" w:lineRule="exact"/>
+        <w:jc w:val="center"/>
+      </w:pPr>
+      <w:r>
+        <w:rPr>
+          <w:rFonts w:ascii="Times New Roman" w:hAnsi="Times New Roman" w:eastAsia="Times New Roman"/>
+          <w:b w:val="0"/>
+          <w:i w:val="0"/>
+          <w:sz w:val="12"/>
+        </w:rPr>
       </w:r>
     </w:p>
     <w:p>
       <w:pPr>
         <w:tabs>
-          <w:tab w:pos="9071" w:val="right" w:leader="dot"/>
+          <w:tab w:pos="9184" w:val="right" w:leader="dot"/>
         </w:tabs>
-        <w:spacing w:before="20" w:after="20" w:line="320" w:lineRule="exact"/>
+        <w:spacing w:before="0" w:after="40" w:line="360" w:lineRule="exact"/>
         <w:jc w:val="left"/>
       </w:pPr>
       <w:r>
@@ -2509,20 +3138,29 @@
     <w:p>
       <w:pPr>
         <w:tabs>
-          <w:tab w:pos="9071" w:val="right" w:leader="dot"/>
+          <w:tab w:pos="9184" w:val="right" w:leader="dot"/>
         </w:tabs>
-        <w:spacing w:before="20" w:after="20" w:line="320" w:lineRule="exact"/>
-        <w:ind w:left="340"/>
+        <w:spacing w:before="0" w:after="40" w:line="360" w:lineRule="exact"/>
+        <w:ind w:left="397"/>
         <w:jc w:val="left"/>
       </w:pPr>
       <w:r>
         <w:rPr>
           <w:rFonts w:ascii="Times New Roman" w:hAnsi="Times New Roman" w:eastAsia="Times New Roman"/>
+          <w:b/>
+          <w:i w:val="0"/>
+          <w:sz w:val="24"/>
+        </w:rPr>
+        <w:t xml:space="preserve">6.1. </w:t>
+      </w:r>
+      <w:r>
+        <w:rPr>
+          <w:rFonts w:ascii="Times New Roman" w:hAnsi="Times New Roman" w:eastAsia="Times New Roman"/>
           <w:b w:val="0"/>
           <w:i w:val="0"/>
           <w:sz w:val="24"/>
         </w:rPr>
-        <w:t>6.1. Beneficiary Profile</w:t>
+        <w:t>Beneficiary Profile</w:t>
       </w:r>
       <w:r>
         <w:rPr>
@@ -2538,20 +3176,29 @@
     <w:p>
       <w:pPr>
         <w:tabs>
-          <w:tab w:pos="9071" w:val="right" w:leader="dot"/>
+          <w:tab w:pos="9184" w:val="right" w:leader="dot"/>
         </w:tabs>
-        <w:spacing w:before="20" w:after="20" w:line="320" w:lineRule="exact"/>
-        <w:ind w:left="340"/>
+        <w:spacing w:before="0" w:after="40" w:line="360" w:lineRule="exact"/>
+        <w:ind w:left="397"/>
         <w:jc w:val="left"/>
       </w:pPr>
       <w:r>
         <w:rPr>
           <w:rFonts w:ascii="Times New Roman" w:hAnsi="Times New Roman" w:eastAsia="Times New Roman"/>
+          <w:b/>
+          <w:i w:val="0"/>
+          <w:sz w:val="24"/>
+        </w:rPr>
+        <w:t xml:space="preserve">6.2. </w:t>
+      </w:r>
+      <w:r>
+        <w:rPr>
+          <w:rFonts w:ascii="Times New Roman" w:hAnsi="Times New Roman" w:eastAsia="Times New Roman"/>
           <w:b w:val="0"/>
           <w:i w:val="0"/>
           <w:sz w:val="24"/>
         </w:rPr>
-        <w:t>6.2. Community Engagement Activities</w:t>
+        <w:t>Community Engagement Activities</w:t>
       </w:r>
       <w:r>
         <w:rPr>
@@ -2567,20 +3214,29 @@
     <w:p>
       <w:pPr>
         <w:tabs>
-          <w:tab w:pos="9071" w:val="right" w:leader="dot"/>
+          <w:tab w:pos="9184" w:val="right" w:leader="dot"/>
         </w:tabs>
-        <w:spacing w:before="20" w:after="20" w:line="320" w:lineRule="exact"/>
-        <w:ind w:left="340"/>
+        <w:spacing w:before="0" w:after="40" w:line="360" w:lineRule="exact"/>
+        <w:ind w:left="397"/>
         <w:jc w:val="left"/>
       </w:pPr>
       <w:r>
         <w:rPr>
           <w:rFonts w:ascii="Times New Roman" w:hAnsi="Times New Roman" w:eastAsia="Times New Roman"/>
+          <w:b/>
+          <w:i w:val="0"/>
+          <w:sz w:val="24"/>
+        </w:rPr>
+        <w:t xml:space="preserve">6.3. </w:t>
+      </w:r>
+      <w:r>
+        <w:rPr>
+          <w:rFonts w:ascii="Times New Roman" w:hAnsi="Times New Roman" w:eastAsia="Times New Roman"/>
           <w:b w:val="0"/>
           <w:i w:val="0"/>
           <w:sz w:val="24"/>
         </w:rPr>
-        <w:t>6.3. Pilot Deployment</w:t>
+        <w:t>Pilot Deployment</w:t>
       </w:r>
       <w:r>
         <w:rPr>
@@ -2596,20 +3252,29 @@
     <w:p>
       <w:pPr>
         <w:tabs>
-          <w:tab w:pos="9071" w:val="right" w:leader="dot"/>
+          <w:tab w:pos="9184" w:val="right" w:leader="dot"/>
         </w:tabs>
-        <w:spacing w:before="20" w:after="20" w:line="320" w:lineRule="exact"/>
-        <w:ind w:left="340"/>
+        <w:spacing w:before="0" w:after="40" w:line="360" w:lineRule="exact"/>
+        <w:ind w:left="397"/>
         <w:jc w:val="left"/>
       </w:pPr>
       <w:r>
         <w:rPr>
           <w:rFonts w:ascii="Times New Roman" w:hAnsi="Times New Roman" w:eastAsia="Times New Roman"/>
+          <w:b/>
+          <w:i w:val="0"/>
+          <w:sz w:val="24"/>
+        </w:rPr>
+        <w:t xml:space="preserve">6.4. </w:t>
+      </w:r>
+      <w:r>
+        <w:rPr>
+          <w:rFonts w:ascii="Times New Roman" w:hAnsi="Times New Roman" w:eastAsia="Times New Roman"/>
           <w:b w:val="0"/>
           <w:i w:val="0"/>
           <w:sz w:val="24"/>
         </w:rPr>
-        <w:t>6.4. User Training</w:t>
+        <w:t>User Training</w:t>
       </w:r>
       <w:r>
         <w:rPr>
@@ -2625,20 +3290,29 @@
     <w:p>
       <w:pPr>
         <w:tabs>
-          <w:tab w:pos="9071" w:val="right" w:leader="dot"/>
+          <w:tab w:pos="9184" w:val="right" w:leader="dot"/>
         </w:tabs>
-        <w:spacing w:before="20" w:after="20" w:line="320" w:lineRule="exact"/>
-        <w:ind w:left="340"/>
+        <w:spacing w:before="0" w:after="40" w:line="360" w:lineRule="exact"/>
+        <w:ind w:left="397"/>
         <w:jc w:val="left"/>
       </w:pPr>
       <w:r>
         <w:rPr>
           <w:rFonts w:ascii="Times New Roman" w:hAnsi="Times New Roman" w:eastAsia="Times New Roman"/>
+          <w:b/>
+          <w:i w:val="0"/>
+          <w:sz w:val="24"/>
+        </w:rPr>
+        <w:t xml:space="preserve">6.5. </w:t>
+      </w:r>
+      <w:r>
+        <w:rPr>
+          <w:rFonts w:ascii="Times New Roman" w:hAnsi="Times New Roman" w:eastAsia="Times New Roman"/>
           <w:b w:val="0"/>
           <w:i w:val="0"/>
           <w:sz w:val="24"/>
         </w:rPr>
-        <w:t>6.5. Feedback Collection</w:t>
+        <w:t>Feedback Collection</w:t>
       </w:r>
       <w:r>
         <w:rPr>
@@ -2654,20 +3328,29 @@
     <w:p>
       <w:pPr>
         <w:tabs>
-          <w:tab w:pos="9071" w:val="right" w:leader="dot"/>
+          <w:tab w:pos="9184" w:val="right" w:leader="dot"/>
         </w:tabs>
-        <w:spacing w:before="20" w:after="20" w:line="320" w:lineRule="exact"/>
-        <w:ind w:left="340"/>
+        <w:spacing w:before="0" w:after="40" w:line="360" w:lineRule="exact"/>
+        <w:ind w:left="397"/>
         <w:jc w:val="left"/>
       </w:pPr>
       <w:r>
         <w:rPr>
           <w:rFonts w:ascii="Times New Roman" w:hAnsi="Times New Roman" w:eastAsia="Times New Roman"/>
+          <w:b/>
+          <w:i w:val="0"/>
+          <w:sz w:val="24"/>
+        </w:rPr>
+        <w:t xml:space="preserve">6.6. </w:t>
+      </w:r>
+      <w:r>
+        <w:rPr>
+          <w:rFonts w:ascii="Times New Roman" w:hAnsi="Times New Roman" w:eastAsia="Times New Roman"/>
           <w:b w:val="0"/>
           <w:i w:val="0"/>
           <w:sz w:val="24"/>
         </w:rPr>
-        <w:t>6.6. Feedback Analysis</w:t>
+        <w:t>Feedback Analysis</w:t>
       </w:r>
       <w:r>
         <w:rPr>
@@ -2683,20 +3366,29 @@
     <w:p>
       <w:pPr>
         <w:tabs>
-          <w:tab w:pos="9071" w:val="right" w:leader="dot"/>
+          <w:tab w:pos="9184" w:val="right" w:leader="dot"/>
         </w:tabs>
-        <w:spacing w:before="20" w:after="20" w:line="320" w:lineRule="exact"/>
-        <w:ind w:left="340"/>
+        <w:spacing w:before="0" w:after="40" w:line="360" w:lineRule="exact"/>
+        <w:ind w:left="397"/>
         <w:jc w:val="left"/>
       </w:pPr>
       <w:r>
         <w:rPr>
           <w:rFonts w:ascii="Times New Roman" w:hAnsi="Times New Roman" w:eastAsia="Times New Roman"/>
+          <w:b/>
+          <w:i w:val="0"/>
+          <w:sz w:val="24"/>
+        </w:rPr>
+        <w:t xml:space="preserve">6.7. </w:t>
+      </w:r>
+      <w:r>
+        <w:rPr>
+          <w:rFonts w:ascii="Times New Roman" w:hAnsi="Times New Roman" w:eastAsia="Times New Roman"/>
           <w:b w:val="0"/>
           <w:i w:val="0"/>
           <w:sz w:val="24"/>
         </w:rPr>
-        <w:t>6.7. Impact Assessment</w:t>
+        <w:t>Impact Assessment</w:t>
       </w:r>
       <w:r>
         <w:rPr>
@@ -2712,20 +3404,29 @@
     <w:p>
       <w:pPr>
         <w:tabs>
-          <w:tab w:pos="9071" w:val="right" w:leader="dot"/>
+          <w:tab w:pos="9184" w:val="right" w:leader="dot"/>
         </w:tabs>
-        <w:spacing w:before="20" w:after="20" w:line="320" w:lineRule="exact"/>
-        <w:ind w:left="340"/>
+        <w:spacing w:before="0" w:after="40" w:line="360" w:lineRule="exact"/>
+        <w:ind w:left="397"/>
         <w:jc w:val="left"/>
       </w:pPr>
       <w:r>
         <w:rPr>
           <w:rFonts w:ascii="Times New Roman" w:hAnsi="Times New Roman" w:eastAsia="Times New Roman"/>
+          <w:b/>
+          <w:i w:val="0"/>
+          <w:sz w:val="24"/>
+        </w:rPr>
+        <w:t xml:space="preserve">6.8. </w:t>
+      </w:r>
+      <w:r>
+        <w:rPr>
+          <w:rFonts w:ascii="Times New Roman" w:hAnsi="Times New Roman" w:eastAsia="Times New Roman"/>
           <w:b w:val="0"/>
           <w:i w:val="0"/>
           <w:sz w:val="24"/>
         </w:rPr>
-        <w:t>6.8. Outcome Achievement Matrix</w:t>
+        <w:t>Outcome Achievement Matrix</w:t>
       </w:r>
       <w:r>
         <w:rPr>
@@ -2741,20 +3442,29 @@
     <w:p>
       <w:pPr>
         <w:tabs>
-          <w:tab w:pos="9071" w:val="right" w:leader="dot"/>
+          <w:tab w:pos="9184" w:val="right" w:leader="dot"/>
         </w:tabs>
-        <w:spacing w:before="20" w:after="20" w:line="320" w:lineRule="exact"/>
-        <w:ind w:left="340"/>
+        <w:spacing w:before="0" w:after="40" w:line="360" w:lineRule="exact"/>
+        <w:ind w:left="397"/>
         <w:jc w:val="left"/>
       </w:pPr>
       <w:r>
         <w:rPr>
           <w:rFonts w:ascii="Times New Roman" w:hAnsi="Times New Roman" w:eastAsia="Times New Roman"/>
+          <w:b/>
+          <w:i w:val="0"/>
+          <w:sz w:val="24"/>
+        </w:rPr>
+        <w:t xml:space="preserve">6.9. </w:t>
+      </w:r>
+      <w:r>
+        <w:rPr>
+          <w:rFonts w:ascii="Times New Roman" w:hAnsi="Times New Roman" w:eastAsia="Times New Roman"/>
           <w:b w:val="0"/>
           <w:i w:val="0"/>
           <w:sz w:val="24"/>
         </w:rPr>
-        <w:t>6.9. Sustainability Plan</w:t>
+        <w:t>Sustainability Plan</w:t>
       </w:r>
       <w:r>
         <w:rPr>
@@ -2765,14 +3475,28 @@
         </w:rPr>
         <w:tab/>
         <w:t>86</w:t>
+      </w:r>
+    </w:p>
+    <w:p>
+      <w:pPr>
+        <w:spacing w:before="0" w:after="80" w:line="160" w:lineRule="exact"/>
+        <w:jc w:val="center"/>
+      </w:pPr>
+      <w:r>
+        <w:rPr>
+          <w:rFonts w:ascii="Times New Roman" w:hAnsi="Times New Roman" w:eastAsia="Times New Roman"/>
+          <w:b w:val="0"/>
+          <w:i w:val="0"/>
+          <w:sz w:val="12"/>
+        </w:rPr>
       </w:r>
     </w:p>
     <w:p>
       <w:pPr>
         <w:tabs>
-          <w:tab w:pos="9071" w:val="right" w:leader="dot"/>
+          <w:tab w:pos="9184" w:val="right" w:leader="dot"/>
         </w:tabs>
-        <w:spacing w:before="20" w:after="20" w:line="320" w:lineRule="exact"/>
+        <w:spacing w:before="0" w:after="40" w:line="360" w:lineRule="exact"/>
         <w:jc w:val="left"/>
       </w:pPr>
       <w:r>
@@ -2798,20 +3522,29 @@
     <w:p>
       <w:pPr>
         <w:tabs>
-          <w:tab w:pos="9071" w:val="right" w:leader="dot"/>
+          <w:tab w:pos="9184" w:val="right" w:leader="dot"/>
         </w:tabs>
-        <w:spacing w:before="20" w:after="20" w:line="320" w:lineRule="exact"/>
-        <w:ind w:left="340"/>
+        <w:spacing w:before="0" w:after="40" w:line="360" w:lineRule="exact"/>
+        <w:ind w:left="397"/>
         <w:jc w:val="left"/>
       </w:pPr>
       <w:r>
         <w:rPr>
           <w:rFonts w:ascii="Times New Roman" w:hAnsi="Times New Roman" w:eastAsia="Times New Roman"/>
+          <w:b/>
+          <w:i w:val="0"/>
+          <w:sz w:val="24"/>
+        </w:rPr>
+        <w:t xml:space="preserve">7.1. </w:t>
+      </w:r>
+      <w:r>
+        <w:rPr>
+          <w:rFonts w:ascii="Times New Roman" w:hAnsi="Times New Roman" w:eastAsia="Times New Roman"/>
           <w:b w:val="0"/>
           <w:i w:val="0"/>
           <w:sz w:val="24"/>
         </w:rPr>
-        <w:t>7.1. Results and Discussion</w:t>
+        <w:t>Results and Discussion</w:t>
       </w:r>
       <w:r>
         <w:rPr>
@@ -2827,20 +3560,29 @@
     <w:p>
       <w:pPr>
         <w:tabs>
-          <w:tab w:pos="9071" w:val="right" w:leader="dot"/>
+          <w:tab w:pos="9184" w:val="right" w:leader="dot"/>
         </w:tabs>
-        <w:spacing w:before="20" w:after="20" w:line="320" w:lineRule="exact"/>
-        <w:ind w:left="340"/>
+        <w:spacing w:before="0" w:after="40" w:line="360" w:lineRule="exact"/>
+        <w:ind w:left="397"/>
         <w:jc w:val="left"/>
       </w:pPr>
       <w:r>
         <w:rPr>
           <w:rFonts w:ascii="Times New Roman" w:hAnsi="Times New Roman" w:eastAsia="Times New Roman"/>
+          <w:b/>
+          <w:i w:val="0"/>
+          <w:sz w:val="24"/>
+        </w:rPr>
+        <w:t xml:space="preserve">7.2. </w:t>
+      </w:r>
+      <w:r>
+        <w:rPr>
+          <w:rFonts w:ascii="Times New Roman" w:hAnsi="Times New Roman" w:eastAsia="Times New Roman"/>
           <w:b w:val="0"/>
           <w:i w:val="0"/>
           <w:sz w:val="24"/>
         </w:rPr>
-        <w:t>7.2. Achievement of Objectives</w:t>
+        <w:t>Achievement of Objectives</w:t>
       </w:r>
       <w:r>
         <w:rPr>
@@ -2856,20 +3598,29 @@
     <w:p>
       <w:pPr>
         <w:tabs>
-          <w:tab w:pos="9071" w:val="right" w:leader="dot"/>
+          <w:tab w:pos="9184" w:val="right" w:leader="dot"/>
         </w:tabs>
-        <w:spacing w:before="20" w:after="20" w:line="320" w:lineRule="exact"/>
-        <w:ind w:left="340"/>
+        <w:spacing w:before="0" w:after="40" w:line="360" w:lineRule="exact"/>
+        <w:ind w:left="397"/>
         <w:jc w:val="left"/>
       </w:pPr>
       <w:r>
         <w:rPr>
           <w:rFonts w:ascii="Times New Roman" w:hAnsi="Times New Roman" w:eastAsia="Times New Roman"/>
+          <w:b/>
+          <w:i w:val="0"/>
+          <w:sz w:val="24"/>
+        </w:rPr>
+        <w:t xml:space="preserve">7.3. </w:t>
+      </w:r>
+      <w:r>
+        <w:rPr>
+          <w:rFonts w:ascii="Times New Roman" w:hAnsi="Times New Roman" w:eastAsia="Times New Roman"/>
           <w:b w:val="0"/>
           <w:i w:val="0"/>
           <w:sz w:val="24"/>
         </w:rPr>
-        <w:t>7.3. Project Contributions</w:t>
+        <w:t>Project Contributions</w:t>
       </w:r>
       <w:r>
         <w:rPr>
@@ -2885,20 +3636,29 @@
     <w:p>
       <w:pPr>
         <w:tabs>
-          <w:tab w:pos="9071" w:val="right" w:leader="dot"/>
+          <w:tab w:pos="9184" w:val="right" w:leader="dot"/>
         </w:tabs>
-        <w:spacing w:before="20" w:after="20" w:line="320" w:lineRule="exact"/>
-        <w:ind w:left="340"/>
+        <w:spacing w:before="0" w:after="40" w:line="360" w:lineRule="exact"/>
+        <w:ind w:left="397"/>
         <w:jc w:val="left"/>
       </w:pPr>
       <w:r>
         <w:rPr>
           <w:rFonts w:ascii="Times New Roman" w:hAnsi="Times New Roman" w:eastAsia="Times New Roman"/>
+          <w:b/>
+          <w:i w:val="0"/>
+          <w:sz w:val="24"/>
+        </w:rPr>
+        <w:t xml:space="preserve">7.4. </w:t>
+      </w:r>
+      <w:r>
+        <w:rPr>
+          <w:rFonts w:ascii="Times New Roman" w:hAnsi="Times New Roman" w:eastAsia="Times New Roman"/>
           <w:b w:val="0"/>
           <w:i w:val="0"/>
           <w:sz w:val="24"/>
         </w:rPr>
-        <w:t>7.4. Limitations</w:t>
+        <w:t>Limitations</w:t>
       </w:r>
       <w:r>
         <w:rPr>
@@ -2914,20 +3674,29 @@
     <w:p>
       <w:pPr>
         <w:tabs>
-          <w:tab w:pos="9071" w:val="right" w:leader="dot"/>
+          <w:tab w:pos="9184" w:val="right" w:leader="dot"/>
         </w:tabs>
-        <w:spacing w:before="20" w:after="20" w:line="320" w:lineRule="exact"/>
-        <w:ind w:left="340"/>
+        <w:spacing w:before="0" w:after="40" w:line="360" w:lineRule="exact"/>
+        <w:ind w:left="397"/>
         <w:jc w:val="left"/>
       </w:pPr>
       <w:r>
         <w:rPr>
           <w:rFonts w:ascii="Times New Roman" w:hAnsi="Times New Roman" w:eastAsia="Times New Roman"/>
+          <w:b/>
+          <w:i w:val="0"/>
+          <w:sz w:val="24"/>
+        </w:rPr>
+        <w:t xml:space="preserve">7.5. </w:t>
+      </w:r>
+      <w:r>
+        <w:rPr>
+          <w:rFonts w:ascii="Times New Roman" w:hAnsi="Times New Roman" w:eastAsia="Times New Roman"/>
           <w:b w:val="0"/>
           <w:i w:val="0"/>
           <w:sz w:val="24"/>
         </w:rPr>
-        <w:t>7.5. Future Enhancements</w:t>
+        <w:t>Future Enhancements</w:t>
       </w:r>
       <w:r>
         <w:rPr>
@@ -2943,20 +3712,29 @@
     <w:p>
       <w:pPr>
         <w:tabs>
-          <w:tab w:pos="9071" w:val="right" w:leader="dot"/>
+          <w:tab w:pos="9184" w:val="right" w:leader="dot"/>
         </w:tabs>
-        <w:spacing w:before="20" w:after="20" w:line="320" w:lineRule="exact"/>
-        <w:ind w:left="340"/>
+        <w:spacing w:before="0" w:after="40" w:line="360" w:lineRule="exact"/>
+        <w:ind w:left="397"/>
         <w:jc w:val="left"/>
       </w:pPr>
       <w:r>
         <w:rPr>
           <w:rFonts w:ascii="Times New Roman" w:hAnsi="Times New Roman" w:eastAsia="Times New Roman"/>
+          <w:b/>
+          <w:i w:val="0"/>
+          <w:sz w:val="24"/>
+        </w:rPr>
+        <w:t xml:space="preserve">7.6. </w:t>
+      </w:r>
+      <w:r>
+        <w:rPr>
+          <w:rFonts w:ascii="Times New Roman" w:hAnsi="Times New Roman" w:eastAsia="Times New Roman"/>
           <w:b w:val="0"/>
           <w:i w:val="0"/>
           <w:sz w:val="24"/>
         </w:rPr>
-        <w:t>7.6. Conclusion</w:t>
+        <w:t>Conclusion</w:t>
       </w:r>
       <w:r>
         <w:rPr>
@@ -2967,14 +3745,28 @@
         </w:rPr>
         <w:tab/>
         <w:t>91</w:t>
+      </w:r>
+    </w:p>
+    <w:p>
+      <w:pPr>
+        <w:spacing w:before="0" w:after="80" w:line="160" w:lineRule="exact"/>
+        <w:jc w:val="center"/>
+      </w:pPr>
+      <w:r>
+        <w:rPr>
+          <w:rFonts w:ascii="Times New Roman" w:hAnsi="Times New Roman" w:eastAsia="Times New Roman"/>
+          <w:b w:val="0"/>
+          <w:i w:val="0"/>
+          <w:sz w:val="12"/>
+        </w:rPr>
       </w:r>
     </w:p>
     <w:p>
       <w:pPr>
         <w:tabs>
-          <w:tab w:pos="9071" w:val="right" w:leader="dot"/>
+          <w:tab w:pos="9184" w:val="right" w:leader="dot"/>
         </w:tabs>
-        <w:spacing w:before="20" w:after="20" w:line="320" w:lineRule="exact"/>
+        <w:spacing w:before="0" w:after="40" w:line="360" w:lineRule="exact"/>
         <w:jc w:val="left"/>
       </w:pPr>
       <w:r>
@@ -2994,15 +3786,15 @@
           <w:sz w:val="24"/>
         </w:rPr>
         <w:tab/>
-        <w:t>86</w:t>
+        <w:t>92</w:t>
       </w:r>
     </w:p>
     <w:p>
       <w:pPr>
         <w:tabs>
-          <w:tab w:pos="9071" w:val="right" w:leader="dot"/>
+          <w:tab w:pos="9184" w:val="right" w:leader="dot"/>
         </w:tabs>
-        <w:spacing w:before="20" w:after="20" w:line="320" w:lineRule="exact"/>
+        <w:spacing w:before="0" w:after="40" w:line="360" w:lineRule="exact"/>
         <w:jc w:val="left"/>
       </w:pPr>
       <w:r>
@@ -3012,7 +3804,7 @@
           <w:i w:val="0"/>
           <w:sz w:val="24"/>
         </w:rPr>
-        <w:t>APPENDIX A: SYSTEM LOGIC</w:t>
+        <w:t>ANNEXURES</w:t>
       </w:r>
       <w:r>
         <w:rPr>
@@ -3022,119 +3814,7 @@
           <w:sz w:val="24"/>
         </w:rPr>
         <w:tab/>
-        <w:t>89</w:t>
-      </w:r>
-    </w:p>
-    <w:p>
-      <w:pPr>
-        <w:tabs>
-          <w:tab w:pos="9071" w:val="right" w:leader="dot"/>
-        </w:tabs>
-        <w:spacing w:before="20" w:after="20" w:line="320" w:lineRule="exact"/>
-        <w:jc w:val="left"/>
-      </w:pPr>
-      <w:r>
-        <w:rPr>
-          <w:rFonts w:ascii="Times New Roman" w:hAnsi="Times New Roman" w:eastAsia="Times New Roman"/>
-          <w:b/>
-          <w:i w:val="0"/>
-          <w:sz w:val="24"/>
-        </w:rPr>
-        <w:t>SURVEY QUESTIONNAIRE</w:t>
-      </w:r>
-      <w:r>
-        <w:rPr>
-          <w:rFonts w:ascii="Times New Roman" w:hAnsi="Times New Roman" w:eastAsia="Times New Roman"/>
-          <w:b/>
-          <w:i w:val="0"/>
-          <w:sz w:val="24"/>
-        </w:rPr>
-        <w:tab/>
-        <w:t>94</w:t>
-      </w:r>
-    </w:p>
-    <w:p>
-      <w:pPr>
-        <w:tabs>
-          <w:tab w:pos="9071" w:val="right" w:leader="dot"/>
-        </w:tabs>
-        <w:spacing w:before="20" w:after="20" w:line="320" w:lineRule="exact"/>
-        <w:jc w:val="left"/>
-      </w:pPr>
-      <w:r>
-        <w:rPr>
-          <w:rFonts w:ascii="Times New Roman" w:hAnsi="Times New Roman" w:eastAsia="Times New Roman"/>
-          <w:b/>
-          <w:i w:val="0"/>
-          <w:sz w:val="24"/>
-        </w:rPr>
-        <w:t>FEEDBACK QUESTIONNAIRE</w:t>
-      </w:r>
-      <w:r>
-        <w:rPr>
-          <w:rFonts w:ascii="Times New Roman" w:hAnsi="Times New Roman" w:eastAsia="Times New Roman"/>
-          <w:b/>
-          <w:i w:val="0"/>
-          <w:sz w:val="24"/>
-        </w:rPr>
-        <w:tab/>
-        <w:t>95</w:t>
-      </w:r>
-    </w:p>
-    <w:p>
-      <w:pPr>
-        <w:tabs>
-          <w:tab w:pos="9071" w:val="right" w:leader="dot"/>
-        </w:tabs>
-        <w:spacing w:before="20" w:after="20" w:line="320" w:lineRule="exact"/>
-        <w:jc w:val="left"/>
-      </w:pPr>
-      <w:r>
-        <w:rPr>
-          <w:rFonts w:ascii="Times New Roman" w:hAnsi="Times New Roman" w:eastAsia="Times New Roman"/>
-          <w:b/>
-          <w:i w:val="0"/>
-          <w:sz w:val="24"/>
-        </w:rPr>
-        <w:t>FIELD VISIT PHOTOGRAPHS</w:t>
-      </w:r>
-      <w:r>
-        <w:rPr>
-          <w:rFonts w:ascii="Times New Roman" w:hAnsi="Times New Roman" w:eastAsia="Times New Roman"/>
-          <w:b/>
-          <w:i w:val="0"/>
-          <w:sz w:val="24"/>
-        </w:rPr>
-        <w:tab/>
-        <w:t>96</w:t>
-      </w:r>
-    </w:p>
-    <w:p>
-      <w:pPr>
-        <w:tabs>
-          <w:tab w:pos="9071" w:val="right" w:leader="dot"/>
-        </w:tabs>
-        <w:spacing w:before="20" w:after="20" w:line="320" w:lineRule="exact"/>
-        <w:jc w:val="left"/>
-      </w:pPr>
-      <w:r>
-        <w:rPr>
-          <w:rFonts w:ascii="Times New Roman" w:hAnsi="Times New Roman" w:eastAsia="Times New Roman"/>
-          <w:b/>
-          <w:i w:val="0"/>
-          <w:sz w:val="24"/>
-        </w:rPr>
-        <w:t>ANNEXURES</w:t>
-      </w:r>
-      <w:r>
-        <w:rPr>
-          <w:rFonts w:ascii="Times New Roman" w:hAnsi="Times New Roman" w:eastAsia="Times New Roman"/>
-          <w:b/>
-          <w:i w:val="0"/>
-          <w:sz w:val="24"/>
-        </w:rPr>
-        <w:tab/>
-        <w:t>94 – 98</w:t>
+        <w:t>95 – 102</w:t>
       </w:r>
     </w:p>
     <w:sectPr>

--- a/cep-iot-bus-stop/chapters/Front_Matter.docx
+++ b/cep-iot-bus-stop/chapters/Front_Matter.docx
@@ -670,7 +670,7 @@
           <w:sz w:val="24"/>
         </w:rPr>
         <w:tab/>
-        <w:t>2</w:t>
+        <w:t>1</w:t>
       </w:r>
     </w:p>
     <w:p>
@@ -708,7 +708,7 @@
           <w:sz w:val="24"/>
         </w:rPr>
         <w:tab/>
-        <w:t>3</w:t>
+        <w:t>2</w:t>
       </w:r>
     </w:p>
     <w:p>
@@ -746,7 +746,7 @@
           <w:sz w:val="24"/>
         </w:rPr>
         <w:tab/>
-        <w:t>4</w:t>
+        <w:t>3</w:t>
       </w:r>
     </w:p>
     <w:p>
@@ -784,7 +784,7 @@
           <w:sz w:val="24"/>
         </w:rPr>
         <w:tab/>
-        <w:t>5</w:t>
+        <w:t>3</w:t>
       </w:r>
     </w:p>
     <w:p>
@@ -822,7 +822,7 @@
           <w:sz w:val="24"/>
         </w:rPr>
         <w:tab/>
-        <w:t>5</w:t>
+        <w:t>3</w:t>
       </w:r>
     </w:p>
     <w:p>
@@ -860,7 +860,7 @@
           <w:sz w:val="24"/>
         </w:rPr>
         <w:tab/>
-        <w:t>6</w:t>
+        <w:t>4</w:t>
       </w:r>
     </w:p>
     <w:p>
@@ -898,7 +898,7 @@
           <w:sz w:val="24"/>
         </w:rPr>
         <w:tab/>
-        <w:t>7</w:t>
+        <w:t>4</w:t>
       </w:r>
     </w:p>
     <w:p>
@@ -936,7 +936,7 @@
           <w:sz w:val="24"/>
         </w:rPr>
         <w:tab/>
-        <w:t>8</w:t>
+        <w:t>5</w:t>
       </w:r>
     </w:p>
     <w:p>
@@ -974,7 +974,7 @@
           <w:sz w:val="24"/>
         </w:rPr>
         <w:tab/>
-        <w:t>8</w:t>
+        <w:t>5</w:t>
       </w:r>
     </w:p>
     <w:p>
@@ -1012,7 +1012,7 @@
           <w:sz w:val="24"/>
         </w:rPr>
         <w:tab/>
-        <w:t>9</w:t>
+        <w:t>6</w:t>
       </w:r>
     </w:p>
     <w:p>
@@ -1050,7 +1050,7 @@
           <w:sz w:val="24"/>
         </w:rPr>
         <w:tab/>
-        <w:t>10</w:t>
+        <w:t>6</w:t>
       </w:r>
     </w:p>
     <w:p>
@@ -1088,7 +1088,7 @@
           <w:sz w:val="24"/>
         </w:rPr>
         <w:tab/>
-        <w:t>10</w:t>
+        <w:t>7</w:t>
       </w:r>
     </w:p>
     <w:p>
@@ -1130,7 +1130,7 @@
           <w:sz w:val="24"/>
         </w:rPr>
         <w:tab/>
-        <w:t>11</w:t>
+        <w:t>8</w:t>
       </w:r>
     </w:p>
     <w:p>
@@ -1168,7 +1168,7 @@
           <w:sz w:val="24"/>
         </w:rPr>
         <w:tab/>
-        <w:t>11</w:t>
+        <w:t>8</w:t>
       </w:r>
     </w:p>
     <w:p>
@@ -1206,7 +1206,7 @@
           <w:sz w:val="24"/>
         </w:rPr>
         <w:tab/>
-        <w:t>11</w:t>
+        <w:t>8</w:t>
       </w:r>
     </w:p>
     <w:p>
@@ -1244,7 +1244,7 @@
           <w:sz w:val="24"/>
         </w:rPr>
         <w:tab/>
-        <w:t>15</w:t>
+        <w:t>11</w:t>
       </w:r>
     </w:p>
     <w:p>
@@ -1282,7 +1282,7 @@
           <w:sz w:val="24"/>
         </w:rPr>
         <w:tab/>
-        <w:t>17</w:t>
+        <w:t>11</w:t>
       </w:r>
     </w:p>
     <w:p>
@@ -1320,7 +1320,7 @@
           <w:sz w:val="24"/>
         </w:rPr>
         <w:tab/>
-        <w:t>18</w:t>
+        <w:t>12</w:t>
       </w:r>
     </w:p>
     <w:p>
@@ -1358,7 +1358,7 @@
           <w:sz w:val="24"/>
         </w:rPr>
         <w:tab/>
-        <w:t>19</w:t>
+        <w:t>13</w:t>
       </w:r>
     </w:p>
     <w:p>
@@ -1396,7 +1396,7 @@
           <w:sz w:val="24"/>
         </w:rPr>
         <w:tab/>
-        <w:t>20</w:t>
+        <w:t>14</w:t>
       </w:r>
     </w:p>
     <w:p>
@@ -1434,7 +1434,7 @@
           <w:sz w:val="24"/>
         </w:rPr>
         <w:tab/>
-        <w:t>21</w:t>
+        <w:t>15</w:t>
       </w:r>
     </w:p>
     <w:p>
@@ -1472,7 +1472,7 @@
           <w:sz w:val="24"/>
         </w:rPr>
         <w:tab/>
-        <w:t>22</w:t>
+        <w:t>16</w:t>
       </w:r>
     </w:p>
     <w:p>
@@ -1510,7 +1510,7 @@
           <w:sz w:val="24"/>
         </w:rPr>
         <w:tab/>
-        <w:t>23</w:t>
+        <w:t>16</w:t>
       </w:r>
     </w:p>
     <w:p>
@@ -1548,7 +1548,7 @@
           <w:sz w:val="24"/>
         </w:rPr>
         <w:tab/>
-        <w:t>24</w:t>
+        <w:t>17</w:t>
       </w:r>
     </w:p>
     <w:p>
@@ -1586,7 +1586,7 @@
           <w:sz w:val="24"/>
         </w:rPr>
         <w:tab/>
-        <w:t>25</w:t>
+        <w:t>17</w:t>
       </w:r>
     </w:p>
     <w:p>
@@ -1624,7 +1624,7 @@
           <w:sz w:val="24"/>
         </w:rPr>
         <w:tab/>
-        <w:t>26</w:t>
+        <w:t>18</w:t>
       </w:r>
     </w:p>
     <w:p>
@@ -1671,7 +1671,7 @@
           <w:sz w:val="24"/>
         </w:rPr>
         <w:tab/>
-        <w:t>27</w:t>
+        <w:t>19</w:t>
       </w:r>
     </w:p>
     <w:p>
@@ -1709,7 +1709,7 @@
           <w:sz w:val="24"/>
         </w:rPr>
         <w:tab/>
-        <w:t>27</w:t>
+        <w:t>19</w:t>
       </w:r>
     </w:p>
     <w:p>
@@ -1747,7 +1747,7 @@
           <w:sz w:val="24"/>
         </w:rPr>
         <w:tab/>
-        <w:t>28</w:t>
+        <w:t>20</w:t>
       </w:r>
     </w:p>
     <w:p>
@@ -1785,7 +1785,7 @@
           <w:sz w:val="24"/>
         </w:rPr>
         <w:tab/>
-        <w:t>29</w:t>
+        <w:t>21</w:t>
       </w:r>
     </w:p>
     <w:p>
@@ -1823,7 +1823,7 @@
           <w:sz w:val="24"/>
         </w:rPr>
         <w:tab/>
-        <w:t>29</w:t>
+        <w:t>22</w:t>
       </w:r>
     </w:p>
     <w:p>
@@ -1861,7 +1861,7 @@
           <w:sz w:val="24"/>
         </w:rPr>
         <w:tab/>
-        <w:t>30</w:t>
+        <w:t>23</w:t>
       </w:r>
     </w:p>
     <w:p>
@@ -1899,7 +1899,7 @@
           <w:sz w:val="24"/>
         </w:rPr>
         <w:tab/>
-        <w:t>31</w:t>
+        <w:t>25</w:t>
       </w:r>
     </w:p>
     <w:p>
@@ -1937,7 +1937,7 @@
           <w:sz w:val="24"/>
         </w:rPr>
         <w:tab/>
-        <w:t>33</w:t>
+        <w:t>27</w:t>
       </w:r>
     </w:p>
     <w:p>
@@ -1975,7 +1975,7 @@
           <w:sz w:val="24"/>
         </w:rPr>
         <w:tab/>
-        <w:t>35</w:t>
+        <w:t>30</w:t>
       </w:r>
     </w:p>
     <w:p>
@@ -2013,7 +2013,7 @@
           <w:sz w:val="24"/>
         </w:rPr>
         <w:tab/>
-        <w:t>37</w:t>
+        <w:t>31</w:t>
       </w:r>
     </w:p>
     <w:p>
@@ -2051,7 +2051,7 @@
           <w:sz w:val="24"/>
         </w:rPr>
         <w:tab/>
-        <w:t>38</w:t>
+        <w:t>32</w:t>
       </w:r>
     </w:p>
     <w:p>
@@ -2089,7 +2089,7 @@
           <w:sz w:val="24"/>
         </w:rPr>
         <w:tab/>
-        <w:t>42</w:t>
+        <w:t>33</w:t>
       </w:r>
     </w:p>
     <w:p>
@@ -2127,7 +2127,7 @@
           <w:sz w:val="24"/>
         </w:rPr>
         <w:tab/>
-        <w:t>43</w:t>
+        <w:t>34</w:t>
       </w:r>
     </w:p>
     <w:p>
@@ -2165,7 +2165,7 @@
           <w:sz w:val="24"/>
         </w:rPr>
         <w:tab/>
-        <w:t>45</w:t>
+        <w:t>35</w:t>
       </w:r>
     </w:p>
     <w:p>
@@ -2207,7 +2207,7 @@
           <w:sz w:val="24"/>
         </w:rPr>
         <w:tab/>
-        <w:t>46</w:t>
+        <w:t>36</w:t>
       </w:r>
     </w:p>
     <w:p>
@@ -2245,7 +2245,7 @@
           <w:sz w:val="24"/>
         </w:rPr>
         <w:tab/>
-        <w:t>46</w:t>
+        <w:t>36</w:t>
       </w:r>
     </w:p>
     <w:p>
@@ -2283,7 +2283,7 @@
           <w:sz w:val="24"/>
         </w:rPr>
         <w:tab/>
-        <w:t>46</w:t>
+        <w:t>36</w:t>
       </w:r>
     </w:p>
     <w:p>
@@ -2321,7 +2321,7 @@
           <w:sz w:val="24"/>
         </w:rPr>
         <w:tab/>
-        <w:t>48</w:t>
+        <w:t>38</w:t>
       </w:r>
     </w:p>
     <w:p>
@@ -2359,7 +2359,7 @@
           <w:sz w:val="24"/>
         </w:rPr>
         <w:tab/>
-        <w:t>51</w:t>
+        <w:t>42</w:t>
       </w:r>
     </w:p>
     <w:p>
@@ -2397,7 +2397,7 @@
           <w:sz w:val="24"/>
         </w:rPr>
         <w:tab/>
-        <w:t>56</w:t>
+        <w:t>44</w:t>
       </w:r>
     </w:p>
     <w:p>
@@ -2435,7 +2435,7 @@
           <w:sz w:val="24"/>
         </w:rPr>
         <w:tab/>
-        <w:t>58</w:t>
+        <w:t>46</w:t>
       </w:r>
     </w:p>
     <w:p>
@@ -2473,7 +2473,7 @@
           <w:sz w:val="24"/>
         </w:rPr>
         <w:tab/>
-        <w:t>59</w:t>
+        <w:t>48</w:t>
       </w:r>
     </w:p>
     <w:p>
@@ -2511,7 +2511,7 @@
           <w:sz w:val="24"/>
         </w:rPr>
         <w:tab/>
-        <w:t>60</w:t>
+        <w:t>50</w:t>
       </w:r>
     </w:p>
     <w:p>
@@ -2549,7 +2549,7 @@
           <w:sz w:val="24"/>
         </w:rPr>
         <w:tab/>
-        <w:t>61</w:t>
+        <w:t>52</w:t>
       </w:r>
     </w:p>
     <w:p>
@@ -2587,7 +2587,7 @@
           <w:sz w:val="24"/>
         </w:rPr>
         <w:tab/>
-        <w:t>62</w:t>
+        <w:t>53</w:t>
       </w:r>
     </w:p>
     <w:p>
@@ -2625,7 +2625,7 @@
           <w:sz w:val="24"/>
         </w:rPr>
         <w:tab/>
-        <w:t>63</w:t>
+        <w:t>54</w:t>
       </w:r>
     </w:p>
     <w:p>
@@ -2672,7 +2672,7 @@
           <w:sz w:val="24"/>
         </w:rPr>
         <w:tab/>
-        <w:t>66</w:t>
+        <w:t>58</w:t>
       </w:r>
     </w:p>
     <w:p>
@@ -2710,7 +2710,7 @@
           <w:sz w:val="24"/>
         </w:rPr>
         <w:tab/>
-        <w:t>66</w:t>
+        <w:t>58</w:t>
       </w:r>
     </w:p>
     <w:p>
@@ -2748,7 +2748,7 @@
           <w:sz w:val="24"/>
         </w:rPr>
         <w:tab/>
-        <w:t>66</w:t>
+        <w:t>58</w:t>
       </w:r>
     </w:p>
     <w:p>
@@ -2786,7 +2786,7 @@
           <w:sz w:val="24"/>
         </w:rPr>
         <w:tab/>
-        <w:t>68</w:t>
+        <w:t>60</w:t>
       </w:r>
     </w:p>
     <w:p>
@@ -2824,7 +2824,7 @@
           <w:sz w:val="24"/>
         </w:rPr>
         <w:tab/>
-        <w:t>70</w:t>
+        <w:t>62</w:t>
       </w:r>
     </w:p>
     <w:p>
@@ -2862,7 +2862,7 @@
           <w:sz w:val="24"/>
         </w:rPr>
         <w:tab/>
-        <w:t>72</w:t>
+        <w:t>64</w:t>
       </w:r>
     </w:p>
     <w:p>
@@ -2900,7 +2900,7 @@
           <w:sz w:val="24"/>
         </w:rPr>
         <w:tab/>
-        <w:t>72</w:t>
+        <w:t>65</w:t>
       </w:r>
     </w:p>
     <w:p>
@@ -2938,7 +2938,7 @@
           <w:sz w:val="24"/>
         </w:rPr>
         <w:tab/>
-        <w:t>74</w:t>
+        <w:t>67</w:t>
       </w:r>
     </w:p>
     <w:p>
@@ -2976,7 +2976,7 @@
           <w:sz w:val="24"/>
         </w:rPr>
         <w:tab/>
-        <w:t>75</w:t>
+        <w:t>68</w:t>
       </w:r>
     </w:p>
     <w:p>
@@ -3014,7 +3014,7 @@
           <w:sz w:val="24"/>
         </w:rPr>
         <w:tab/>
-        <w:t>77</w:t>
+        <w:t>69</w:t>
       </w:r>
     </w:p>
     <w:p>
@@ -3052,7 +3052,7 @@
           <w:sz w:val="24"/>
         </w:rPr>
         <w:tab/>
-        <w:t>78</w:t>
+        <w:t>70</w:t>
       </w:r>
     </w:p>
     <w:p>
@@ -3090,7 +3090,7 @@
           <w:sz w:val="24"/>
         </w:rPr>
         <w:tab/>
-        <w:t>79</w:t>
+        <w:t>71</w:t>
       </w:r>
     </w:p>
     <w:p>
@@ -3132,7 +3132,7 @@
           <w:sz w:val="24"/>
         </w:rPr>
         <w:tab/>
-        <w:t>80</w:t>
+        <w:t>72</w:t>
       </w:r>
     </w:p>
     <w:p>
@@ -3170,7 +3170,7 @@
           <w:sz w:val="24"/>
         </w:rPr>
         <w:tab/>
-        <w:t>80</w:t>
+        <w:t>72</w:t>
       </w:r>
     </w:p>
     <w:p>
@@ -3208,7 +3208,7 @@
           <w:sz w:val="24"/>
         </w:rPr>
         <w:tab/>
-        <w:t>80</w:t>
+        <w:t>72</w:t>
       </w:r>
     </w:p>
     <w:p>
@@ -3246,7 +3246,7 @@
           <w:sz w:val="24"/>
         </w:rPr>
         <w:tab/>
-        <w:t>81</w:t>
+        <w:t>73</w:t>
       </w:r>
     </w:p>
     <w:p>
@@ -3284,7 +3284,7 @@
           <w:sz w:val="24"/>
         </w:rPr>
         <w:tab/>
-        <w:t>82</w:t>
+        <w:t>74</w:t>
       </w:r>
     </w:p>
     <w:p>
@@ -3322,7 +3322,7 @@
           <w:sz w:val="24"/>
         </w:rPr>
         <w:tab/>
-        <w:t>83</w:t>
+        <w:t>75</w:t>
       </w:r>
     </w:p>
     <w:p>
@@ -3360,7 +3360,7 @@
           <w:sz w:val="24"/>
         </w:rPr>
         <w:tab/>
-        <w:t>83</w:t>
+        <w:t>75</w:t>
       </w:r>
     </w:p>
     <w:p>
@@ -3398,7 +3398,7 @@
           <w:sz w:val="24"/>
         </w:rPr>
         <w:tab/>
-        <w:t>85</w:t>
+        <w:t>77</w:t>
       </w:r>
     </w:p>
     <w:p>
@@ -3436,7 +3436,7 @@
           <w:sz w:val="24"/>
         </w:rPr>
         <w:tab/>
-        <w:t>86</w:t>
+        <w:t>78</w:t>
       </w:r>
     </w:p>
     <w:p>
@@ -3474,7 +3474,7 @@
           <w:sz w:val="24"/>
         </w:rPr>
         <w:tab/>
-        <w:t>86</w:t>
+        <w:t>79</w:t>
       </w:r>
     </w:p>
     <w:p>
@@ -3516,7 +3516,7 @@
           <w:sz w:val="24"/>
         </w:rPr>
         <w:tab/>
-        <w:t>87</w:t>
+        <w:t>80</w:t>
       </w:r>
     </w:p>
     <w:p>
@@ -3554,7 +3554,7 @@
           <w:sz w:val="24"/>
         </w:rPr>
         <w:tab/>
-        <w:t>87</w:t>
+        <w:t>80</w:t>
       </w:r>
     </w:p>
     <w:p>
@@ -3592,7 +3592,7 @@
           <w:sz w:val="24"/>
         </w:rPr>
         <w:tab/>
-        <w:t>88</w:t>
+        <w:t>81</w:t>
       </w:r>
     </w:p>
     <w:p>
@@ -3630,7 +3630,7 @@
           <w:sz w:val="24"/>
         </w:rPr>
         <w:tab/>
-        <w:t>89</w:t>
+        <w:t>82</w:t>
       </w:r>
     </w:p>
     <w:p>
@@ -3668,7 +3668,7 @@
           <w:sz w:val="24"/>
         </w:rPr>
         <w:tab/>
-        <w:t>90</w:t>
+        <w:t>83</w:t>
       </w:r>
     </w:p>
     <w:p>
@@ -3706,7 +3706,7 @@
           <w:sz w:val="24"/>
         </w:rPr>
         <w:tab/>
-        <w:t>90</w:t>
+        <w:t>84</w:t>
       </w:r>
     </w:p>
     <w:p>
@@ -3744,7 +3744,7 @@
           <w:sz w:val="24"/>
         </w:rPr>
         <w:tab/>
-        <w:t>91</w:t>
+        <w:t>85</w:t>
       </w:r>
     </w:p>
     <w:p>
@@ -3786,7 +3786,7 @@
           <w:sz w:val="24"/>
         </w:rPr>
         <w:tab/>
-        <w:t>92</w:t>
+        <w:t>86</w:t>
       </w:r>
     </w:p>
     <w:p>
@@ -3814,7 +3814,7 @@
           <w:sz w:val="24"/>
         </w:rPr>
         <w:tab/>
-        <w:t>95 – 102</w:t>
+        <w:t>89 onwards</w:t>
       </w:r>
     </w:p>
     <w:sectPr>

--- a/cep-iot-bus-stop/chapters/Front_Matter.docx
+++ b/cep-iot-bus-stop/chapters/Front_Matter.docx
@@ -556,14 +556,13 @@
     </w:p>
     <w:p>
       <w:pPr>
-        <w:spacing w:before="0" w:after="280" w:line="440" w:lineRule="exact"/>
+        <w:spacing w:after="320" w:line="240" w:lineRule="auto"/>
         <w:jc w:val="center"/>
       </w:pPr>
       <w:r>
         <w:rPr>
-          <w:rFonts w:ascii="Times New Roman" w:hAnsi="Times New Roman" w:eastAsia="Times New Roman"/>
+          <w:rFonts w:ascii="Times New Roman" w:hAnsi="Times New Roman"/>
           <w:b/>
-          <w:i w:val="0"/>
           <w:sz w:val="32"/>
         </w:rPr>
         <w:t>TABLE OF CONTENTS</w:t>
@@ -571,1075 +570,611 @@
     </w:p>
     <w:p>
       <w:pPr>
-        <w:tabs>
-          <w:tab w:pos="9184" w:val="right" w:leader="dot"/>
-        </w:tabs>
-        <w:spacing w:before="0" w:after="40" w:line="360" w:lineRule="exact"/>
-        <w:jc w:val="left"/>
+        <w:spacing w:before="20" w:after="20" w:line="259" w:lineRule="auto"/>
       </w:pPr>
       <w:r>
         <w:rPr>
-          <w:rFonts w:ascii="Times New Roman" w:hAnsi="Times New Roman" w:eastAsia="Times New Roman"/>
+          <w:rFonts w:ascii="Times New Roman" w:hAnsi="Times New Roman"/>
           <w:b/>
-          <w:i w:val="0"/>
           <w:sz w:val="24"/>
         </w:rPr>
-        <w:t>CHAPTER 1: INTRODUCTION AND COMMUNITY CONTEXT</w:t>
-      </w:r>
-      <w:r>
-        <w:rPr>
-          <w:rFonts w:ascii="Times New Roman" w:hAnsi="Times New Roman" w:eastAsia="Times New Roman"/>
-          <w:b/>
-          <w:i w:val="0"/>
-          <w:sz w:val="24"/>
-        </w:rPr>
-        <w:tab/>
-        <w:t>1</w:t>
+        <w:t>CHAPTER 1: INTRODUCTION AND COMMUNITY CONTEXT . . . . . . . . . . . . . . . . . . . . . . 1</w:t>
       </w:r>
     </w:p>
     <w:p>
       <w:pPr>
-        <w:tabs>
-          <w:tab w:pos="9184" w:val="right" w:leader="dot"/>
-        </w:tabs>
-        <w:spacing w:before="0" w:after="40" w:line="360" w:lineRule="exact"/>
+        <w:spacing w:before="20" w:after="20" w:line="259" w:lineRule="auto"/>
         <w:ind w:left="397"/>
-        <w:jc w:val="left"/>
       </w:pPr>
       <w:r>
         <w:rPr>
-          <w:rFonts w:ascii="Times New Roman" w:hAnsi="Times New Roman" w:eastAsia="Times New Roman"/>
+          <w:rFonts w:ascii="Times New Roman" w:hAnsi="Times New Roman"/>
           <w:b/>
-          <w:i w:val="0"/>
           <w:sz w:val="24"/>
         </w:rPr>
         <w:t xml:space="preserve">1.1. </w:t>
       </w:r>
       <w:r>
         <w:rPr>
-          <w:rFonts w:ascii="Times New Roman" w:hAnsi="Times New Roman" w:eastAsia="Times New Roman"/>
+          <w:rFonts w:ascii="Times New Roman" w:hAnsi="Times New Roman"/>
           <w:b w:val="0"/>
-          <w:i w:val="0"/>
           <w:sz w:val="24"/>
         </w:rPr>
-        <w:t>Project Background</w:t>
-      </w:r>
-      <w:r>
-        <w:rPr>
-          <w:rFonts w:ascii="Times New Roman" w:hAnsi="Times New Roman" w:eastAsia="Times New Roman"/>
-          <w:b w:val="0"/>
-          <w:i w:val="0"/>
-          <w:sz w:val="24"/>
-        </w:rPr>
-        <w:tab/>
-        <w:t>1</w:t>
+        <w:t>Project Background . . . . . . . . . . . . . . . . . . . . . . . . . . . . . . . . . . . . . . . . . . . . . . . . . . . . . . . . . 1</w:t>
       </w:r>
     </w:p>
     <w:p>
       <w:pPr>
-        <w:tabs>
-          <w:tab w:pos="9184" w:val="right" w:leader="dot"/>
-        </w:tabs>
-        <w:spacing w:before="0" w:after="40" w:line="360" w:lineRule="exact"/>
+        <w:spacing w:before="20" w:after="20" w:line="259" w:lineRule="auto"/>
         <w:ind w:left="397"/>
-        <w:jc w:val="left"/>
       </w:pPr>
       <w:r>
         <w:rPr>
-          <w:rFonts w:ascii="Times New Roman" w:hAnsi="Times New Roman" w:eastAsia="Times New Roman"/>
+          <w:rFonts w:ascii="Times New Roman" w:hAnsi="Times New Roman"/>
           <w:b/>
-          <w:i w:val="0"/>
           <w:sz w:val="24"/>
         </w:rPr>
         <w:t xml:space="preserve">1.2. </w:t>
       </w:r>
       <w:r>
         <w:rPr>
-          <w:rFonts w:ascii="Times New Roman" w:hAnsi="Times New Roman" w:eastAsia="Times New Roman"/>
+          <w:rFonts w:ascii="Times New Roman" w:hAnsi="Times New Roman"/>
           <w:b w:val="0"/>
-          <w:i w:val="0"/>
           <w:sz w:val="24"/>
         </w:rPr>
-        <w:t>Community Problem Identification</w:t>
-      </w:r>
-      <w:r>
-        <w:rPr>
-          <w:rFonts w:ascii="Times New Roman" w:hAnsi="Times New Roman" w:eastAsia="Times New Roman"/>
-          <w:b w:val="0"/>
-          <w:i w:val="0"/>
-          <w:sz w:val="24"/>
-        </w:rPr>
-        <w:tab/>
-        <w:t>1</w:t>
+        <w:t>Community Problem Identification . . . . . . . . . . . . . . . . . . . . . . . . . . . . . . . . . . . . . . . . . . . . . 1</w:t>
       </w:r>
     </w:p>
     <w:p>
       <w:pPr>
-        <w:tabs>
-          <w:tab w:pos="9184" w:val="right" w:leader="dot"/>
-        </w:tabs>
-        <w:spacing w:before="0" w:after="40" w:line="360" w:lineRule="exact"/>
+        <w:spacing w:before="20" w:after="20" w:line="259" w:lineRule="auto"/>
         <w:ind w:left="397"/>
-        <w:jc w:val="left"/>
       </w:pPr>
       <w:r>
         <w:rPr>
-          <w:rFonts w:ascii="Times New Roman" w:hAnsi="Times New Roman" w:eastAsia="Times New Roman"/>
+          <w:rFonts w:ascii="Times New Roman" w:hAnsi="Times New Roman"/>
           <w:b/>
-          <w:i w:val="0"/>
           <w:sz w:val="24"/>
         </w:rPr>
         <w:t xml:space="preserve">1.3. </w:t>
       </w:r>
       <w:r>
         <w:rPr>
-          <w:rFonts w:ascii="Times New Roman" w:hAnsi="Times New Roman" w:eastAsia="Times New Roman"/>
+          <w:rFonts w:ascii="Times New Roman" w:hAnsi="Times New Roman"/>
           <w:b w:val="0"/>
-          <w:i w:val="0"/>
           <w:sz w:val="24"/>
         </w:rPr>
-        <w:t>Community Need Assessment</w:t>
-      </w:r>
-      <w:r>
-        <w:rPr>
-          <w:rFonts w:ascii="Times New Roman" w:hAnsi="Times New Roman" w:eastAsia="Times New Roman"/>
-          <w:b w:val="0"/>
-          <w:i w:val="0"/>
-          <w:sz w:val="24"/>
-        </w:rPr>
-        <w:tab/>
-        <w:t>2</w:t>
+        <w:t>Community Need Assessment . . . . . . . . . . . . . . . . . . . . . . . . . . . . . . . . . . . . . . . . . . . . . . . . . 2</w:t>
       </w:r>
     </w:p>
     <w:p>
       <w:pPr>
-        <w:tabs>
-          <w:tab w:pos="9184" w:val="right" w:leader="dot"/>
-        </w:tabs>
-        <w:spacing w:before="0" w:after="40" w:line="360" w:lineRule="exact"/>
+        <w:spacing w:before="20" w:after="20" w:line="259" w:lineRule="auto"/>
         <w:ind w:left="397"/>
-        <w:jc w:val="left"/>
       </w:pPr>
       <w:r>
         <w:rPr>
-          <w:rFonts w:ascii="Times New Roman" w:hAnsi="Times New Roman" w:eastAsia="Times New Roman"/>
+          <w:rFonts w:ascii="Times New Roman" w:hAnsi="Times New Roman"/>
           <w:b/>
-          <w:i w:val="0"/>
           <w:sz w:val="24"/>
         </w:rPr>
         <w:t xml:space="preserve">1.4. </w:t>
       </w:r>
       <w:r>
         <w:rPr>
-          <w:rFonts w:ascii="Times New Roman" w:hAnsi="Times New Roman" w:eastAsia="Times New Roman"/>
+          <w:rFonts w:ascii="Times New Roman" w:hAnsi="Times New Roman"/>
           <w:b w:val="0"/>
-          <w:i w:val="0"/>
           <w:sz w:val="24"/>
         </w:rPr>
-        <w:t>Existing System Analysis</w:t>
-      </w:r>
-      <w:r>
-        <w:rPr>
-          <w:rFonts w:ascii="Times New Roman" w:hAnsi="Times New Roman" w:eastAsia="Times New Roman"/>
-          <w:b w:val="0"/>
-          <w:i w:val="0"/>
-          <w:sz w:val="24"/>
-        </w:rPr>
-        <w:tab/>
-        <w:t>3</w:t>
+        <w:t>Existing System Analysis . . . . . . . . . . . . . . . . . . . . . . . . . . . . . . . . . . . . . . . . . . . . . . . . . . . . 3</w:t>
       </w:r>
     </w:p>
     <w:p>
       <w:pPr>
-        <w:tabs>
-          <w:tab w:pos="9184" w:val="right" w:leader="dot"/>
-        </w:tabs>
-        <w:spacing w:before="0" w:after="40" w:line="360" w:lineRule="exact"/>
+        <w:spacing w:before="20" w:after="20" w:line="259" w:lineRule="auto"/>
         <w:ind w:left="397"/>
-        <w:jc w:val="left"/>
       </w:pPr>
       <w:r>
         <w:rPr>
-          <w:rFonts w:ascii="Times New Roman" w:hAnsi="Times New Roman" w:eastAsia="Times New Roman"/>
+          <w:rFonts w:ascii="Times New Roman" w:hAnsi="Times New Roman"/>
           <w:b/>
-          <w:i w:val="0"/>
           <w:sz w:val="24"/>
         </w:rPr>
         <w:t xml:space="preserve">1.5. </w:t>
       </w:r>
       <w:r>
         <w:rPr>
-          <w:rFonts w:ascii="Times New Roman" w:hAnsi="Times New Roman" w:eastAsia="Times New Roman"/>
+          <w:rFonts w:ascii="Times New Roman" w:hAnsi="Times New Roman"/>
           <w:b w:val="0"/>
-          <w:i w:val="0"/>
           <w:sz w:val="24"/>
         </w:rPr>
-        <w:t>Problem Statement</w:t>
-      </w:r>
-      <w:r>
-        <w:rPr>
-          <w:rFonts w:ascii="Times New Roman" w:hAnsi="Times New Roman" w:eastAsia="Times New Roman"/>
-          <w:b w:val="0"/>
-          <w:i w:val="0"/>
-          <w:sz w:val="24"/>
-        </w:rPr>
-        <w:tab/>
-        <w:t>3</w:t>
+        <w:t>Problem Statement . . . . . . . . . . . . . . . . . . . . . . . . . . . . . . . . . . . . . . . . . . . . . . . . . . . . . . . . . . 3</w:t>
       </w:r>
     </w:p>
     <w:p>
       <w:pPr>
-        <w:tabs>
-          <w:tab w:pos="9184" w:val="right" w:leader="dot"/>
-        </w:tabs>
-        <w:spacing w:before="0" w:after="40" w:line="360" w:lineRule="exact"/>
+        <w:spacing w:before="20" w:after="20" w:line="259" w:lineRule="auto"/>
         <w:ind w:left="397"/>
-        <w:jc w:val="left"/>
       </w:pPr>
       <w:r>
         <w:rPr>
-          <w:rFonts w:ascii="Times New Roman" w:hAnsi="Times New Roman" w:eastAsia="Times New Roman"/>
+          <w:rFonts w:ascii="Times New Roman" w:hAnsi="Times New Roman"/>
           <w:b/>
-          <w:i w:val="0"/>
           <w:sz w:val="24"/>
         </w:rPr>
         <w:t xml:space="preserve">1.6. </w:t>
       </w:r>
       <w:r>
         <w:rPr>
-          <w:rFonts w:ascii="Times New Roman" w:hAnsi="Times New Roman" w:eastAsia="Times New Roman"/>
+          <w:rFonts w:ascii="Times New Roman" w:hAnsi="Times New Roman"/>
           <w:b w:val="0"/>
-          <w:i w:val="0"/>
           <w:sz w:val="24"/>
         </w:rPr>
-        <w:t>Proposed Solution</w:t>
-      </w:r>
-      <w:r>
-        <w:rPr>
-          <w:rFonts w:ascii="Times New Roman" w:hAnsi="Times New Roman" w:eastAsia="Times New Roman"/>
-          <w:b w:val="0"/>
-          <w:i w:val="0"/>
-          <w:sz w:val="24"/>
-        </w:rPr>
-        <w:tab/>
-        <w:t>3</w:t>
+        <w:t>Proposed Solution . . . . . . . . . . . . . . . . . . . . . . . . . . . . . . . . . . . . . . . . . . . . . . . . . . . . . . . . . . 3</w:t>
       </w:r>
     </w:p>
     <w:p>
       <w:pPr>
-        <w:tabs>
-          <w:tab w:pos="9184" w:val="right" w:leader="dot"/>
-        </w:tabs>
-        <w:spacing w:before="0" w:after="40" w:line="360" w:lineRule="exact"/>
+        <w:spacing w:before="20" w:after="20" w:line="259" w:lineRule="auto"/>
         <w:ind w:left="397"/>
-        <w:jc w:val="left"/>
       </w:pPr>
       <w:r>
         <w:rPr>
-          <w:rFonts w:ascii="Times New Roman" w:hAnsi="Times New Roman" w:eastAsia="Times New Roman"/>
+          <w:rFonts w:ascii="Times New Roman" w:hAnsi="Times New Roman"/>
           <w:b/>
-          <w:i w:val="0"/>
           <w:sz w:val="24"/>
         </w:rPr>
         <w:t xml:space="preserve">1.7. </w:t>
       </w:r>
       <w:r>
         <w:rPr>
-          <w:rFonts w:ascii="Times New Roman" w:hAnsi="Times New Roman" w:eastAsia="Times New Roman"/>
+          <w:rFonts w:ascii="Times New Roman" w:hAnsi="Times New Roman"/>
           <w:b w:val="0"/>
-          <w:i w:val="0"/>
           <w:sz w:val="24"/>
         </w:rPr>
-        <w:t>Aim and Objectives</w:t>
-      </w:r>
-      <w:r>
-        <w:rPr>
-          <w:rFonts w:ascii="Times New Roman" w:hAnsi="Times New Roman" w:eastAsia="Times New Roman"/>
-          <w:b w:val="0"/>
-          <w:i w:val="0"/>
-          <w:sz w:val="24"/>
-        </w:rPr>
-        <w:tab/>
-        <w:t>4</w:t>
+        <w:t>Aim and Objectives . . . . . . . . . . . . . . . . . . . . . . . . . . . . . . . . . . . . . . . . . . . . . . . . . . . . . . . . . 4</w:t>
       </w:r>
     </w:p>
     <w:p>
       <w:pPr>
-        <w:tabs>
-          <w:tab w:pos="9184" w:val="right" w:leader="dot"/>
-        </w:tabs>
-        <w:spacing w:before="0" w:after="40" w:line="360" w:lineRule="exact"/>
+        <w:spacing w:before="20" w:after="20" w:line="259" w:lineRule="auto"/>
         <w:ind w:left="397"/>
-        <w:jc w:val="left"/>
       </w:pPr>
       <w:r>
         <w:rPr>
-          <w:rFonts w:ascii="Times New Roman" w:hAnsi="Times New Roman" w:eastAsia="Times New Roman"/>
+          <w:rFonts w:ascii="Times New Roman" w:hAnsi="Times New Roman"/>
           <w:b/>
-          <w:i w:val="0"/>
           <w:sz w:val="24"/>
         </w:rPr>
         <w:t xml:space="preserve">1.8. </w:t>
       </w:r>
       <w:r>
         <w:rPr>
-          <w:rFonts w:ascii="Times New Roman" w:hAnsi="Times New Roman" w:eastAsia="Times New Roman"/>
+          <w:rFonts w:ascii="Times New Roman" w:hAnsi="Times New Roman"/>
           <w:b w:val="0"/>
-          <w:i w:val="0"/>
           <w:sz w:val="24"/>
         </w:rPr>
-        <w:t>Scope of Project</w:t>
-      </w:r>
-      <w:r>
-        <w:rPr>
-          <w:rFonts w:ascii="Times New Roman" w:hAnsi="Times New Roman" w:eastAsia="Times New Roman"/>
-          <w:b w:val="0"/>
-          <w:i w:val="0"/>
-          <w:sz w:val="24"/>
-        </w:rPr>
-        <w:tab/>
-        <w:t>4</w:t>
+        <w:t>Scope of Project . . . . . . . . . . . . . . . . . . . . . . . . . . . . . . . . . . . . . . . . . . . . . . . . . . . . . . . . . . . . 4</w:t>
       </w:r>
     </w:p>
     <w:p>
       <w:pPr>
-        <w:tabs>
-          <w:tab w:pos="9184" w:val="right" w:leader="dot"/>
-        </w:tabs>
-        <w:spacing w:before="0" w:after="40" w:line="360" w:lineRule="exact"/>
+        <w:spacing w:before="20" w:after="20" w:line="259" w:lineRule="auto"/>
         <w:ind w:left="397"/>
-        <w:jc w:val="left"/>
       </w:pPr>
       <w:r>
         <w:rPr>
-          <w:rFonts w:ascii="Times New Roman" w:hAnsi="Times New Roman" w:eastAsia="Times New Roman"/>
+          <w:rFonts w:ascii="Times New Roman" w:hAnsi="Times New Roman"/>
           <w:b/>
-          <w:i w:val="0"/>
           <w:sz w:val="24"/>
         </w:rPr>
         <w:t xml:space="preserve">1.9. </w:t>
       </w:r>
       <w:r>
         <w:rPr>
-          <w:rFonts w:ascii="Times New Roman" w:hAnsi="Times New Roman" w:eastAsia="Times New Roman"/>
+          <w:rFonts w:ascii="Times New Roman" w:hAnsi="Times New Roman"/>
           <w:b w:val="0"/>
-          <w:i w:val="0"/>
           <w:sz w:val="24"/>
         </w:rPr>
-        <w:t>Limitations</w:t>
-      </w:r>
-      <w:r>
-        <w:rPr>
-          <w:rFonts w:ascii="Times New Roman" w:hAnsi="Times New Roman" w:eastAsia="Times New Roman"/>
-          <w:b w:val="0"/>
-          <w:i w:val="0"/>
-          <w:sz w:val="24"/>
-        </w:rPr>
-        <w:tab/>
-        <w:t>5</w:t>
+        <w:t>Limitations . . . . . . . . . . . . . . . . . . . . . . . . . . . . . . . . . . . . . . . . . . . . . . . . . . . . . . . . . . . . . . . . 5</w:t>
       </w:r>
     </w:p>
     <w:p>
       <w:pPr>
-        <w:tabs>
-          <w:tab w:pos="9184" w:val="right" w:leader="dot"/>
-        </w:tabs>
-        <w:spacing w:before="0" w:after="40" w:line="360" w:lineRule="exact"/>
+        <w:spacing w:before="20" w:after="20" w:line="259" w:lineRule="auto"/>
         <w:ind w:left="397"/>
-        <w:jc w:val="left"/>
       </w:pPr>
       <w:r>
         <w:rPr>
-          <w:rFonts w:ascii="Times New Roman" w:hAnsi="Times New Roman" w:eastAsia="Times New Roman"/>
+          <w:rFonts w:ascii="Times New Roman" w:hAnsi="Times New Roman"/>
           <w:b/>
-          <w:i w:val="0"/>
           <w:sz w:val="24"/>
         </w:rPr>
         <w:t xml:space="preserve">1.10. </w:t>
       </w:r>
       <w:r>
         <w:rPr>
-          <w:rFonts w:ascii="Times New Roman" w:hAnsi="Times New Roman" w:eastAsia="Times New Roman"/>
+          <w:rFonts w:ascii="Times New Roman" w:hAnsi="Times New Roman"/>
           <w:b w:val="0"/>
-          <w:i w:val="0"/>
           <w:sz w:val="24"/>
         </w:rPr>
-        <w:t>Major Modules</w:t>
-      </w:r>
-      <w:r>
-        <w:rPr>
-          <w:rFonts w:ascii="Times New Roman" w:hAnsi="Times New Roman" w:eastAsia="Times New Roman"/>
-          <w:b w:val="0"/>
-          <w:i w:val="0"/>
-          <w:sz w:val="24"/>
-        </w:rPr>
-        <w:tab/>
-        <w:t>5</w:t>
+        <w:t>Major Modules . . . . . . . . . . . . . . . . . . . . . . . . . . . . . . . . . . . . . . . . . . . . . . . . . . . . . . . . . . . 5</w:t>
       </w:r>
     </w:p>
     <w:p>
       <w:pPr>
-        <w:tabs>
-          <w:tab w:pos="9184" w:val="right" w:leader="dot"/>
-        </w:tabs>
-        <w:spacing w:before="0" w:after="40" w:line="360" w:lineRule="exact"/>
+        <w:spacing w:before="20" w:after="20" w:line="259" w:lineRule="auto"/>
         <w:ind w:left="397"/>
-        <w:jc w:val="left"/>
       </w:pPr>
       <w:r>
         <w:rPr>
-          <w:rFonts w:ascii="Times New Roman" w:hAnsi="Times New Roman" w:eastAsia="Times New Roman"/>
+          <w:rFonts w:ascii="Times New Roman" w:hAnsi="Times New Roman"/>
           <w:b/>
-          <w:i w:val="0"/>
           <w:sz w:val="24"/>
         </w:rPr>
         <w:t xml:space="preserve">1.11. </w:t>
       </w:r>
       <w:r>
         <w:rPr>
-          <w:rFonts w:ascii="Times New Roman" w:hAnsi="Times New Roman" w:eastAsia="Times New Roman"/>
+          <w:rFonts w:ascii="Times New Roman" w:hAnsi="Times New Roman"/>
           <w:b w:val="0"/>
-          <w:i w:val="0"/>
           <w:sz w:val="24"/>
         </w:rPr>
-        <w:t>Success Criteria</w:t>
-      </w:r>
-      <w:r>
-        <w:rPr>
-          <w:rFonts w:ascii="Times New Roman" w:hAnsi="Times New Roman" w:eastAsia="Times New Roman"/>
-          <w:b w:val="0"/>
-          <w:i w:val="0"/>
-          <w:sz w:val="24"/>
-        </w:rPr>
-        <w:tab/>
-        <w:t>6</w:t>
+        <w:t>Success Criteria . . . . . . . . . . . . . . . . . . . . . . . . . . . . . . . . . . . . . . . . . . . . . . . . . . . . . . . . . . . 6</w:t>
       </w:r>
     </w:p>
     <w:p>
       <w:pPr>
-        <w:tabs>
-          <w:tab w:pos="9184" w:val="right" w:leader="dot"/>
-        </w:tabs>
-        <w:spacing w:before="0" w:after="40" w:line="360" w:lineRule="exact"/>
+        <w:spacing w:before="20" w:after="20" w:line="259" w:lineRule="auto"/>
         <w:ind w:left="397"/>
-        <w:jc w:val="left"/>
       </w:pPr>
       <w:r>
         <w:rPr>
-          <w:rFonts w:ascii="Times New Roman" w:hAnsi="Times New Roman" w:eastAsia="Times New Roman"/>
+          <w:rFonts w:ascii="Times New Roman" w:hAnsi="Times New Roman"/>
           <w:b/>
-          <w:i w:val="0"/>
           <w:sz w:val="24"/>
         </w:rPr>
         <w:t xml:space="preserve">1.12. </w:t>
       </w:r>
       <w:r>
         <w:rPr>
-          <w:rFonts w:ascii="Times New Roman" w:hAnsi="Times New Roman" w:eastAsia="Times New Roman"/>
+          <w:rFonts w:ascii="Times New Roman" w:hAnsi="Times New Roman"/>
           <w:b w:val="0"/>
-          <w:i w:val="0"/>
           <w:sz w:val="24"/>
         </w:rPr>
-        <w:t>Expected Outcomes</w:t>
-      </w:r>
-      <w:r>
-        <w:rPr>
-          <w:rFonts w:ascii="Times New Roman" w:hAnsi="Times New Roman" w:eastAsia="Times New Roman"/>
-          <w:b w:val="0"/>
-          <w:i w:val="0"/>
-          <w:sz w:val="24"/>
-        </w:rPr>
-        <w:tab/>
-        <w:t>6</w:t>
+        <w:t>Expected Outcomes . . . . . . . . . . . . . . . . . . . . . . . . . . . . . . . . . . . . . . . . . . . . . . . . . . . . . . . . 6</w:t>
       </w:r>
     </w:p>
     <w:p>
       <w:pPr>
-        <w:tabs>
-          <w:tab w:pos="9184" w:val="right" w:leader="dot"/>
-        </w:tabs>
-        <w:spacing w:before="0" w:after="40" w:line="360" w:lineRule="exact"/>
+        <w:spacing w:before="20" w:after="20" w:line="259" w:lineRule="auto"/>
         <w:ind w:left="397"/>
-        <w:jc w:val="left"/>
       </w:pPr>
       <w:r>
         <w:rPr>
-          <w:rFonts w:ascii="Times New Roman" w:hAnsi="Times New Roman" w:eastAsia="Times New Roman"/>
+          <w:rFonts w:ascii="Times New Roman" w:hAnsi="Times New Roman"/>
           <w:b/>
-          <w:i w:val="0"/>
           <w:sz w:val="24"/>
         </w:rPr>
         <w:t xml:space="preserve">1.13. </w:t>
       </w:r>
       <w:r>
         <w:rPr>
-          <w:rFonts w:ascii="Times New Roman" w:hAnsi="Times New Roman" w:eastAsia="Times New Roman"/>
+          <w:rFonts w:ascii="Times New Roman" w:hAnsi="Times New Roman"/>
           <w:b w:val="0"/>
-          <w:i w:val="0"/>
           <w:sz w:val="24"/>
         </w:rPr>
-        <w:t>Chapter Summary</w:t>
-      </w:r>
-      <w:r>
-        <w:rPr>
-          <w:rFonts w:ascii="Times New Roman" w:hAnsi="Times New Roman" w:eastAsia="Times New Roman"/>
-          <w:b w:val="0"/>
-          <w:i w:val="0"/>
-          <w:sz w:val="24"/>
-        </w:rPr>
-        <w:tab/>
-        <w:t>7</w:t>
+        <w:t>Chapter Summary . . . . . . . . . . . . . . . . . . . . . . . . . . . . . . . . . . . . . . . . . . . . . . . . . . . . . . . . . 7</w:t>
       </w:r>
     </w:p>
     <w:p>
       <w:pPr>
-        <w:spacing w:before="0" w:after="80" w:line="160" w:lineRule="exact"/>
-        <w:jc w:val="center"/>
+        <w:spacing w:after="120"/>
+      </w:pPr>
+    </w:p>
+    <w:p>
+      <w:pPr>
+        <w:spacing w:before="20" w:after="20" w:line="259" w:lineRule="auto"/>
       </w:pPr>
       <w:r>
         <w:rPr>
-          <w:rFonts w:ascii="Times New Roman" w:hAnsi="Times New Roman" w:eastAsia="Times New Roman"/>
-          <w:b w:val="0"/>
-          <w:i w:val="0"/>
-          <w:sz w:val="12"/>
+          <w:rFonts w:ascii="Times New Roman" w:hAnsi="Times New Roman"/>
+          <w:b/>
+          <w:sz w:val="24"/>
         </w:rPr>
+        <w:t>CHAPTER 2: SYSTEM ANALYSIS AND REQUIREMENT ANALYSIS . . . . . . . . . . . . . . . . . 8</w:t>
       </w:r>
     </w:p>
     <w:p>
       <w:pPr>
-        <w:tabs>
-          <w:tab w:pos="9184" w:val="right" w:leader="dot"/>
-        </w:tabs>
-        <w:spacing w:before="0" w:after="40" w:line="360" w:lineRule="exact"/>
-        <w:jc w:val="left"/>
+        <w:spacing w:before="20" w:after="20" w:line="259" w:lineRule="auto"/>
+        <w:ind w:left="397"/>
       </w:pPr>
       <w:r>
         <w:rPr>
-          <w:rFonts w:ascii="Times New Roman" w:hAnsi="Times New Roman" w:eastAsia="Times New Roman"/>
+          <w:rFonts w:ascii="Times New Roman" w:hAnsi="Times New Roman"/>
           <w:b/>
-          <w:i w:val="0"/>
-          <w:sz w:val="24"/>
-        </w:rPr>
-        <w:t>CHAPTER 2: SYSTEM ANALYSIS AND REQUIREMENT ANALYSIS</w:t>
-      </w:r>
-      <w:r>
-        <w:rPr>
-          <w:rFonts w:ascii="Times New Roman" w:hAnsi="Times New Roman" w:eastAsia="Times New Roman"/>
-          <w:b/>
-          <w:i w:val="0"/>
-          <w:sz w:val="24"/>
-        </w:rPr>
-        <w:tab/>
-        <w:t>8</w:t>
-      </w:r>
-    </w:p>
-    <w:p>
-      <w:pPr>
-        <w:tabs>
-          <w:tab w:pos="9184" w:val="right" w:leader="dot"/>
-        </w:tabs>
-        <w:spacing w:before="0" w:after="40" w:line="360" w:lineRule="exact"/>
-        <w:ind w:left="397"/>
-        <w:jc w:val="left"/>
-      </w:pPr>
-      <w:r>
-        <w:rPr>
-          <w:rFonts w:ascii="Times New Roman" w:hAnsi="Times New Roman" w:eastAsia="Times New Roman"/>
-          <w:b/>
-          <w:i w:val="0"/>
           <w:sz w:val="24"/>
         </w:rPr>
         <w:t xml:space="preserve">2.1. </w:t>
       </w:r>
       <w:r>
         <w:rPr>
-          <w:rFonts w:ascii="Times New Roman" w:hAnsi="Times New Roman" w:eastAsia="Times New Roman"/>
+          <w:rFonts w:ascii="Times New Roman" w:hAnsi="Times New Roman"/>
           <w:b w:val="0"/>
-          <w:i w:val="0"/>
           <w:sz w:val="24"/>
         </w:rPr>
-        <w:t>Introduction</w:t>
-      </w:r>
-      <w:r>
-        <w:rPr>
-          <w:rFonts w:ascii="Times New Roman" w:hAnsi="Times New Roman" w:eastAsia="Times New Roman"/>
-          <w:b w:val="0"/>
-          <w:i w:val="0"/>
-          <w:sz w:val="24"/>
-        </w:rPr>
-        <w:tab/>
-        <w:t>8</w:t>
+        <w:t>Introduction . . . . . . . . . . . . . . . . . . . . . . . . . . . . . . . . . . . . . . . . . . . . . . . . . . . . . . . . . . . . . . . 8</w:t>
       </w:r>
     </w:p>
     <w:p>
       <w:pPr>
-        <w:tabs>
-          <w:tab w:pos="9184" w:val="right" w:leader="dot"/>
-        </w:tabs>
-        <w:spacing w:before="0" w:after="40" w:line="360" w:lineRule="exact"/>
+        <w:spacing w:before="20" w:after="20" w:line="259" w:lineRule="auto"/>
         <w:ind w:left="397"/>
-        <w:jc w:val="left"/>
       </w:pPr>
       <w:r>
         <w:rPr>
-          <w:rFonts w:ascii="Times New Roman" w:hAnsi="Times New Roman" w:eastAsia="Times New Roman"/>
+          <w:rFonts w:ascii="Times New Roman" w:hAnsi="Times New Roman"/>
           <w:b/>
-          <w:i w:val="0"/>
           <w:sz w:val="24"/>
         </w:rPr>
         <w:t xml:space="preserve">2.2. </w:t>
       </w:r>
       <w:r>
         <w:rPr>
-          <w:rFonts w:ascii="Times New Roman" w:hAnsi="Times New Roman" w:eastAsia="Times New Roman"/>
+          <w:rFonts w:ascii="Times New Roman" w:hAnsi="Times New Roman"/>
           <w:b w:val="0"/>
-          <w:i w:val="0"/>
           <w:sz w:val="24"/>
         </w:rPr>
-        <w:t>Literature Review</w:t>
-      </w:r>
-      <w:r>
-        <w:rPr>
-          <w:rFonts w:ascii="Times New Roman" w:hAnsi="Times New Roman" w:eastAsia="Times New Roman"/>
-          <w:b w:val="0"/>
-          <w:i w:val="0"/>
-          <w:sz w:val="24"/>
-        </w:rPr>
-        <w:tab/>
-        <w:t>8</w:t>
+        <w:t>Literature Review . . . . . . . . . . . . . . . . . . . . . . . . . . . . . . . . . . . . . . . . . . . . . . . . . . . . . . . . . . 8</w:t>
       </w:r>
     </w:p>
     <w:p>
       <w:pPr>
-        <w:tabs>
-          <w:tab w:pos="9184" w:val="right" w:leader="dot"/>
-        </w:tabs>
-        <w:spacing w:before="0" w:after="40" w:line="360" w:lineRule="exact"/>
+        <w:spacing w:before="20" w:after="20" w:line="259" w:lineRule="auto"/>
         <w:ind w:left="397"/>
-        <w:jc w:val="left"/>
       </w:pPr>
       <w:r>
         <w:rPr>
-          <w:rFonts w:ascii="Times New Roman" w:hAnsi="Times New Roman" w:eastAsia="Times New Roman"/>
+          <w:rFonts w:ascii="Times New Roman" w:hAnsi="Times New Roman"/>
           <w:b/>
-          <w:i w:val="0"/>
           <w:sz w:val="24"/>
         </w:rPr>
         <w:t xml:space="preserve">2.3. </w:t>
       </w:r>
       <w:r>
         <w:rPr>
-          <w:rFonts w:ascii="Times New Roman" w:hAnsi="Times New Roman" w:eastAsia="Times New Roman"/>
+          <w:rFonts w:ascii="Times New Roman" w:hAnsi="Times New Roman"/>
           <w:b w:val="0"/>
-          <w:i w:val="0"/>
           <w:sz w:val="24"/>
         </w:rPr>
-        <w:t>Comparative Analysis</w:t>
-      </w:r>
-      <w:r>
-        <w:rPr>
-          <w:rFonts w:ascii="Times New Roman" w:hAnsi="Times New Roman" w:eastAsia="Times New Roman"/>
-          <w:b w:val="0"/>
-          <w:i w:val="0"/>
-          <w:sz w:val="24"/>
-        </w:rPr>
-        <w:tab/>
-        <w:t>11</w:t>
+        <w:t>Comparative Analysis . . . . . . . . . . . . . . . . . . . . . . . . . . . . . . . . . . . . . . . . . . . . . . . . . . . . . . 11</w:t>
       </w:r>
     </w:p>
     <w:p>
       <w:pPr>
-        <w:tabs>
-          <w:tab w:pos="9184" w:val="right" w:leader="dot"/>
-        </w:tabs>
-        <w:spacing w:before="0" w:after="40" w:line="360" w:lineRule="exact"/>
+        <w:spacing w:before="20" w:after="20" w:line="259" w:lineRule="auto"/>
         <w:ind w:left="397"/>
-        <w:jc w:val="left"/>
       </w:pPr>
       <w:r>
         <w:rPr>
-          <w:rFonts w:ascii="Times New Roman" w:hAnsi="Times New Roman" w:eastAsia="Times New Roman"/>
+          <w:rFonts w:ascii="Times New Roman" w:hAnsi="Times New Roman"/>
           <w:b/>
-          <w:i w:val="0"/>
           <w:sz w:val="24"/>
         </w:rPr>
         <w:t xml:space="preserve">2.4. </w:t>
       </w:r>
       <w:r>
         <w:rPr>
-          <w:rFonts w:ascii="Times New Roman" w:hAnsi="Times New Roman" w:eastAsia="Times New Roman"/>
+          <w:rFonts w:ascii="Times New Roman" w:hAnsi="Times New Roman"/>
           <w:b w:val="0"/>
-          <w:i w:val="0"/>
           <w:sz w:val="24"/>
         </w:rPr>
-        <w:t>Research Gap Identification</w:t>
-      </w:r>
-      <w:r>
-        <w:rPr>
-          <w:rFonts w:ascii="Times New Roman" w:hAnsi="Times New Roman" w:eastAsia="Times New Roman"/>
-          <w:b w:val="0"/>
-          <w:i w:val="0"/>
-          <w:sz w:val="24"/>
-        </w:rPr>
-        <w:tab/>
-        <w:t>11</w:t>
+        <w:t>Research Gap Identification . . . . . . . . . . . . . . . . . . . . . . . . . . . . . . . . . . . . . . . . . . . . . . . . . 11</w:t>
       </w:r>
     </w:p>
     <w:p>
       <w:pPr>
-        <w:tabs>
-          <w:tab w:pos="9184" w:val="right" w:leader="dot"/>
-        </w:tabs>
-        <w:spacing w:before="0" w:after="40" w:line="360" w:lineRule="exact"/>
+        <w:spacing w:before="20" w:after="20" w:line="259" w:lineRule="auto"/>
         <w:ind w:left="397"/>
-        <w:jc w:val="left"/>
       </w:pPr>
       <w:r>
         <w:rPr>
-          <w:rFonts w:ascii="Times New Roman" w:hAnsi="Times New Roman" w:eastAsia="Times New Roman"/>
+          <w:rFonts w:ascii="Times New Roman" w:hAnsi="Times New Roman"/>
           <w:b/>
-          <w:i w:val="0"/>
           <w:sz w:val="24"/>
         </w:rPr>
         <w:t xml:space="preserve">2.5. </w:t>
       </w:r>
       <w:r>
         <w:rPr>
-          <w:rFonts w:ascii="Times New Roman" w:hAnsi="Times New Roman" w:eastAsia="Times New Roman"/>
+          <w:rFonts w:ascii="Times New Roman" w:hAnsi="Times New Roman"/>
           <w:b w:val="0"/>
-          <w:i w:val="0"/>
           <w:sz w:val="24"/>
         </w:rPr>
-        <w:t>Requirement Gathering</w:t>
-      </w:r>
-      <w:r>
-        <w:rPr>
-          <w:rFonts w:ascii="Times New Roman" w:hAnsi="Times New Roman" w:eastAsia="Times New Roman"/>
-          <w:b w:val="0"/>
-          <w:i w:val="0"/>
-          <w:sz w:val="24"/>
-        </w:rPr>
-        <w:tab/>
-        <w:t>12</w:t>
+        <w:t>Requirement Gathering . . . . . . . . . . . . . . . . . . . . . . . . . . . . . . . . . . . . . . . . . . . . . . . . . . . . . 12</w:t>
       </w:r>
     </w:p>
     <w:p>
       <w:pPr>
-        <w:tabs>
-          <w:tab w:pos="9184" w:val="right" w:leader="dot"/>
-        </w:tabs>
-        <w:spacing w:before="0" w:after="40" w:line="360" w:lineRule="exact"/>
+        <w:spacing w:before="20" w:after="20" w:line="259" w:lineRule="auto"/>
         <w:ind w:left="397"/>
-        <w:jc w:val="left"/>
       </w:pPr>
       <w:r>
         <w:rPr>
-          <w:rFonts w:ascii="Times New Roman" w:hAnsi="Times New Roman" w:eastAsia="Times New Roman"/>
+          <w:rFonts w:ascii="Times New Roman" w:hAnsi="Times New Roman"/>
           <w:b/>
-          <w:i w:val="0"/>
           <w:sz w:val="24"/>
         </w:rPr>
         <w:t xml:space="preserve">2.6. </w:t>
       </w:r>
       <w:r>
         <w:rPr>
-          <w:rFonts w:ascii="Times New Roman" w:hAnsi="Times New Roman" w:eastAsia="Times New Roman"/>
+          <w:rFonts w:ascii="Times New Roman" w:hAnsi="Times New Roman"/>
           <w:b w:val="0"/>
-          <w:i w:val="0"/>
           <w:sz w:val="24"/>
         </w:rPr>
-        <w:t>Stakeholder Analysis</w:t>
-      </w:r>
-      <w:r>
-        <w:rPr>
-          <w:rFonts w:ascii="Times New Roman" w:hAnsi="Times New Roman" w:eastAsia="Times New Roman"/>
-          <w:b w:val="0"/>
-          <w:i w:val="0"/>
-          <w:sz w:val="24"/>
-        </w:rPr>
-        <w:tab/>
-        <w:t>13</w:t>
+        <w:t>Stakeholder Analysis . . . . . . . . . . . . . . . . . . . . . . . . . . . . . . . . . . . . . . . . . . . . . . . . . . . . . . . 13</w:t>
       </w:r>
     </w:p>
     <w:p>
       <w:pPr>
-        <w:tabs>
-          <w:tab w:pos="9184" w:val="right" w:leader="dot"/>
-        </w:tabs>
-        <w:spacing w:before="0" w:after="40" w:line="360" w:lineRule="exact"/>
+        <w:spacing w:before="20" w:after="20" w:line="259" w:lineRule="auto"/>
         <w:ind w:left="397"/>
-        <w:jc w:val="left"/>
       </w:pPr>
       <w:r>
         <w:rPr>
-          <w:rFonts w:ascii="Times New Roman" w:hAnsi="Times New Roman" w:eastAsia="Times New Roman"/>
+          <w:rFonts w:ascii="Times New Roman" w:hAnsi="Times New Roman"/>
           <w:b/>
-          <w:i w:val="0"/>
           <w:sz w:val="24"/>
         </w:rPr>
         <w:t xml:space="preserve">2.7. </w:t>
       </w:r>
       <w:r>
         <w:rPr>
-          <w:rFonts w:ascii="Times New Roman" w:hAnsi="Times New Roman" w:eastAsia="Times New Roman"/>
+          <w:rFonts w:ascii="Times New Roman" w:hAnsi="Times New Roman"/>
           <w:b w:val="0"/>
-          <w:i w:val="0"/>
           <w:sz w:val="24"/>
         </w:rPr>
-        <w:t>Functional Requirements</w:t>
-      </w:r>
-      <w:r>
-        <w:rPr>
-          <w:rFonts w:ascii="Times New Roman" w:hAnsi="Times New Roman" w:eastAsia="Times New Roman"/>
-          <w:b w:val="0"/>
-          <w:i w:val="0"/>
-          <w:sz w:val="24"/>
-        </w:rPr>
-        <w:tab/>
-        <w:t>14</w:t>
+        <w:t>Functional Requirements . . . . . . . . . . . . . . . . . . . . . . . . . . . . . . . . . . . . . . . . . . . . . . . . . . . . 14</w:t>
       </w:r>
     </w:p>
     <w:p>
       <w:pPr>
-        <w:tabs>
-          <w:tab w:pos="9184" w:val="right" w:leader="dot"/>
-        </w:tabs>
-        <w:spacing w:before="0" w:after="40" w:line="360" w:lineRule="exact"/>
+        <w:spacing w:before="20" w:after="20" w:line="259" w:lineRule="auto"/>
         <w:ind w:left="397"/>
-        <w:jc w:val="left"/>
       </w:pPr>
       <w:r>
         <w:rPr>
-          <w:rFonts w:ascii="Times New Roman" w:hAnsi="Times New Roman" w:eastAsia="Times New Roman"/>
+          <w:rFonts w:ascii="Times New Roman" w:hAnsi="Times New Roman"/>
           <w:b/>
-          <w:i w:val="0"/>
           <w:sz w:val="24"/>
         </w:rPr>
         <w:t xml:space="preserve">2.8. </w:t>
       </w:r>
       <w:r>
         <w:rPr>
-          <w:rFonts w:ascii="Times New Roman" w:hAnsi="Times New Roman" w:eastAsia="Times New Roman"/>
+          <w:rFonts w:ascii="Times New Roman" w:hAnsi="Times New Roman"/>
           <w:b w:val="0"/>
-          <w:i w:val="0"/>
           <w:sz w:val="24"/>
         </w:rPr>
-        <w:t>Nonfunctional Requirements</w:t>
-      </w:r>
-      <w:r>
-        <w:rPr>
-          <w:rFonts w:ascii="Times New Roman" w:hAnsi="Times New Roman" w:eastAsia="Times New Roman"/>
-          <w:b w:val="0"/>
-          <w:i w:val="0"/>
-          <w:sz w:val="24"/>
-        </w:rPr>
-        <w:tab/>
-        <w:t>15</w:t>
+        <w:t>Nonfunctional Requirements . . . . . . . . . . . . . . . . . . . . . . . . . . . . . . . . . . . . . . . . . . . . . . . . . 15</w:t>
       </w:r>
     </w:p>
     <w:p>
       <w:pPr>
-        <w:tabs>
-          <w:tab w:pos="9184" w:val="right" w:leader="dot"/>
-        </w:tabs>
-        <w:spacing w:before="0" w:after="40" w:line="360" w:lineRule="exact"/>
+        <w:spacing w:before="20" w:after="20" w:line="259" w:lineRule="auto"/>
         <w:ind w:left="397"/>
-        <w:jc w:val="left"/>
       </w:pPr>
       <w:r>
         <w:rPr>
-          <w:rFonts w:ascii="Times New Roman" w:hAnsi="Times New Roman" w:eastAsia="Times New Roman"/>
+          <w:rFonts w:ascii="Times New Roman" w:hAnsi="Times New Roman"/>
           <w:b/>
-          <w:i w:val="0"/>
           <w:sz w:val="24"/>
         </w:rPr>
         <w:t xml:space="preserve">2.9. </w:t>
       </w:r>
       <w:r>
         <w:rPr>
-          <w:rFonts w:ascii="Times New Roman" w:hAnsi="Times New Roman" w:eastAsia="Times New Roman"/>
+          <w:rFonts w:ascii="Times New Roman" w:hAnsi="Times New Roman"/>
           <w:b w:val="0"/>
-          <w:i w:val="0"/>
           <w:sz w:val="24"/>
         </w:rPr>
-        <w:t>Feasibility Study</w:t>
-      </w:r>
-      <w:r>
-        <w:rPr>
-          <w:rFonts w:ascii="Times New Roman" w:hAnsi="Times New Roman" w:eastAsia="Times New Roman"/>
-          <w:b w:val="0"/>
-          <w:i w:val="0"/>
-          <w:sz w:val="24"/>
-        </w:rPr>
-        <w:tab/>
-        <w:t>16</w:t>
+        <w:t>Feasibility Study . . . . . . . . . . . . . . . . . . . . . . . . . . . . . . . . . . . . . . . . . . . . . . . . . . . . . . . . . . 16</w:t>
       </w:r>
     </w:p>
     <w:p>
       <w:pPr>
-        <w:tabs>
-          <w:tab w:pos="9184" w:val="right" w:leader="dot"/>
-        </w:tabs>
-        <w:spacing w:before="0" w:after="40" w:line="360" w:lineRule="exact"/>
+        <w:spacing w:before="20" w:after="20" w:line="259" w:lineRule="auto"/>
         <w:ind w:left="397"/>
-        <w:jc w:val="left"/>
       </w:pPr>
       <w:r>
         <w:rPr>
-          <w:rFonts w:ascii="Times New Roman" w:hAnsi="Times New Roman" w:eastAsia="Times New Roman"/>
+          <w:rFonts w:ascii="Times New Roman" w:hAnsi="Times New Roman"/>
           <w:b/>
-          <w:i w:val="0"/>
           <w:sz w:val="24"/>
         </w:rPr>
         <w:t xml:space="preserve">2.10. </w:t>
       </w:r>
       <w:r>
         <w:rPr>
-          <w:rFonts w:ascii="Times New Roman" w:hAnsi="Times New Roman" w:eastAsia="Times New Roman"/>
+          <w:rFonts w:ascii="Times New Roman" w:hAnsi="Times New Roman"/>
           <w:b w:val="0"/>
-          <w:i w:val="0"/>
           <w:sz w:val="24"/>
         </w:rPr>
-        <w:t>Software Requirements</w:t>
-      </w:r>
-      <w:r>
-        <w:rPr>
-          <w:rFonts w:ascii="Times New Roman" w:hAnsi="Times New Roman" w:eastAsia="Times New Roman"/>
-          <w:b w:val="0"/>
-          <w:i w:val="0"/>
-          <w:sz w:val="24"/>
-        </w:rPr>
-        <w:tab/>
-        <w:t>16</w:t>
+        <w:t>Software Requirements . . . . . . . . . . . . . . . . . . . . . . . . . . . . . . . . . . . . . . . . . . . . . . . . . . . . 16</w:t>
       </w:r>
     </w:p>
     <w:p>
       <w:pPr>
-        <w:tabs>
-          <w:tab w:pos="9184" w:val="right" w:leader="dot"/>
-        </w:tabs>
-        <w:spacing w:before="0" w:after="40" w:line="360" w:lineRule="exact"/>
+        <w:spacing w:before="20" w:after="20" w:line="259" w:lineRule="auto"/>
         <w:ind w:left="397"/>
-        <w:jc w:val="left"/>
       </w:pPr>
       <w:r>
         <w:rPr>
-          <w:rFonts w:ascii="Times New Roman" w:hAnsi="Times New Roman" w:eastAsia="Times New Roman"/>
+          <w:rFonts w:ascii="Times New Roman" w:hAnsi="Times New Roman"/>
           <w:b/>
-          <w:i w:val="0"/>
           <w:sz w:val="24"/>
         </w:rPr>
         <w:t xml:space="preserve">2.11. </w:t>
       </w:r>
       <w:r>
         <w:rPr>
-          <w:rFonts w:ascii="Times New Roman" w:hAnsi="Times New Roman" w:eastAsia="Times New Roman"/>
+          <w:rFonts w:ascii="Times New Roman" w:hAnsi="Times New Roman"/>
           <w:b w:val="0"/>
-          <w:i w:val="0"/>
           <w:sz w:val="24"/>
         </w:rPr>
-        <w:t>Hardware Requirements</w:t>
-      </w:r>
-      <w:r>
-        <w:rPr>
-          <w:rFonts w:ascii="Times New Roman" w:hAnsi="Times New Roman" w:eastAsia="Times New Roman"/>
-          <w:b w:val="0"/>
-          <w:i w:val="0"/>
-          <w:sz w:val="24"/>
-        </w:rPr>
-        <w:tab/>
-        <w:t>17</w:t>
+        <w:t>Hardware Requirements . . . . . . . . . . . . . . . . . . . . . . . . . . . . . . . . . . . . . . . . . . . . . . . . . . . 17</w:t>
       </w:r>
     </w:p>
     <w:p>
       <w:pPr>
-        <w:tabs>
-          <w:tab w:pos="9184" w:val="right" w:leader="dot"/>
-        </w:tabs>
-        <w:spacing w:before="0" w:after="40" w:line="360" w:lineRule="exact"/>
+        <w:spacing w:before="20" w:after="20" w:line="259" w:lineRule="auto"/>
         <w:ind w:left="397"/>
-        <w:jc w:val="left"/>
       </w:pPr>
       <w:r>
         <w:rPr>
-          <w:rFonts w:ascii="Times New Roman" w:hAnsi="Times New Roman" w:eastAsia="Times New Roman"/>
+          <w:rFonts w:ascii="Times New Roman" w:hAnsi="Times New Roman"/>
           <w:b/>
-          <w:i w:val="0"/>
           <w:sz w:val="24"/>
         </w:rPr>
         <w:t xml:space="preserve">2.12. </w:t>
       </w:r>
       <w:r>
         <w:rPr>
-          <w:rFonts w:ascii="Times New Roman" w:hAnsi="Times New Roman" w:eastAsia="Times New Roman"/>
+          <w:rFonts w:ascii="Times New Roman" w:hAnsi="Times New Roman"/>
           <w:b w:val="0"/>
-          <w:i w:val="0"/>
           <w:sz w:val="24"/>
         </w:rPr>
-        <w:t>Project Schedule</w:t>
-      </w:r>
-      <w:r>
-        <w:rPr>
-          <w:rFonts w:ascii="Times New Roman" w:hAnsi="Times New Roman" w:eastAsia="Times New Roman"/>
-          <w:b w:val="0"/>
-          <w:i w:val="0"/>
-          <w:sz w:val="24"/>
-        </w:rPr>
-        <w:tab/>
-        <w:t>17</w:t>
+        <w:t>Project Schedule . . . . . . . . . . . . . . . . . . . . . . . . . . . . . . . . . . . . . . . . . . . . . . . . . . . . . . . . . 17</w:t>
       </w:r>
     </w:p>
     <w:p>
       <w:pPr>
-        <w:tabs>
-          <w:tab w:pos="9184" w:val="right" w:leader="dot"/>
-        </w:tabs>
-        <w:spacing w:before="0" w:after="40" w:line="360" w:lineRule="exact"/>
+        <w:spacing w:before="20" w:after="20" w:line="259" w:lineRule="auto"/>
         <w:ind w:left="397"/>
-        <w:jc w:val="left"/>
       </w:pPr>
       <w:r>
         <w:rPr>
-          <w:rFonts w:ascii="Times New Roman" w:hAnsi="Times New Roman" w:eastAsia="Times New Roman"/>
+          <w:rFonts w:ascii="Times New Roman" w:hAnsi="Times New Roman"/>
           <w:b/>
-          <w:i w:val="0"/>
           <w:sz w:val="24"/>
         </w:rPr>
         <w:t xml:space="preserve">2.13. </w:t>
       </w:r>
       <w:r>
         <w:rPr>
-          <w:rFonts w:ascii="Times New Roman" w:hAnsi="Times New Roman" w:eastAsia="Times New Roman"/>
+          <w:rFonts w:ascii="Times New Roman" w:hAnsi="Times New Roman"/>
           <w:b w:val="0"/>
-          <w:i w:val="0"/>
           <w:sz w:val="24"/>
         </w:rPr>
-        <w:t>Development Methodology</w:t>
-      </w:r>
-      <w:r>
-        <w:rPr>
-          <w:rFonts w:ascii="Times New Roman" w:hAnsi="Times New Roman" w:eastAsia="Times New Roman"/>
-          <w:b w:val="0"/>
-          <w:i w:val="0"/>
-          <w:sz w:val="24"/>
-        </w:rPr>
-        <w:tab/>
-        <w:t>18</w:t>
+        <w:t>Development Methodology . . . . . . . . . . . . . . . . . . . . . . . . . . . . . . . . . . . . . . . . . . . . . . . . . 18</w:t>
       </w:r>
     </w:p>
     <w:p>
       <w:pPr>
-        <w:spacing w:before="0" w:after="80" w:line="160" w:lineRule="exact"/>
-        <w:jc w:val="center"/>
-      </w:pPr>
-      <w:r>
-        <w:rPr>
-          <w:rFonts w:ascii="Times New Roman" w:hAnsi="Times New Roman" w:eastAsia="Times New Roman"/>
-          <w:b w:val="0"/>
-          <w:i w:val="0"/>
-          <w:sz w:val="12"/>
-        </w:rPr>
-      </w:r>
+        <w:spacing w:after="120"/>
+      </w:pPr>
     </w:p>
     <w:p>
       <w:r>
@@ -1648,999 +1183,567 @@
     </w:p>
     <w:p>
       <w:pPr>
-        <w:tabs>
-          <w:tab w:pos="9184" w:val="right" w:leader="dot"/>
-        </w:tabs>
-        <w:spacing w:before="0" w:after="40" w:line="360" w:lineRule="exact"/>
-        <w:jc w:val="left"/>
+        <w:spacing w:before="20" w:after="20" w:line="259" w:lineRule="auto"/>
       </w:pPr>
       <w:r>
         <w:rPr>
-          <w:rFonts w:ascii="Times New Roman" w:hAnsi="Times New Roman" w:eastAsia="Times New Roman"/>
+          <w:rFonts w:ascii="Times New Roman" w:hAnsi="Times New Roman"/>
           <w:b/>
-          <w:i w:val="0"/>
           <w:sz w:val="24"/>
         </w:rPr>
-        <w:t>CHAPTER 3: SYSTEM DESIGN</w:t>
-      </w:r>
-      <w:r>
-        <w:rPr>
-          <w:rFonts w:ascii="Times New Roman" w:hAnsi="Times New Roman" w:eastAsia="Times New Roman"/>
-          <w:b/>
-          <w:i w:val="0"/>
-          <w:sz w:val="24"/>
-        </w:rPr>
-        <w:tab/>
-        <w:t>19</w:t>
+        <w:t>CHAPTER 3: SYSTEM DESIGN . . . . . . . . . . . . . . . . . . . . . . . . . . . . . . . . . . . . . . . . . . . . . . . . . . 19</w:t>
       </w:r>
     </w:p>
     <w:p>
       <w:pPr>
-        <w:tabs>
-          <w:tab w:pos="9184" w:val="right" w:leader="dot"/>
-        </w:tabs>
-        <w:spacing w:before="0" w:after="40" w:line="360" w:lineRule="exact"/>
+        <w:spacing w:before="20" w:after="20" w:line="259" w:lineRule="auto"/>
         <w:ind w:left="397"/>
-        <w:jc w:val="left"/>
       </w:pPr>
       <w:r>
         <w:rPr>
-          <w:rFonts w:ascii="Times New Roman" w:hAnsi="Times New Roman" w:eastAsia="Times New Roman"/>
+          <w:rFonts w:ascii="Times New Roman" w:hAnsi="Times New Roman"/>
           <w:b/>
-          <w:i w:val="0"/>
           <w:sz w:val="24"/>
         </w:rPr>
         <w:t xml:space="preserve">3.1. </w:t>
       </w:r>
       <w:r>
         <w:rPr>
-          <w:rFonts w:ascii="Times New Roman" w:hAnsi="Times New Roman" w:eastAsia="Times New Roman"/>
+          <w:rFonts w:ascii="Times New Roman" w:hAnsi="Times New Roman"/>
           <w:b w:val="0"/>
-          <w:i w:val="0"/>
           <w:sz w:val="24"/>
         </w:rPr>
-        <w:t>System Architecture</w:t>
-      </w:r>
-      <w:r>
-        <w:rPr>
-          <w:rFonts w:ascii="Times New Roman" w:hAnsi="Times New Roman" w:eastAsia="Times New Roman"/>
-          <w:b w:val="0"/>
-          <w:i w:val="0"/>
-          <w:sz w:val="24"/>
-        </w:rPr>
-        <w:tab/>
-        <w:t>19</w:t>
+        <w:t>System Architecture . . . . . . . . . . . . . . . . . . . . . . . . . . . . . . . . . . . . . . . . . . . . . . . . . . . . . . . 19</w:t>
       </w:r>
     </w:p>
     <w:p>
       <w:pPr>
-        <w:tabs>
-          <w:tab w:pos="9184" w:val="right" w:leader="dot"/>
-        </w:tabs>
-        <w:spacing w:before="0" w:after="40" w:line="360" w:lineRule="exact"/>
+        <w:spacing w:before="20" w:after="20" w:line="259" w:lineRule="auto"/>
         <w:ind w:left="397"/>
-        <w:jc w:val="left"/>
       </w:pPr>
       <w:r>
         <w:rPr>
-          <w:rFonts w:ascii="Times New Roman" w:hAnsi="Times New Roman" w:eastAsia="Times New Roman"/>
+          <w:rFonts w:ascii="Times New Roman" w:hAnsi="Times New Roman"/>
           <w:b/>
-          <w:i w:val="0"/>
           <w:sz w:val="24"/>
         </w:rPr>
         <w:t xml:space="preserve">3.2. </w:t>
       </w:r>
       <w:r>
         <w:rPr>
-          <w:rFonts w:ascii="Times New Roman" w:hAnsi="Times New Roman" w:eastAsia="Times New Roman"/>
+          <w:rFonts w:ascii="Times New Roman" w:hAnsi="Times New Roman"/>
           <w:b w:val="0"/>
-          <w:i w:val="0"/>
           <w:sz w:val="24"/>
         </w:rPr>
-        <w:t>System Workflow</w:t>
-      </w:r>
-      <w:r>
-        <w:rPr>
-          <w:rFonts w:ascii="Times New Roman" w:hAnsi="Times New Roman" w:eastAsia="Times New Roman"/>
-          <w:b w:val="0"/>
-          <w:i w:val="0"/>
-          <w:sz w:val="24"/>
-        </w:rPr>
-        <w:tab/>
-        <w:t>20</w:t>
+        <w:t>System Workflow . . . . . . . . . . . . . . . . . . . . . . . . . . . . . . . . . . . . . . . . . . . . . . . . . . . . . . . . . 20</w:t>
       </w:r>
     </w:p>
     <w:p>
       <w:pPr>
-        <w:tabs>
-          <w:tab w:pos="9184" w:val="right" w:leader="dot"/>
-        </w:tabs>
-        <w:spacing w:before="0" w:after="40" w:line="360" w:lineRule="exact"/>
+        <w:spacing w:before="20" w:after="20" w:line="259" w:lineRule="auto"/>
         <w:ind w:left="397"/>
-        <w:jc w:val="left"/>
       </w:pPr>
       <w:r>
         <w:rPr>
-          <w:rFonts w:ascii="Times New Roman" w:hAnsi="Times New Roman" w:eastAsia="Times New Roman"/>
+          <w:rFonts w:ascii="Times New Roman" w:hAnsi="Times New Roman"/>
           <w:b/>
-          <w:i w:val="0"/>
           <w:sz w:val="24"/>
         </w:rPr>
         <w:t xml:space="preserve">3.3. </w:t>
       </w:r>
       <w:r>
         <w:rPr>
-          <w:rFonts w:ascii="Times New Roman" w:hAnsi="Times New Roman" w:eastAsia="Times New Roman"/>
+          <w:rFonts w:ascii="Times New Roman" w:hAnsi="Times New Roman"/>
           <w:b w:val="0"/>
-          <w:i w:val="0"/>
           <w:sz w:val="24"/>
         </w:rPr>
-        <w:t>Block Diagram</w:t>
-      </w:r>
-      <w:r>
-        <w:rPr>
-          <w:rFonts w:ascii="Times New Roman" w:hAnsi="Times New Roman" w:eastAsia="Times New Roman"/>
-          <w:b w:val="0"/>
-          <w:i w:val="0"/>
-          <w:sz w:val="24"/>
-        </w:rPr>
-        <w:tab/>
-        <w:t>21</w:t>
+        <w:t>Block Diagram . . . . . . . . . . . . . . . . . . . . . . . . . . . . . . . . . . . . . . . . . . . . . . . . . . . . . . . . . . . . 21</w:t>
       </w:r>
     </w:p>
     <w:p>
       <w:pPr>
-        <w:tabs>
-          <w:tab w:pos="9184" w:val="right" w:leader="dot"/>
-        </w:tabs>
-        <w:spacing w:before="0" w:after="40" w:line="360" w:lineRule="exact"/>
+        <w:spacing w:before="20" w:after="20" w:line="259" w:lineRule="auto"/>
         <w:ind w:left="397"/>
-        <w:jc w:val="left"/>
       </w:pPr>
       <w:r>
         <w:rPr>
-          <w:rFonts w:ascii="Times New Roman" w:hAnsi="Times New Roman" w:eastAsia="Times New Roman"/>
+          <w:rFonts w:ascii="Times New Roman" w:hAnsi="Times New Roman"/>
           <w:b/>
-          <w:i w:val="0"/>
           <w:sz w:val="24"/>
         </w:rPr>
         <w:t xml:space="preserve">3.4. </w:t>
       </w:r>
       <w:r>
         <w:rPr>
-          <w:rFonts w:ascii="Times New Roman" w:hAnsi="Times New Roman" w:eastAsia="Times New Roman"/>
+          <w:rFonts w:ascii="Times New Roman" w:hAnsi="Times New Roman"/>
           <w:b w:val="0"/>
-          <w:i w:val="0"/>
           <w:sz w:val="24"/>
         </w:rPr>
-        <w:t>Functional Flow Diagram</w:t>
-      </w:r>
-      <w:r>
-        <w:rPr>
-          <w:rFonts w:ascii="Times New Roman" w:hAnsi="Times New Roman" w:eastAsia="Times New Roman"/>
-          <w:b w:val="0"/>
-          <w:i w:val="0"/>
-          <w:sz w:val="24"/>
-        </w:rPr>
-        <w:tab/>
-        <w:t>22</w:t>
+        <w:t>Functional Flow Diagram . . . . . . . . . . . . . . . . . . . . . . . . . . . . . . . . . . . . . . . . . . . . . . . . . . . 22</w:t>
       </w:r>
     </w:p>
     <w:p>
       <w:pPr>
-        <w:tabs>
-          <w:tab w:pos="9184" w:val="right" w:leader="dot"/>
-        </w:tabs>
-        <w:spacing w:before="0" w:after="40" w:line="360" w:lineRule="exact"/>
+        <w:spacing w:before="20" w:after="20" w:line="259" w:lineRule="auto"/>
         <w:ind w:left="397"/>
-        <w:jc w:val="left"/>
       </w:pPr>
       <w:r>
         <w:rPr>
-          <w:rFonts w:ascii="Times New Roman" w:hAnsi="Times New Roman" w:eastAsia="Times New Roman"/>
+          <w:rFonts w:ascii="Times New Roman" w:hAnsi="Times New Roman"/>
           <w:b/>
-          <w:i w:val="0"/>
           <w:sz w:val="24"/>
         </w:rPr>
         <w:t xml:space="preserve">3.5. </w:t>
       </w:r>
       <w:r>
         <w:rPr>
-          <w:rFonts w:ascii="Times New Roman" w:hAnsi="Times New Roman" w:eastAsia="Times New Roman"/>
+          <w:rFonts w:ascii="Times New Roman" w:hAnsi="Times New Roman"/>
           <w:b w:val="0"/>
-          <w:i w:val="0"/>
           <w:sz w:val="24"/>
         </w:rPr>
-        <w:t>Circuit Diagram</w:t>
-      </w:r>
-      <w:r>
-        <w:rPr>
-          <w:rFonts w:ascii="Times New Roman" w:hAnsi="Times New Roman" w:eastAsia="Times New Roman"/>
-          <w:b w:val="0"/>
-          <w:i w:val="0"/>
-          <w:sz w:val="24"/>
-        </w:rPr>
-        <w:tab/>
-        <w:t>23</w:t>
+        <w:t>Circuit Diagram . . . . . . . . . . . . . . . . . . . . . . . . . . . . . . . . . . . . . . . . . . . . . . . . . . . . . . . . . . . 23</w:t>
       </w:r>
     </w:p>
     <w:p>
       <w:pPr>
-        <w:tabs>
-          <w:tab w:pos="9184" w:val="right" w:leader="dot"/>
-        </w:tabs>
-        <w:spacing w:before="0" w:after="40" w:line="360" w:lineRule="exact"/>
+        <w:spacing w:before="20" w:after="20" w:line="259" w:lineRule="auto"/>
         <w:ind w:left="397"/>
-        <w:jc w:val="left"/>
       </w:pPr>
       <w:r>
         <w:rPr>
-          <w:rFonts w:ascii="Times New Roman" w:hAnsi="Times New Roman" w:eastAsia="Times New Roman"/>
+          <w:rFonts w:ascii="Times New Roman" w:hAnsi="Times New Roman"/>
           <w:b/>
-          <w:i w:val="0"/>
           <w:sz w:val="24"/>
         </w:rPr>
         <w:t xml:space="preserve">3.6. </w:t>
       </w:r>
       <w:r>
         <w:rPr>
-          <w:rFonts w:ascii="Times New Roman" w:hAnsi="Times New Roman" w:eastAsia="Times New Roman"/>
+          <w:rFonts w:ascii="Times New Roman" w:hAnsi="Times New Roman"/>
           <w:b w:val="0"/>
-          <w:i w:val="0"/>
           <w:sz w:val="24"/>
         </w:rPr>
-        <w:t>Component Interconnection Diagram</w:t>
-      </w:r>
-      <w:r>
-        <w:rPr>
-          <w:rFonts w:ascii="Times New Roman" w:hAnsi="Times New Roman" w:eastAsia="Times New Roman"/>
-          <w:b w:val="0"/>
-          <w:i w:val="0"/>
-          <w:sz w:val="24"/>
-        </w:rPr>
-        <w:tab/>
-        <w:t>25</w:t>
+        <w:t>Component Interconnection Diagram . . . . . . . . . . . . . . . . . . . . . . . . . . . . . . . . . . . . . . . . . . 25</w:t>
       </w:r>
     </w:p>
     <w:p>
       <w:pPr>
-        <w:tabs>
-          <w:tab w:pos="9184" w:val="right" w:leader="dot"/>
-        </w:tabs>
-        <w:spacing w:before="0" w:after="40" w:line="360" w:lineRule="exact"/>
+        <w:spacing w:before="20" w:after="20" w:line="259" w:lineRule="auto"/>
         <w:ind w:left="397"/>
-        <w:jc w:val="left"/>
       </w:pPr>
       <w:r>
         <w:rPr>
-          <w:rFonts w:ascii="Times New Roman" w:hAnsi="Times New Roman" w:eastAsia="Times New Roman"/>
+          <w:rFonts w:ascii="Times New Roman" w:hAnsi="Times New Roman"/>
           <w:b/>
-          <w:i w:val="0"/>
           <w:sz w:val="24"/>
         </w:rPr>
         <w:t xml:space="preserve">3.7. </w:t>
       </w:r>
       <w:r>
         <w:rPr>
-          <w:rFonts w:ascii="Times New Roman" w:hAnsi="Times New Roman" w:eastAsia="Times New Roman"/>
+          <w:rFonts w:ascii="Times New Roman" w:hAnsi="Times New Roman"/>
           <w:b w:val="0"/>
-          <w:i w:val="0"/>
           <w:sz w:val="24"/>
         </w:rPr>
-        <w:t>Hardware Module Design</w:t>
-      </w:r>
-      <w:r>
-        <w:rPr>
-          <w:rFonts w:ascii="Times New Roman" w:hAnsi="Times New Roman" w:eastAsia="Times New Roman"/>
-          <w:b w:val="0"/>
-          <w:i w:val="0"/>
-          <w:sz w:val="24"/>
-        </w:rPr>
-        <w:tab/>
-        <w:t>27</w:t>
+        <w:t>Hardware Module Design . . . . . . . . . . . . . . . . . . . . . . . . . . . . . . . . . . . . . . . . . . . . . . . . . . . 27</w:t>
       </w:r>
     </w:p>
     <w:p>
       <w:pPr>
-        <w:tabs>
-          <w:tab w:pos="9184" w:val="right" w:leader="dot"/>
-        </w:tabs>
-        <w:spacing w:before="0" w:after="40" w:line="360" w:lineRule="exact"/>
+        <w:spacing w:before="20" w:after="20" w:line="259" w:lineRule="auto"/>
         <w:ind w:left="397"/>
-        <w:jc w:val="left"/>
       </w:pPr>
       <w:r>
         <w:rPr>
-          <w:rFonts w:ascii="Times New Roman" w:hAnsi="Times New Roman" w:eastAsia="Times New Roman"/>
+          <w:rFonts w:ascii="Times New Roman" w:hAnsi="Times New Roman"/>
           <w:b/>
-          <w:i w:val="0"/>
           <w:sz w:val="24"/>
         </w:rPr>
         <w:t xml:space="preserve">3.8. </w:t>
       </w:r>
       <w:r>
         <w:rPr>
-          <w:rFonts w:ascii="Times New Roman" w:hAnsi="Times New Roman" w:eastAsia="Times New Roman"/>
+          <w:rFonts w:ascii="Times New Roman" w:hAnsi="Times New Roman"/>
           <w:b w:val="0"/>
-          <w:i w:val="0"/>
           <w:sz w:val="24"/>
         </w:rPr>
-        <w:t>Data Flow &amp; Processing Logic</w:t>
-      </w:r>
-      <w:r>
-        <w:rPr>
-          <w:rFonts w:ascii="Times New Roman" w:hAnsi="Times New Roman" w:eastAsia="Times New Roman"/>
-          <w:b w:val="0"/>
-          <w:i w:val="0"/>
-          <w:sz w:val="24"/>
-        </w:rPr>
-        <w:tab/>
-        <w:t>30</w:t>
+        <w:t>Data Flow &amp; Processing Logic . . . . . . . . . . . . . . . . . . . . . . . . . . . . . . . . . . . . . . . . . . . . . . . 30</w:t>
       </w:r>
     </w:p>
     <w:p>
       <w:pPr>
-        <w:tabs>
-          <w:tab w:pos="9184" w:val="right" w:leader="dot"/>
-        </w:tabs>
-        <w:spacing w:before="0" w:after="40" w:line="360" w:lineRule="exact"/>
+        <w:spacing w:before="20" w:after="20" w:line="259" w:lineRule="auto"/>
         <w:ind w:left="397"/>
-        <w:jc w:val="left"/>
       </w:pPr>
       <w:r>
         <w:rPr>
-          <w:rFonts w:ascii="Times New Roman" w:hAnsi="Times New Roman" w:eastAsia="Times New Roman"/>
+          <w:rFonts w:ascii="Times New Roman" w:hAnsi="Times New Roman"/>
           <w:b/>
-          <w:i w:val="0"/>
           <w:sz w:val="24"/>
         </w:rPr>
         <w:t xml:space="preserve">3.9. </w:t>
       </w:r>
       <w:r>
         <w:rPr>
-          <w:rFonts w:ascii="Times New Roman" w:hAnsi="Times New Roman" w:eastAsia="Times New Roman"/>
+          <w:rFonts w:ascii="Times New Roman" w:hAnsi="Times New Roman"/>
           <w:b w:val="0"/>
-          <w:i w:val="0"/>
           <w:sz w:val="24"/>
         </w:rPr>
-        <w:t>Database Design (if applicable)</w:t>
-      </w:r>
-      <w:r>
-        <w:rPr>
-          <w:rFonts w:ascii="Times New Roman" w:hAnsi="Times New Roman" w:eastAsia="Times New Roman"/>
-          <w:b w:val="0"/>
-          <w:i w:val="0"/>
-          <w:sz w:val="24"/>
-        </w:rPr>
-        <w:tab/>
-        <w:t>31</w:t>
+        <w:t>Database Design (if applicable) . . . . . . . . . . . . . . . . . . . . . . . . . . . . . . . . . . . . . . . . . . . . . . . 31</w:t>
       </w:r>
     </w:p>
     <w:p>
       <w:pPr>
-        <w:tabs>
-          <w:tab w:pos="9184" w:val="right" w:leader="dot"/>
-        </w:tabs>
-        <w:spacing w:before="0" w:after="40" w:line="360" w:lineRule="exact"/>
+        <w:spacing w:before="20" w:after="20" w:line="259" w:lineRule="auto"/>
         <w:ind w:left="397"/>
-        <w:jc w:val="left"/>
       </w:pPr>
       <w:r>
         <w:rPr>
-          <w:rFonts w:ascii="Times New Roman" w:hAnsi="Times New Roman" w:eastAsia="Times New Roman"/>
+          <w:rFonts w:ascii="Times New Roman" w:hAnsi="Times New Roman"/>
           <w:b/>
-          <w:i w:val="0"/>
           <w:sz w:val="24"/>
         </w:rPr>
         <w:t xml:space="preserve">3.10. </w:t>
       </w:r>
       <w:r>
         <w:rPr>
-          <w:rFonts w:ascii="Times New Roman" w:hAnsi="Times New Roman" w:eastAsia="Times New Roman"/>
+          <w:rFonts w:ascii="Times New Roman" w:hAnsi="Times New Roman"/>
           <w:b w:val="0"/>
-          <w:i w:val="0"/>
           <w:sz w:val="24"/>
         </w:rPr>
-        <w:t>Dashboard/UI Design</w:t>
-      </w:r>
-      <w:r>
-        <w:rPr>
-          <w:rFonts w:ascii="Times New Roman" w:hAnsi="Times New Roman" w:eastAsia="Times New Roman"/>
-          <w:b w:val="0"/>
-          <w:i w:val="0"/>
-          <w:sz w:val="24"/>
-        </w:rPr>
-        <w:tab/>
-        <w:t>32</w:t>
+        <w:t>Dashboard/UI Design . . . . . . . . . . . . . . . . . . . . . . . . . . . . . . . . . . . . . . . . . . . . . . . . . . . . . 32</w:t>
       </w:r>
     </w:p>
     <w:p>
       <w:pPr>
-        <w:tabs>
-          <w:tab w:pos="9184" w:val="right" w:leader="dot"/>
-        </w:tabs>
-        <w:spacing w:before="0" w:after="40" w:line="360" w:lineRule="exact"/>
+        <w:spacing w:before="20" w:after="20" w:line="259" w:lineRule="auto"/>
         <w:ind w:left="397"/>
-        <w:jc w:val="left"/>
       </w:pPr>
       <w:r>
         <w:rPr>
-          <w:rFonts w:ascii="Times New Roman" w:hAnsi="Times New Roman" w:eastAsia="Times New Roman"/>
+          <w:rFonts w:ascii="Times New Roman" w:hAnsi="Times New Roman"/>
           <w:b/>
-          <w:i w:val="0"/>
           <w:sz w:val="24"/>
         </w:rPr>
         <w:t xml:space="preserve">3.11. </w:t>
       </w:r>
       <w:r>
         <w:rPr>
-          <w:rFonts w:ascii="Times New Roman" w:hAnsi="Times New Roman" w:eastAsia="Times New Roman"/>
+          <w:rFonts w:ascii="Times New Roman" w:hAnsi="Times New Roman"/>
           <w:b w:val="0"/>
-          <w:i w:val="0"/>
           <w:sz w:val="24"/>
         </w:rPr>
-        <w:t>Technology Stack</w:t>
-      </w:r>
-      <w:r>
-        <w:rPr>
-          <w:rFonts w:ascii="Times New Roman" w:hAnsi="Times New Roman" w:eastAsia="Times New Roman"/>
-          <w:b w:val="0"/>
-          <w:i w:val="0"/>
-          <w:sz w:val="24"/>
-        </w:rPr>
-        <w:tab/>
-        <w:t>33</w:t>
+        <w:t>Technology Stack . . . . . . . . . . . . . . . . . . . . . . . . . . . . . . . . . . . . . . . . . . . . . . . . . . . . . . . . 33</w:t>
       </w:r>
     </w:p>
     <w:p>
       <w:pPr>
-        <w:tabs>
-          <w:tab w:pos="9184" w:val="right" w:leader="dot"/>
-        </w:tabs>
-        <w:spacing w:before="0" w:after="40" w:line="360" w:lineRule="exact"/>
+        <w:spacing w:before="20" w:after="20" w:line="259" w:lineRule="auto"/>
         <w:ind w:left="397"/>
-        <w:jc w:val="left"/>
       </w:pPr>
       <w:r>
         <w:rPr>
-          <w:rFonts w:ascii="Times New Roman" w:hAnsi="Times New Roman" w:eastAsia="Times New Roman"/>
+          <w:rFonts w:ascii="Times New Roman" w:hAnsi="Times New Roman"/>
           <w:b/>
-          <w:i w:val="0"/>
           <w:sz w:val="24"/>
         </w:rPr>
         <w:t xml:space="preserve">3.12. </w:t>
       </w:r>
       <w:r>
         <w:rPr>
-          <w:rFonts w:ascii="Times New Roman" w:hAnsi="Times New Roman" w:eastAsia="Times New Roman"/>
+          <w:rFonts w:ascii="Times New Roman" w:hAnsi="Times New Roman"/>
           <w:b w:val="0"/>
-          <w:i w:val="0"/>
           <w:sz w:val="24"/>
         </w:rPr>
-        <w:t>Safety &amp; Security Considerations</w:t>
-      </w:r>
-      <w:r>
-        <w:rPr>
-          <w:rFonts w:ascii="Times New Roman" w:hAnsi="Times New Roman" w:eastAsia="Times New Roman"/>
-          <w:b w:val="0"/>
-          <w:i w:val="0"/>
-          <w:sz w:val="24"/>
-        </w:rPr>
-        <w:tab/>
-        <w:t>34</w:t>
+        <w:t>Safety &amp; Security Considerations . . . . . . . . . . . . . . . . . . . . . . . . . . . . . . . . . . . . . . . . . . . . 34</w:t>
       </w:r>
     </w:p>
     <w:p>
       <w:pPr>
-        <w:tabs>
-          <w:tab w:pos="9184" w:val="right" w:leader="dot"/>
-        </w:tabs>
-        <w:spacing w:before="0" w:after="40" w:line="360" w:lineRule="exact"/>
+        <w:spacing w:before="20" w:after="20" w:line="259" w:lineRule="auto"/>
         <w:ind w:left="397"/>
-        <w:jc w:val="left"/>
       </w:pPr>
       <w:r>
         <w:rPr>
-          <w:rFonts w:ascii="Times New Roman" w:hAnsi="Times New Roman" w:eastAsia="Times New Roman"/>
+          <w:rFonts w:ascii="Times New Roman" w:hAnsi="Times New Roman"/>
           <w:b/>
-          <w:i w:val="0"/>
           <w:sz w:val="24"/>
         </w:rPr>
         <w:t xml:space="preserve">3.13. </w:t>
       </w:r>
       <w:r>
         <w:rPr>
-          <w:rFonts w:ascii="Times New Roman" w:hAnsi="Times New Roman" w:eastAsia="Times New Roman"/>
+          <w:rFonts w:ascii="Times New Roman" w:hAnsi="Times New Roman"/>
           <w:b w:val="0"/>
-          <w:i w:val="0"/>
           <w:sz w:val="24"/>
         </w:rPr>
-        <w:t>Chapter Summary</w:t>
-      </w:r>
-      <w:r>
-        <w:rPr>
-          <w:rFonts w:ascii="Times New Roman" w:hAnsi="Times New Roman" w:eastAsia="Times New Roman"/>
-          <w:b w:val="0"/>
-          <w:i w:val="0"/>
-          <w:sz w:val="24"/>
-        </w:rPr>
-        <w:tab/>
-        <w:t>35</w:t>
+        <w:t>Chapter Summary . . . . . . . . . . . . . . . . . . . . . . . . . . . . . . . . . . . . . . . . . . . . . . . . . . . . . . . . 35</w:t>
       </w:r>
     </w:p>
     <w:p>
       <w:pPr>
-        <w:spacing w:before="0" w:after="80" w:line="160" w:lineRule="exact"/>
-        <w:jc w:val="center"/>
+        <w:spacing w:after="120"/>
+      </w:pPr>
+    </w:p>
+    <w:p>
+      <w:pPr>
+        <w:spacing w:before="20" w:after="20" w:line="259" w:lineRule="auto"/>
       </w:pPr>
       <w:r>
         <w:rPr>
-          <w:rFonts w:ascii="Times New Roman" w:hAnsi="Times New Roman" w:eastAsia="Times New Roman"/>
-          <w:b w:val="0"/>
-          <w:i w:val="0"/>
-          <w:sz w:val="12"/>
+          <w:rFonts w:ascii="Times New Roman" w:hAnsi="Times New Roman"/>
+          <w:b/>
+          <w:sz w:val="24"/>
         </w:rPr>
+        <w:t>CHAPTER 4: DEVELOPMENT AND IMPLEMENTATION . . . . . . . . . . . . . . . . . . . . . . . . . . 36</w:t>
       </w:r>
     </w:p>
     <w:p>
       <w:pPr>
-        <w:tabs>
-          <w:tab w:pos="9184" w:val="right" w:leader="dot"/>
-        </w:tabs>
-        <w:spacing w:before="0" w:after="40" w:line="360" w:lineRule="exact"/>
-        <w:jc w:val="left"/>
+        <w:spacing w:before="20" w:after="20" w:line="259" w:lineRule="auto"/>
+        <w:ind w:left="397"/>
       </w:pPr>
       <w:r>
         <w:rPr>
-          <w:rFonts w:ascii="Times New Roman" w:hAnsi="Times New Roman" w:eastAsia="Times New Roman"/>
+          <w:rFonts w:ascii="Times New Roman" w:hAnsi="Times New Roman"/>
           <w:b/>
-          <w:i w:val="0"/>
-          <w:sz w:val="24"/>
-        </w:rPr>
-        <w:t>CHAPTER 4: DEVELOPMENT AND IMPLEMENTATION</w:t>
-      </w:r>
-      <w:r>
-        <w:rPr>
-          <w:rFonts w:ascii="Times New Roman" w:hAnsi="Times New Roman" w:eastAsia="Times New Roman"/>
-          <w:b/>
-          <w:i w:val="0"/>
-          <w:sz w:val="24"/>
-        </w:rPr>
-        <w:tab/>
-        <w:t>36</w:t>
-      </w:r>
-    </w:p>
-    <w:p>
-      <w:pPr>
-        <w:tabs>
-          <w:tab w:pos="9184" w:val="right" w:leader="dot"/>
-        </w:tabs>
-        <w:spacing w:before="0" w:after="40" w:line="360" w:lineRule="exact"/>
-        <w:ind w:left="397"/>
-        <w:jc w:val="left"/>
-      </w:pPr>
-      <w:r>
-        <w:rPr>
-          <w:rFonts w:ascii="Times New Roman" w:hAnsi="Times New Roman" w:eastAsia="Times New Roman"/>
-          <w:b/>
-          <w:i w:val="0"/>
           <w:sz w:val="24"/>
         </w:rPr>
         <w:t xml:space="preserve">4.1. </w:t>
       </w:r>
       <w:r>
         <w:rPr>
-          <w:rFonts w:ascii="Times New Roman" w:hAnsi="Times New Roman" w:eastAsia="Times New Roman"/>
+          <w:rFonts w:ascii="Times New Roman" w:hAnsi="Times New Roman"/>
           <w:b w:val="0"/>
-          <w:i w:val="0"/>
           <w:sz w:val="24"/>
         </w:rPr>
-        <w:t>Development Environment</w:t>
-      </w:r>
-      <w:r>
-        <w:rPr>
-          <w:rFonts w:ascii="Times New Roman" w:hAnsi="Times New Roman" w:eastAsia="Times New Roman"/>
-          <w:b w:val="0"/>
-          <w:i w:val="0"/>
-          <w:sz w:val="24"/>
-        </w:rPr>
-        <w:tab/>
-        <w:t>36</w:t>
+        <w:t>Development Environment . . . . . . . . . . . . . . . . . . . . . . . . . . . . . . . . . . . . . . . . . . . . . . . . . . 36</w:t>
       </w:r>
     </w:p>
     <w:p>
       <w:pPr>
-        <w:tabs>
-          <w:tab w:pos="9184" w:val="right" w:leader="dot"/>
-        </w:tabs>
-        <w:spacing w:before="0" w:after="40" w:line="360" w:lineRule="exact"/>
+        <w:spacing w:before="20" w:after="20" w:line="259" w:lineRule="auto"/>
         <w:ind w:left="397"/>
-        <w:jc w:val="left"/>
       </w:pPr>
       <w:r>
         <w:rPr>
-          <w:rFonts w:ascii="Times New Roman" w:hAnsi="Times New Roman" w:eastAsia="Times New Roman"/>
+          <w:rFonts w:ascii="Times New Roman" w:hAnsi="Times New Roman"/>
           <w:b/>
-          <w:i w:val="0"/>
           <w:sz w:val="24"/>
         </w:rPr>
         <w:t xml:space="preserve">4.2. </w:t>
       </w:r>
       <w:r>
         <w:rPr>
-          <w:rFonts w:ascii="Times New Roman" w:hAnsi="Times New Roman" w:eastAsia="Times New Roman"/>
+          <w:rFonts w:ascii="Times New Roman" w:hAnsi="Times New Roman"/>
           <w:b w:val="0"/>
-          <w:i w:val="0"/>
           <w:sz w:val="24"/>
         </w:rPr>
-        <w:t>Implementation Approach</w:t>
-      </w:r>
-      <w:r>
-        <w:rPr>
-          <w:rFonts w:ascii="Times New Roman" w:hAnsi="Times New Roman" w:eastAsia="Times New Roman"/>
-          <w:b w:val="0"/>
-          <w:i w:val="0"/>
-          <w:sz w:val="24"/>
-        </w:rPr>
-        <w:tab/>
-        <w:t>36</w:t>
+        <w:t>Implementation Approach . . . . . . . . . . . . . . . . . . . . . . . . . . . . . . . . . . . . . . . . . . . . . . . . . . . 36</w:t>
       </w:r>
     </w:p>
     <w:p>
       <w:pPr>
-        <w:tabs>
-          <w:tab w:pos="9184" w:val="right" w:leader="dot"/>
-        </w:tabs>
-        <w:spacing w:before="0" w:after="40" w:line="360" w:lineRule="exact"/>
+        <w:spacing w:before="20" w:after="20" w:line="259" w:lineRule="auto"/>
         <w:ind w:left="397"/>
-        <w:jc w:val="left"/>
       </w:pPr>
       <w:r>
         <w:rPr>
-          <w:rFonts w:ascii="Times New Roman" w:hAnsi="Times New Roman" w:eastAsia="Times New Roman"/>
+          <w:rFonts w:ascii="Times New Roman" w:hAnsi="Times New Roman"/>
           <w:b/>
-          <w:i w:val="0"/>
           <w:sz w:val="24"/>
         </w:rPr>
         <w:t xml:space="preserve">4.3. </w:t>
       </w:r>
       <w:r>
         <w:rPr>
-          <w:rFonts w:ascii="Times New Roman" w:hAnsi="Times New Roman" w:eastAsia="Times New Roman"/>
+          <w:rFonts w:ascii="Times New Roman" w:hAnsi="Times New Roman"/>
           <w:b w:val="0"/>
-          <w:i w:val="0"/>
           <w:sz w:val="24"/>
         </w:rPr>
-        <w:t>Hardware Assembly</w:t>
-      </w:r>
-      <w:r>
-        <w:rPr>
-          <w:rFonts w:ascii="Times New Roman" w:hAnsi="Times New Roman" w:eastAsia="Times New Roman"/>
-          <w:b w:val="0"/>
-          <w:i w:val="0"/>
-          <w:sz w:val="24"/>
-        </w:rPr>
-        <w:tab/>
-        <w:t>38</w:t>
+        <w:t>Hardware Assembly . . . . . . . . . . . . . . . . . . . . . . . . . . . . . . . . . . . . . . . . . . . . . . . . . . . . . . . 38</w:t>
       </w:r>
     </w:p>
     <w:p>
       <w:pPr>
-        <w:tabs>
-          <w:tab w:pos="9184" w:val="right" w:leader="dot"/>
-        </w:tabs>
-        <w:spacing w:before="0" w:after="40" w:line="360" w:lineRule="exact"/>
+        <w:spacing w:before="20" w:after="20" w:line="259" w:lineRule="auto"/>
         <w:ind w:left="397"/>
-        <w:jc w:val="left"/>
       </w:pPr>
       <w:r>
         <w:rPr>
-          <w:rFonts w:ascii="Times New Roman" w:hAnsi="Times New Roman" w:eastAsia="Times New Roman"/>
+          <w:rFonts w:ascii="Times New Roman" w:hAnsi="Times New Roman"/>
           <w:b/>
-          <w:i w:val="0"/>
           <w:sz w:val="24"/>
         </w:rPr>
         <w:t xml:space="preserve">4.4. </w:t>
       </w:r>
       <w:r>
         <w:rPr>
-          <w:rFonts w:ascii="Times New Roman" w:hAnsi="Times New Roman" w:eastAsia="Times New Roman"/>
+          <w:rFonts w:ascii="Times New Roman" w:hAnsi="Times New Roman"/>
           <w:b w:val="0"/>
-          <w:i w:val="0"/>
           <w:sz w:val="24"/>
         </w:rPr>
-        <w:t>Firmware Development</w:t>
-      </w:r>
-      <w:r>
-        <w:rPr>
-          <w:rFonts w:ascii="Times New Roman" w:hAnsi="Times New Roman" w:eastAsia="Times New Roman"/>
-          <w:b w:val="0"/>
-          <w:i w:val="0"/>
-          <w:sz w:val="24"/>
-        </w:rPr>
-        <w:tab/>
-        <w:t>42</w:t>
+        <w:t>Firmware Development . . . . . . . . . . . . . . . . . . . . . . . . . . . . . . . . . . . . . . . . . . . . . . . . . . . . . 42</w:t>
       </w:r>
     </w:p>
     <w:p>
       <w:pPr>
-        <w:tabs>
-          <w:tab w:pos="9184" w:val="right" w:leader="dot"/>
-        </w:tabs>
-        <w:spacing w:before="0" w:after="40" w:line="360" w:lineRule="exact"/>
+        <w:spacing w:before="20" w:after="20" w:line="259" w:lineRule="auto"/>
         <w:ind w:left="397"/>
-        <w:jc w:val="left"/>
       </w:pPr>
       <w:r>
         <w:rPr>
-          <w:rFonts w:ascii="Times New Roman" w:hAnsi="Times New Roman" w:eastAsia="Times New Roman"/>
+          <w:rFonts w:ascii="Times New Roman" w:hAnsi="Times New Roman"/>
           <w:b/>
-          <w:i w:val="0"/>
           <w:sz w:val="24"/>
         </w:rPr>
         <w:t xml:space="preserve">4.5. </w:t>
       </w:r>
       <w:r>
         <w:rPr>
-          <w:rFonts w:ascii="Times New Roman" w:hAnsi="Times New Roman" w:eastAsia="Times New Roman"/>
+          <w:rFonts w:ascii="Times New Roman" w:hAnsi="Times New Roman"/>
           <w:b w:val="0"/>
-          <w:i w:val="0"/>
           <w:sz w:val="24"/>
         </w:rPr>
-        <w:t>Database/Cloud Integration</w:t>
-      </w:r>
-      <w:r>
-        <w:rPr>
-          <w:rFonts w:ascii="Times New Roman" w:hAnsi="Times New Roman" w:eastAsia="Times New Roman"/>
-          <w:b w:val="0"/>
-          <w:i w:val="0"/>
-          <w:sz w:val="24"/>
-        </w:rPr>
-        <w:tab/>
-        <w:t>44</w:t>
+        <w:t>Database/Cloud Integration . . . . . . . . . . . . . . . . . . . . . . . . . . . . . . . . . . . . . . . . . . . . . . . . . . 44</w:t>
       </w:r>
     </w:p>
     <w:p>
       <w:pPr>
-        <w:tabs>
-          <w:tab w:pos="9184" w:val="right" w:leader="dot"/>
-        </w:tabs>
-        <w:spacing w:before="0" w:after="40" w:line="360" w:lineRule="exact"/>
+        <w:spacing w:before="20" w:after="20" w:line="259" w:lineRule="auto"/>
         <w:ind w:left="397"/>
-        <w:jc w:val="left"/>
       </w:pPr>
       <w:r>
         <w:rPr>
-          <w:rFonts w:ascii="Times New Roman" w:hAnsi="Times New Roman" w:eastAsia="Times New Roman"/>
+          <w:rFonts w:ascii="Times New Roman" w:hAnsi="Times New Roman"/>
           <w:b/>
-          <w:i w:val="0"/>
           <w:sz w:val="24"/>
         </w:rPr>
         <w:t xml:space="preserve">4.6. </w:t>
       </w:r>
       <w:r>
         <w:rPr>
-          <w:rFonts w:ascii="Times New Roman" w:hAnsi="Times New Roman" w:eastAsia="Times New Roman"/>
+          <w:rFonts w:ascii="Times New Roman" w:hAnsi="Times New Roman"/>
           <w:b w:val="0"/>
-          <w:i w:val="0"/>
           <w:sz w:val="24"/>
         </w:rPr>
-        <w:t>Dashboard Development</w:t>
-      </w:r>
-      <w:r>
-        <w:rPr>
-          <w:rFonts w:ascii="Times New Roman" w:hAnsi="Times New Roman" w:eastAsia="Times New Roman"/>
-          <w:b w:val="0"/>
-          <w:i w:val="0"/>
-          <w:sz w:val="24"/>
-        </w:rPr>
-        <w:tab/>
-        <w:t>46</w:t>
+        <w:t>Dashboard Development . . . . . . . . . . . . . . . . . . . . . . . . . . . . . . . . . . . . . . . . . . . . . . . . . . . . 46</w:t>
       </w:r>
     </w:p>
     <w:p>
       <w:pPr>
-        <w:tabs>
-          <w:tab w:pos="9184" w:val="right" w:leader="dot"/>
-        </w:tabs>
-        <w:spacing w:before="0" w:after="40" w:line="360" w:lineRule="exact"/>
+        <w:spacing w:before="20" w:after="20" w:line="259" w:lineRule="auto"/>
         <w:ind w:left="397"/>
-        <w:jc w:val="left"/>
       </w:pPr>
       <w:r>
         <w:rPr>
-          <w:rFonts w:ascii="Times New Roman" w:hAnsi="Times New Roman" w:eastAsia="Times New Roman"/>
+          <w:rFonts w:ascii="Times New Roman" w:hAnsi="Times New Roman"/>
           <w:b/>
-          <w:i w:val="0"/>
           <w:sz w:val="24"/>
         </w:rPr>
         <w:t xml:space="preserve">4.7. </w:t>
       </w:r>
       <w:r>
         <w:rPr>
-          <w:rFonts w:ascii="Times New Roman" w:hAnsi="Times New Roman" w:eastAsia="Times New Roman"/>
+          <w:rFonts w:ascii="Times New Roman" w:hAnsi="Times New Roman"/>
           <w:b w:val="0"/>
-          <w:i w:val="0"/>
           <w:sz w:val="24"/>
         </w:rPr>
-        <w:t>Module-wise Implementation</w:t>
-      </w:r>
-      <w:r>
-        <w:rPr>
-          <w:rFonts w:ascii="Times New Roman" w:hAnsi="Times New Roman" w:eastAsia="Times New Roman"/>
-          <w:b w:val="0"/>
-          <w:i w:val="0"/>
-          <w:sz w:val="24"/>
-        </w:rPr>
-        <w:tab/>
-        <w:t>48</w:t>
+        <w:t>Module-wise Implementation . . . . . . . . . . . . . . . . . . . . . . . . . . . . . . . . . . . . . . . . . . . . . . . . 48</w:t>
       </w:r>
     </w:p>
     <w:p>
       <w:pPr>
-        <w:tabs>
-          <w:tab w:pos="9184" w:val="right" w:leader="dot"/>
-        </w:tabs>
-        <w:spacing w:before="0" w:after="40" w:line="360" w:lineRule="exact"/>
+        <w:spacing w:before="20" w:after="20" w:line="259" w:lineRule="auto"/>
         <w:ind w:left="397"/>
-        <w:jc w:val="left"/>
       </w:pPr>
       <w:r>
         <w:rPr>
-          <w:rFonts w:ascii="Times New Roman" w:hAnsi="Times New Roman" w:eastAsia="Times New Roman"/>
+          <w:rFonts w:ascii="Times New Roman" w:hAnsi="Times New Roman"/>
           <w:b/>
-          <w:i w:val="0"/>
           <w:sz w:val="24"/>
         </w:rPr>
         <w:t xml:space="preserve">4.8. </w:t>
       </w:r>
       <w:r>
         <w:rPr>
-          <w:rFonts w:ascii="Times New Roman" w:hAnsi="Times New Roman" w:eastAsia="Times New Roman"/>
+          <w:rFonts w:ascii="Times New Roman" w:hAnsi="Times New Roman"/>
           <w:b w:val="0"/>
-          <w:i w:val="0"/>
           <w:sz w:val="24"/>
         </w:rPr>
-        <w:t>Algorithms and Control Logic</w:t>
-      </w:r>
-      <w:r>
-        <w:rPr>
-          <w:rFonts w:ascii="Times New Roman" w:hAnsi="Times New Roman" w:eastAsia="Times New Roman"/>
-          <w:b w:val="0"/>
-          <w:i w:val="0"/>
-          <w:sz w:val="24"/>
-        </w:rPr>
-        <w:tab/>
-        <w:t>50</w:t>
+        <w:t>Algorithms and Control Logic . . . . . . . . . . . . . . . . . . . . . . . . . . . . . . . . . . . . . . . . . . . . . . . . 50</w:t>
       </w:r>
     </w:p>
     <w:p>
       <w:pPr>
-        <w:tabs>
-          <w:tab w:pos="9184" w:val="right" w:leader="dot"/>
-        </w:tabs>
-        <w:spacing w:before="0" w:after="40" w:line="360" w:lineRule="exact"/>
+        <w:spacing w:before="20" w:after="20" w:line="259" w:lineRule="auto"/>
         <w:ind w:left="397"/>
-        <w:jc w:val="left"/>
       </w:pPr>
       <w:r>
         <w:rPr>
-          <w:rFonts w:ascii="Times New Roman" w:hAnsi="Times New Roman" w:eastAsia="Times New Roman"/>
+          <w:rFonts w:ascii="Times New Roman" w:hAnsi="Times New Roman"/>
           <w:b/>
-          <w:i w:val="0"/>
           <w:sz w:val="24"/>
         </w:rPr>
         <w:t xml:space="preserve">4.9. </w:t>
       </w:r>
       <w:r>
         <w:rPr>
-          <w:rFonts w:ascii="Times New Roman" w:hAnsi="Times New Roman" w:eastAsia="Times New Roman"/>
+          <w:rFonts w:ascii="Times New Roman" w:hAnsi="Times New Roman"/>
           <w:b w:val="0"/>
-          <w:i w:val="0"/>
           <w:sz w:val="24"/>
         </w:rPr>
-        <w:t>Safety Features Implemented</w:t>
-      </w:r>
-      <w:r>
-        <w:rPr>
-          <w:rFonts w:ascii="Times New Roman" w:hAnsi="Times New Roman" w:eastAsia="Times New Roman"/>
-          <w:b w:val="0"/>
-          <w:i w:val="0"/>
-          <w:sz w:val="24"/>
-        </w:rPr>
-        <w:tab/>
-        <w:t>52</w:t>
+        <w:t>Safety Features Implemented . . . . . . . . . . . . . . . . . . . . . . . . . . . . . . . . . . . . . . . . . . . . . . . . 52</w:t>
       </w:r>
     </w:p>
     <w:p>
       <w:pPr>
-        <w:tabs>
-          <w:tab w:pos="9184" w:val="right" w:leader="dot"/>
-        </w:tabs>
-        <w:spacing w:before="0" w:after="40" w:line="360" w:lineRule="exact"/>
+        <w:spacing w:before="20" w:after="20" w:line="259" w:lineRule="auto"/>
         <w:ind w:left="397"/>
-        <w:jc w:val="left"/>
       </w:pPr>
       <w:r>
         <w:rPr>
-          <w:rFonts w:ascii="Times New Roman" w:hAnsi="Times New Roman" w:eastAsia="Times New Roman"/>
+          <w:rFonts w:ascii="Times New Roman" w:hAnsi="Times New Roman"/>
           <w:b/>
-          <w:i w:val="0"/>
           <w:sz w:val="24"/>
         </w:rPr>
         <w:t xml:space="preserve">4.10. </w:t>
       </w:r>
       <w:r>
         <w:rPr>
-          <w:rFonts w:ascii="Times New Roman" w:hAnsi="Times New Roman" w:eastAsia="Times New Roman"/>
+          <w:rFonts w:ascii="Times New Roman" w:hAnsi="Times New Roman"/>
           <w:b w:val="0"/>
-          <w:i w:val="0"/>
           <w:sz w:val="24"/>
         </w:rPr>
-        <w:t>Prototype Development</w:t>
-      </w:r>
-      <w:r>
-        <w:rPr>
-          <w:rFonts w:ascii="Times New Roman" w:hAnsi="Times New Roman" w:eastAsia="Times New Roman"/>
-          <w:b w:val="0"/>
-          <w:i w:val="0"/>
-          <w:sz w:val="24"/>
-        </w:rPr>
-        <w:tab/>
-        <w:t>53</w:t>
+        <w:t>Prototype Development . . . . . . . . . . . . . . . . . . . . . . . . . . . . . . . . . . . . . . . . . . . . . . . . . . . . 53</w:t>
       </w:r>
     </w:p>
     <w:p>
       <w:pPr>
-        <w:tabs>
-          <w:tab w:pos="9184" w:val="right" w:leader="dot"/>
-        </w:tabs>
-        <w:spacing w:before="0" w:after="40" w:line="360" w:lineRule="exact"/>
+        <w:spacing w:before="20" w:after="20" w:line="259" w:lineRule="auto"/>
         <w:ind w:left="397"/>
-        <w:jc w:val="left"/>
       </w:pPr>
       <w:r>
         <w:rPr>
-          <w:rFonts w:ascii="Times New Roman" w:hAnsi="Times New Roman" w:eastAsia="Times New Roman"/>
+          <w:rFonts w:ascii="Times New Roman" w:hAnsi="Times New Roman"/>
           <w:b/>
-          <w:i w:val="0"/>
           <w:sz w:val="24"/>
         </w:rPr>
         <w:t xml:space="preserve">4.11. </w:t>
       </w:r>
       <w:r>
         <w:rPr>
-          <w:rFonts w:ascii="Times New Roman" w:hAnsi="Times New Roman" w:eastAsia="Times New Roman"/>
+          <w:rFonts w:ascii="Times New Roman" w:hAnsi="Times New Roman"/>
           <w:b w:val="0"/>
-          <w:i w:val="0"/>
           <w:sz w:val="24"/>
         </w:rPr>
-        <w:t>Prototype Photos &amp; Demonstration</w:t>
-      </w:r>
-      <w:r>
-        <w:rPr>
-          <w:rFonts w:ascii="Times New Roman" w:hAnsi="Times New Roman" w:eastAsia="Times New Roman"/>
-          <w:b w:val="0"/>
-          <w:i w:val="0"/>
-          <w:sz w:val="24"/>
-        </w:rPr>
-        <w:tab/>
-        <w:t>54</w:t>
+        <w:t>Prototype Photos &amp; Demonstration . . . . . . . . . . . . . . . . . . . . . . . . . . . . . . . . . . . . . . . . . . . 54</w:t>
       </w:r>
     </w:p>
     <w:p>
       <w:pPr>
-        <w:spacing w:before="0" w:after="80" w:line="160" w:lineRule="exact"/>
-        <w:jc w:val="center"/>
-      </w:pPr>
-      <w:r>
-        <w:rPr>
-          <w:rFonts w:ascii="Times New Roman" w:hAnsi="Times New Roman" w:eastAsia="Times New Roman"/>
-          <w:b w:val="0"/>
-          <w:i w:val="0"/>
-          <w:sz w:val="12"/>
-        </w:rPr>
-      </w:r>
+        <w:spacing w:after="120"/>
+      </w:pPr>
     </w:p>
     <w:p>
       <w:r>
@@ -2649,1172 +1752,654 @@
     </w:p>
     <w:p>
       <w:pPr>
-        <w:tabs>
-          <w:tab w:pos="9184" w:val="right" w:leader="dot"/>
-        </w:tabs>
-        <w:spacing w:before="0" w:after="40" w:line="360" w:lineRule="exact"/>
-        <w:jc w:val="left"/>
+        <w:spacing w:before="20" w:after="20" w:line="259" w:lineRule="auto"/>
       </w:pPr>
       <w:r>
         <w:rPr>
-          <w:rFonts w:ascii="Times New Roman" w:hAnsi="Times New Roman" w:eastAsia="Times New Roman"/>
+          <w:rFonts w:ascii="Times New Roman" w:hAnsi="Times New Roman"/>
           <w:b/>
-          <w:i w:val="0"/>
           <w:sz w:val="24"/>
         </w:rPr>
-        <w:t>CHAPTER 5: TESTING, VALIDATION AND PERFORMANCE EVALUATION</w:t>
-      </w:r>
-      <w:r>
-        <w:rPr>
-          <w:rFonts w:ascii="Times New Roman" w:hAnsi="Times New Roman" w:eastAsia="Times New Roman"/>
-          <w:b/>
-          <w:i w:val="0"/>
-          <w:sz w:val="24"/>
-        </w:rPr>
-        <w:tab/>
-        <w:t>58</w:t>
+        <w:t>CHAPTER 5: TESTING, VALIDATION AND PERFORMANCE EVALUATION . . . . . . . . 58</w:t>
       </w:r>
     </w:p>
     <w:p>
       <w:pPr>
-        <w:tabs>
-          <w:tab w:pos="9184" w:val="right" w:leader="dot"/>
-        </w:tabs>
-        <w:spacing w:before="0" w:after="40" w:line="360" w:lineRule="exact"/>
+        <w:spacing w:before="20" w:after="20" w:line="259" w:lineRule="auto"/>
         <w:ind w:left="397"/>
-        <w:jc w:val="left"/>
       </w:pPr>
       <w:r>
         <w:rPr>
-          <w:rFonts w:ascii="Times New Roman" w:hAnsi="Times New Roman" w:eastAsia="Times New Roman"/>
+          <w:rFonts w:ascii="Times New Roman" w:hAnsi="Times New Roman"/>
           <w:b/>
-          <w:i w:val="0"/>
           <w:sz w:val="24"/>
         </w:rPr>
         <w:t xml:space="preserve">5.1. </w:t>
       </w:r>
       <w:r>
         <w:rPr>
-          <w:rFonts w:ascii="Times New Roman" w:hAnsi="Times New Roman" w:eastAsia="Times New Roman"/>
+          <w:rFonts w:ascii="Times New Roman" w:hAnsi="Times New Roman"/>
           <w:b w:val="0"/>
-          <w:i w:val="0"/>
           <w:sz w:val="24"/>
         </w:rPr>
-        <w:t>Testing Strategy</w:t>
-      </w:r>
-      <w:r>
-        <w:rPr>
-          <w:rFonts w:ascii="Times New Roman" w:hAnsi="Times New Roman" w:eastAsia="Times New Roman"/>
-          <w:b w:val="0"/>
-          <w:i w:val="0"/>
-          <w:sz w:val="24"/>
-        </w:rPr>
-        <w:tab/>
-        <w:t>58</w:t>
+        <w:t>Testing Strategy . . . . . . . . . . . . . . . . . . . . . . . . . . . . . . . . . . . . . . . . . . . . . . . . . . . . . . . . . . . 58</w:t>
       </w:r>
     </w:p>
     <w:p>
       <w:pPr>
-        <w:tabs>
-          <w:tab w:pos="9184" w:val="right" w:leader="dot"/>
-        </w:tabs>
-        <w:spacing w:before="0" w:after="40" w:line="360" w:lineRule="exact"/>
+        <w:spacing w:before="20" w:after="20" w:line="259" w:lineRule="auto"/>
         <w:ind w:left="397"/>
-        <w:jc w:val="left"/>
       </w:pPr>
       <w:r>
         <w:rPr>
-          <w:rFonts w:ascii="Times New Roman" w:hAnsi="Times New Roman" w:eastAsia="Times New Roman"/>
+          <w:rFonts w:ascii="Times New Roman" w:hAnsi="Times New Roman"/>
           <w:b/>
-          <w:i w:val="0"/>
           <w:sz w:val="24"/>
         </w:rPr>
         <w:t xml:space="preserve">5.2. </w:t>
       </w:r>
       <w:r>
         <w:rPr>
-          <w:rFonts w:ascii="Times New Roman" w:hAnsi="Times New Roman" w:eastAsia="Times New Roman"/>
+          <w:rFonts w:ascii="Times New Roman" w:hAnsi="Times New Roman"/>
           <w:b w:val="0"/>
-          <w:i w:val="0"/>
           <w:sz w:val="24"/>
         </w:rPr>
-        <w:t>Unit Testing</w:t>
-      </w:r>
-      <w:r>
-        <w:rPr>
-          <w:rFonts w:ascii="Times New Roman" w:hAnsi="Times New Roman" w:eastAsia="Times New Roman"/>
-          <w:b w:val="0"/>
-          <w:i w:val="0"/>
-          <w:sz w:val="24"/>
-        </w:rPr>
-        <w:tab/>
-        <w:t>58</w:t>
+        <w:t>Unit Testing . . . . . . . . . . . . . . . . . . . . . . . . . . . . . . . . . . . . . . . . . . . . . . . . . . . . . . . . . . . . . . 58</w:t>
       </w:r>
     </w:p>
     <w:p>
       <w:pPr>
-        <w:tabs>
-          <w:tab w:pos="9184" w:val="right" w:leader="dot"/>
-        </w:tabs>
-        <w:spacing w:before="0" w:after="40" w:line="360" w:lineRule="exact"/>
+        <w:spacing w:before="20" w:after="20" w:line="259" w:lineRule="auto"/>
         <w:ind w:left="397"/>
-        <w:jc w:val="left"/>
       </w:pPr>
       <w:r>
         <w:rPr>
-          <w:rFonts w:ascii="Times New Roman" w:hAnsi="Times New Roman" w:eastAsia="Times New Roman"/>
+          <w:rFonts w:ascii="Times New Roman" w:hAnsi="Times New Roman"/>
           <w:b/>
-          <w:i w:val="0"/>
           <w:sz w:val="24"/>
         </w:rPr>
         <w:t xml:space="preserve">5.3. </w:t>
       </w:r>
       <w:r>
         <w:rPr>
-          <w:rFonts w:ascii="Times New Roman" w:hAnsi="Times New Roman" w:eastAsia="Times New Roman"/>
+          <w:rFonts w:ascii="Times New Roman" w:hAnsi="Times New Roman"/>
           <w:b w:val="0"/>
-          <w:i w:val="0"/>
           <w:sz w:val="24"/>
         </w:rPr>
-        <w:t>Integration Testing</w:t>
-      </w:r>
-      <w:r>
-        <w:rPr>
-          <w:rFonts w:ascii="Times New Roman" w:hAnsi="Times New Roman" w:eastAsia="Times New Roman"/>
-          <w:b w:val="0"/>
-          <w:i w:val="0"/>
-          <w:sz w:val="24"/>
-        </w:rPr>
-        <w:tab/>
-        <w:t>60</w:t>
+        <w:t>Integration Testing . . . . . . . . . . . . . . . . . . . . . . . . . . . . . . . . . . . . . . . . . . . . . . . . . . . . . . . . . 60</w:t>
       </w:r>
     </w:p>
     <w:p>
       <w:pPr>
-        <w:tabs>
-          <w:tab w:pos="9184" w:val="right" w:leader="dot"/>
-        </w:tabs>
-        <w:spacing w:before="0" w:after="40" w:line="360" w:lineRule="exact"/>
+        <w:spacing w:before="20" w:after="20" w:line="259" w:lineRule="auto"/>
         <w:ind w:left="397"/>
-        <w:jc w:val="left"/>
       </w:pPr>
       <w:r>
         <w:rPr>
-          <w:rFonts w:ascii="Times New Roman" w:hAnsi="Times New Roman" w:eastAsia="Times New Roman"/>
+          <w:rFonts w:ascii="Times New Roman" w:hAnsi="Times New Roman"/>
           <w:b/>
-          <w:i w:val="0"/>
           <w:sz w:val="24"/>
         </w:rPr>
         <w:t xml:space="preserve">5.4. </w:t>
       </w:r>
       <w:r>
         <w:rPr>
-          <w:rFonts w:ascii="Times New Roman" w:hAnsi="Times New Roman" w:eastAsia="Times New Roman"/>
+          <w:rFonts w:ascii="Times New Roman" w:hAnsi="Times New Roman"/>
           <w:b w:val="0"/>
-          <w:i w:val="0"/>
           <w:sz w:val="24"/>
         </w:rPr>
-        <w:t>System Testing</w:t>
-      </w:r>
-      <w:r>
-        <w:rPr>
-          <w:rFonts w:ascii="Times New Roman" w:hAnsi="Times New Roman" w:eastAsia="Times New Roman"/>
-          <w:b w:val="0"/>
-          <w:i w:val="0"/>
-          <w:sz w:val="24"/>
-        </w:rPr>
-        <w:tab/>
-        <w:t>62</w:t>
+        <w:t>System Testing . . . . . . . . . . . . . . . . . . . . . . . . . . . . . . . . . . . . . . . . . . . . . . . . . . . . . . . . . . . 62</w:t>
       </w:r>
     </w:p>
     <w:p>
       <w:pPr>
-        <w:tabs>
-          <w:tab w:pos="9184" w:val="right" w:leader="dot"/>
-        </w:tabs>
-        <w:spacing w:before="0" w:after="40" w:line="360" w:lineRule="exact"/>
+        <w:spacing w:before="20" w:after="20" w:line="259" w:lineRule="auto"/>
         <w:ind w:left="397"/>
-        <w:jc w:val="left"/>
       </w:pPr>
       <w:r>
         <w:rPr>
-          <w:rFonts w:ascii="Times New Roman" w:hAnsi="Times New Roman" w:eastAsia="Times New Roman"/>
+          <w:rFonts w:ascii="Times New Roman" w:hAnsi="Times New Roman"/>
           <w:b/>
-          <w:i w:val="0"/>
           <w:sz w:val="24"/>
         </w:rPr>
         <w:t xml:space="preserve">5.5. </w:t>
       </w:r>
       <w:r>
         <w:rPr>
-          <w:rFonts w:ascii="Times New Roman" w:hAnsi="Times New Roman" w:eastAsia="Times New Roman"/>
+          <w:rFonts w:ascii="Times New Roman" w:hAnsi="Times New Roman"/>
           <w:b w:val="0"/>
-          <w:i w:val="0"/>
           <w:sz w:val="24"/>
         </w:rPr>
-        <w:t>User Acceptance Testing</w:t>
-      </w:r>
-      <w:r>
-        <w:rPr>
-          <w:rFonts w:ascii="Times New Roman" w:hAnsi="Times New Roman" w:eastAsia="Times New Roman"/>
-          <w:b w:val="0"/>
-          <w:i w:val="0"/>
-          <w:sz w:val="24"/>
-        </w:rPr>
-        <w:tab/>
-        <w:t>64</w:t>
+        <w:t>User Acceptance Testing . . . . . . . . . . . . . . . . . . . . . . . . . . . . . . . . . . . . . . . . . . . . . . . . . . . . 64</w:t>
       </w:r>
     </w:p>
     <w:p>
       <w:pPr>
-        <w:tabs>
-          <w:tab w:pos="9184" w:val="right" w:leader="dot"/>
-        </w:tabs>
-        <w:spacing w:before="0" w:after="40" w:line="360" w:lineRule="exact"/>
+        <w:spacing w:before="20" w:after="20" w:line="259" w:lineRule="auto"/>
         <w:ind w:left="397"/>
-        <w:jc w:val="left"/>
       </w:pPr>
       <w:r>
         <w:rPr>
-          <w:rFonts w:ascii="Times New Roman" w:hAnsi="Times New Roman" w:eastAsia="Times New Roman"/>
+          <w:rFonts w:ascii="Times New Roman" w:hAnsi="Times New Roman"/>
           <w:b/>
-          <w:i w:val="0"/>
           <w:sz w:val="24"/>
         </w:rPr>
         <w:t xml:space="preserve">5.6. </w:t>
       </w:r>
       <w:r>
         <w:rPr>
-          <w:rFonts w:ascii="Times New Roman" w:hAnsi="Times New Roman" w:eastAsia="Times New Roman"/>
+          <w:rFonts w:ascii="Times New Roman" w:hAnsi="Times New Roman"/>
           <w:b w:val="0"/>
-          <w:i w:val="0"/>
           <w:sz w:val="24"/>
         </w:rPr>
-        <w:t>Performance Evaluation</w:t>
-      </w:r>
-      <w:r>
-        <w:rPr>
-          <w:rFonts w:ascii="Times New Roman" w:hAnsi="Times New Roman" w:eastAsia="Times New Roman"/>
-          <w:b w:val="0"/>
-          <w:i w:val="0"/>
-          <w:sz w:val="24"/>
-        </w:rPr>
-        <w:tab/>
-        <w:t>65</w:t>
+        <w:t>Performance Evaluation . . . . . . . . . . . . . . . . . . . . . . . . . . . . . . . . . . . . . . . . . . . . . . . . . . . . 65</w:t>
       </w:r>
     </w:p>
     <w:p>
       <w:pPr>
-        <w:tabs>
-          <w:tab w:pos="9184" w:val="right" w:leader="dot"/>
-        </w:tabs>
-        <w:spacing w:before="0" w:after="40" w:line="360" w:lineRule="exact"/>
+        <w:spacing w:before="20" w:after="20" w:line="259" w:lineRule="auto"/>
         <w:ind w:left="397"/>
-        <w:jc w:val="left"/>
       </w:pPr>
       <w:r>
         <w:rPr>
-          <w:rFonts w:ascii="Times New Roman" w:hAnsi="Times New Roman" w:eastAsia="Times New Roman"/>
+          <w:rFonts w:ascii="Times New Roman" w:hAnsi="Times New Roman"/>
           <w:b/>
-          <w:i w:val="0"/>
           <w:sz w:val="24"/>
         </w:rPr>
         <w:t xml:space="preserve">5.7. </w:t>
       </w:r>
       <w:r>
         <w:rPr>
-          <w:rFonts w:ascii="Times New Roman" w:hAnsi="Times New Roman" w:eastAsia="Times New Roman"/>
+          <w:rFonts w:ascii="Times New Roman" w:hAnsi="Times New Roman"/>
           <w:b w:val="0"/>
-          <w:i w:val="0"/>
           <w:sz w:val="24"/>
         </w:rPr>
-        <w:t>Security Testing</w:t>
-      </w:r>
-      <w:r>
-        <w:rPr>
-          <w:rFonts w:ascii="Times New Roman" w:hAnsi="Times New Roman" w:eastAsia="Times New Roman"/>
-          <w:b w:val="0"/>
-          <w:i w:val="0"/>
-          <w:sz w:val="24"/>
-        </w:rPr>
-        <w:tab/>
-        <w:t>67</w:t>
+        <w:t>Security Testing . . . . . . . . . . . . . . . . . . . . . . . . . . . . . . . . . . . . . . . . . . . . . . . . . . . . . . . . . . . 67</w:t>
       </w:r>
     </w:p>
     <w:p>
       <w:pPr>
-        <w:tabs>
-          <w:tab w:pos="9184" w:val="right" w:leader="dot"/>
-        </w:tabs>
-        <w:spacing w:before="0" w:after="40" w:line="360" w:lineRule="exact"/>
+        <w:spacing w:before="20" w:after="20" w:line="259" w:lineRule="auto"/>
         <w:ind w:left="397"/>
-        <w:jc w:val="left"/>
       </w:pPr>
       <w:r>
         <w:rPr>
-          <w:rFonts w:ascii="Times New Roman" w:hAnsi="Times New Roman" w:eastAsia="Times New Roman"/>
+          <w:rFonts w:ascii="Times New Roman" w:hAnsi="Times New Roman"/>
           <w:b/>
-          <w:i w:val="0"/>
           <w:sz w:val="24"/>
         </w:rPr>
         <w:t xml:space="preserve">5.8. </w:t>
       </w:r>
       <w:r>
         <w:rPr>
-          <w:rFonts w:ascii="Times New Roman" w:hAnsi="Times New Roman" w:eastAsia="Times New Roman"/>
+          <w:rFonts w:ascii="Times New Roman" w:hAnsi="Times New Roman"/>
           <w:b w:val="0"/>
-          <w:i w:val="0"/>
           <w:sz w:val="24"/>
         </w:rPr>
-        <w:t>Validation Metrics</w:t>
-      </w:r>
-      <w:r>
-        <w:rPr>
-          <w:rFonts w:ascii="Times New Roman" w:hAnsi="Times New Roman" w:eastAsia="Times New Roman"/>
-          <w:b w:val="0"/>
-          <w:i w:val="0"/>
-          <w:sz w:val="24"/>
-        </w:rPr>
-        <w:tab/>
-        <w:t>68</w:t>
+        <w:t>Validation Metrics . . . . . . . . . . . . . . . . . . . . . . . . . . . . . . . . . . . . . . . . . . . . . . . . . . . . . . . . . 68</w:t>
       </w:r>
     </w:p>
     <w:p>
       <w:pPr>
-        <w:tabs>
-          <w:tab w:pos="9184" w:val="right" w:leader="dot"/>
-        </w:tabs>
-        <w:spacing w:before="0" w:after="40" w:line="360" w:lineRule="exact"/>
+        <w:spacing w:before="20" w:after="20" w:line="259" w:lineRule="auto"/>
         <w:ind w:left="397"/>
-        <w:jc w:val="left"/>
       </w:pPr>
       <w:r>
         <w:rPr>
-          <w:rFonts w:ascii="Times New Roman" w:hAnsi="Times New Roman" w:eastAsia="Times New Roman"/>
+          <w:rFonts w:ascii="Times New Roman" w:hAnsi="Times New Roman"/>
           <w:b/>
-          <w:i w:val="0"/>
           <w:sz w:val="24"/>
         </w:rPr>
         <w:t xml:space="preserve">5.9. </w:t>
       </w:r>
       <w:r>
         <w:rPr>
-          <w:rFonts w:ascii="Times New Roman" w:hAnsi="Times New Roman" w:eastAsia="Times New Roman"/>
+          <w:rFonts w:ascii="Times New Roman" w:hAnsi="Times New Roman"/>
           <w:b w:val="0"/>
-          <w:i w:val="0"/>
           <w:sz w:val="24"/>
         </w:rPr>
-        <w:t>Test Cases</w:t>
-      </w:r>
-      <w:r>
-        <w:rPr>
-          <w:rFonts w:ascii="Times New Roman" w:hAnsi="Times New Roman" w:eastAsia="Times New Roman"/>
-          <w:b w:val="0"/>
-          <w:i w:val="0"/>
-          <w:sz w:val="24"/>
-        </w:rPr>
-        <w:tab/>
-        <w:t>69</w:t>
+        <w:t>Test Cases . . . . . . . . . . . . . . . . . . . . . . . . . . . . . . . . . . . . . . . . . . . . . . . . . . . . . . . . . . . . . . . 69</w:t>
       </w:r>
     </w:p>
     <w:p>
       <w:pPr>
-        <w:tabs>
-          <w:tab w:pos="9184" w:val="right" w:leader="dot"/>
-        </w:tabs>
-        <w:spacing w:before="0" w:after="40" w:line="360" w:lineRule="exact"/>
+        <w:spacing w:before="20" w:after="20" w:line="259" w:lineRule="auto"/>
         <w:ind w:left="397"/>
-        <w:jc w:val="left"/>
       </w:pPr>
       <w:r>
         <w:rPr>
-          <w:rFonts w:ascii="Times New Roman" w:hAnsi="Times New Roman" w:eastAsia="Times New Roman"/>
+          <w:rFonts w:ascii="Times New Roman" w:hAnsi="Times New Roman"/>
           <w:b/>
-          <w:i w:val="0"/>
           <w:sz w:val="24"/>
         </w:rPr>
         <w:t xml:space="preserve">5.10. </w:t>
       </w:r>
       <w:r>
         <w:rPr>
-          <w:rFonts w:ascii="Times New Roman" w:hAnsi="Times New Roman" w:eastAsia="Times New Roman"/>
+          <w:rFonts w:ascii="Times New Roman" w:hAnsi="Times New Roman"/>
           <w:b w:val="0"/>
-          <w:i w:val="0"/>
           <w:sz w:val="24"/>
         </w:rPr>
-        <w:t>Defects Identified and corrections</w:t>
-      </w:r>
-      <w:r>
-        <w:rPr>
-          <w:rFonts w:ascii="Times New Roman" w:hAnsi="Times New Roman" w:eastAsia="Times New Roman"/>
-          <w:b w:val="0"/>
-          <w:i w:val="0"/>
-          <w:sz w:val="24"/>
-        </w:rPr>
-        <w:tab/>
-        <w:t>70</w:t>
+        <w:t>Defects Identified and corrections . . . . . . . . . . . . . . . . . . . . . . . . . . . . . . . . . . . . . . . . . . . . 70</w:t>
       </w:r>
     </w:p>
     <w:p>
       <w:pPr>
-        <w:tabs>
-          <w:tab w:pos="9184" w:val="right" w:leader="dot"/>
-        </w:tabs>
-        <w:spacing w:before="0" w:after="40" w:line="360" w:lineRule="exact"/>
+        <w:spacing w:before="20" w:after="20" w:line="259" w:lineRule="auto"/>
         <w:ind w:left="397"/>
-        <w:jc w:val="left"/>
       </w:pPr>
       <w:r>
         <w:rPr>
-          <w:rFonts w:ascii="Times New Roman" w:hAnsi="Times New Roman" w:eastAsia="Times New Roman"/>
+          <w:rFonts w:ascii="Times New Roman" w:hAnsi="Times New Roman"/>
           <w:b/>
-          <w:i w:val="0"/>
           <w:sz w:val="24"/>
         </w:rPr>
         <w:t xml:space="preserve">5.11. </w:t>
       </w:r>
       <w:r>
         <w:rPr>
-          <w:rFonts w:ascii="Times New Roman" w:hAnsi="Times New Roman" w:eastAsia="Times New Roman"/>
+          <w:rFonts w:ascii="Times New Roman" w:hAnsi="Times New Roman"/>
           <w:b w:val="0"/>
-          <w:i w:val="0"/>
           <w:sz w:val="24"/>
         </w:rPr>
-        <w:t>Chapter Summary</w:t>
-      </w:r>
-      <w:r>
-        <w:rPr>
-          <w:rFonts w:ascii="Times New Roman" w:hAnsi="Times New Roman" w:eastAsia="Times New Roman"/>
-          <w:b w:val="0"/>
-          <w:i w:val="0"/>
-          <w:sz w:val="24"/>
-        </w:rPr>
-        <w:tab/>
-        <w:t>71</w:t>
+        <w:t>Chapter Summary . . . . . . . . . . . . . . . . . . . . . . . . . . . . . . . . . . . . . . . . . . . . . . . . . . . . . . . . 71</w:t>
       </w:r>
     </w:p>
     <w:p>
       <w:pPr>
-        <w:spacing w:before="0" w:after="80" w:line="160" w:lineRule="exact"/>
-        <w:jc w:val="center"/>
+        <w:spacing w:after="120"/>
+      </w:pPr>
+    </w:p>
+    <w:p>
+      <w:pPr>
+        <w:spacing w:before="20" w:after="20" w:line="259" w:lineRule="auto"/>
       </w:pPr>
       <w:r>
         <w:rPr>
-          <w:rFonts w:ascii="Times New Roman" w:hAnsi="Times New Roman" w:eastAsia="Times New Roman"/>
-          <w:b w:val="0"/>
-          <w:i w:val="0"/>
-          <w:sz w:val="12"/>
+          <w:rFonts w:ascii="Times New Roman" w:hAnsi="Times New Roman"/>
+          <w:b/>
+          <w:sz w:val="24"/>
         </w:rPr>
+        <w:t>CHAPTER 6: COMMUNITY DEPLOYMENT AND IMPACT ASSESSMENT . . . . . . . . . . . 72</w:t>
       </w:r>
     </w:p>
     <w:p>
       <w:pPr>
-        <w:tabs>
-          <w:tab w:pos="9184" w:val="right" w:leader="dot"/>
-        </w:tabs>
-        <w:spacing w:before="0" w:after="40" w:line="360" w:lineRule="exact"/>
-        <w:jc w:val="left"/>
+        <w:spacing w:before="20" w:after="20" w:line="259" w:lineRule="auto"/>
+        <w:ind w:left="397"/>
       </w:pPr>
       <w:r>
         <w:rPr>
-          <w:rFonts w:ascii="Times New Roman" w:hAnsi="Times New Roman" w:eastAsia="Times New Roman"/>
+          <w:rFonts w:ascii="Times New Roman" w:hAnsi="Times New Roman"/>
           <w:b/>
-          <w:i w:val="0"/>
-          <w:sz w:val="24"/>
-        </w:rPr>
-        <w:t>CHAPTER 6: COMMUNITY DEPLOYMENT AND IMPACT ASSESSMENT</w:t>
-      </w:r>
-      <w:r>
-        <w:rPr>
-          <w:rFonts w:ascii="Times New Roman" w:hAnsi="Times New Roman" w:eastAsia="Times New Roman"/>
-          <w:b/>
-          <w:i w:val="0"/>
-          <w:sz w:val="24"/>
-        </w:rPr>
-        <w:tab/>
-        <w:t>72</w:t>
-      </w:r>
-    </w:p>
-    <w:p>
-      <w:pPr>
-        <w:tabs>
-          <w:tab w:pos="9184" w:val="right" w:leader="dot"/>
-        </w:tabs>
-        <w:spacing w:before="0" w:after="40" w:line="360" w:lineRule="exact"/>
-        <w:ind w:left="397"/>
-        <w:jc w:val="left"/>
-      </w:pPr>
-      <w:r>
-        <w:rPr>
-          <w:rFonts w:ascii="Times New Roman" w:hAnsi="Times New Roman" w:eastAsia="Times New Roman"/>
-          <w:b/>
-          <w:i w:val="0"/>
           <w:sz w:val="24"/>
         </w:rPr>
         <w:t xml:space="preserve">6.1. </w:t>
       </w:r>
       <w:r>
         <w:rPr>
-          <w:rFonts w:ascii="Times New Roman" w:hAnsi="Times New Roman" w:eastAsia="Times New Roman"/>
+          <w:rFonts w:ascii="Times New Roman" w:hAnsi="Times New Roman"/>
           <w:b w:val="0"/>
-          <w:i w:val="0"/>
           <w:sz w:val="24"/>
         </w:rPr>
-        <w:t>Beneficiary Profile</w:t>
-      </w:r>
-      <w:r>
-        <w:rPr>
-          <w:rFonts w:ascii="Times New Roman" w:hAnsi="Times New Roman" w:eastAsia="Times New Roman"/>
-          <w:b w:val="0"/>
-          <w:i w:val="0"/>
-          <w:sz w:val="24"/>
-        </w:rPr>
-        <w:tab/>
-        <w:t>72</w:t>
+        <w:t>Beneficiary Profile . . . . . . . . . . . . . . . . . . . . . . . . . . . . . . . . . . . . . . . . . . . . . . . . . . . . . . . . . 72</w:t>
       </w:r>
     </w:p>
     <w:p>
       <w:pPr>
-        <w:tabs>
-          <w:tab w:pos="9184" w:val="right" w:leader="dot"/>
-        </w:tabs>
-        <w:spacing w:before="0" w:after="40" w:line="360" w:lineRule="exact"/>
+        <w:spacing w:before="20" w:after="20" w:line="259" w:lineRule="auto"/>
         <w:ind w:left="397"/>
-        <w:jc w:val="left"/>
       </w:pPr>
       <w:r>
         <w:rPr>
-          <w:rFonts w:ascii="Times New Roman" w:hAnsi="Times New Roman" w:eastAsia="Times New Roman"/>
+          <w:rFonts w:ascii="Times New Roman" w:hAnsi="Times New Roman"/>
           <w:b/>
-          <w:i w:val="0"/>
           <w:sz w:val="24"/>
         </w:rPr>
         <w:t xml:space="preserve">6.2. </w:t>
       </w:r>
       <w:r>
         <w:rPr>
-          <w:rFonts w:ascii="Times New Roman" w:hAnsi="Times New Roman" w:eastAsia="Times New Roman"/>
+          <w:rFonts w:ascii="Times New Roman" w:hAnsi="Times New Roman"/>
           <w:b w:val="0"/>
-          <w:i w:val="0"/>
           <w:sz w:val="24"/>
         </w:rPr>
-        <w:t>Community Engagement Activities</w:t>
-      </w:r>
-      <w:r>
-        <w:rPr>
-          <w:rFonts w:ascii="Times New Roman" w:hAnsi="Times New Roman" w:eastAsia="Times New Roman"/>
-          <w:b w:val="0"/>
-          <w:i w:val="0"/>
-          <w:sz w:val="24"/>
-        </w:rPr>
-        <w:tab/>
-        <w:t>72</w:t>
+        <w:t>Community Engagement Activities . . . . . . . . . . . . . . . . . . . . . . . . . . . . . . . . . . . . . . . . . . . . 72</w:t>
       </w:r>
     </w:p>
     <w:p>
       <w:pPr>
-        <w:tabs>
-          <w:tab w:pos="9184" w:val="right" w:leader="dot"/>
-        </w:tabs>
-        <w:spacing w:before="0" w:after="40" w:line="360" w:lineRule="exact"/>
+        <w:spacing w:before="20" w:after="20" w:line="259" w:lineRule="auto"/>
         <w:ind w:left="397"/>
-        <w:jc w:val="left"/>
       </w:pPr>
       <w:r>
         <w:rPr>
-          <w:rFonts w:ascii="Times New Roman" w:hAnsi="Times New Roman" w:eastAsia="Times New Roman"/>
+          <w:rFonts w:ascii="Times New Roman" w:hAnsi="Times New Roman"/>
           <w:b/>
-          <w:i w:val="0"/>
           <w:sz w:val="24"/>
         </w:rPr>
         <w:t xml:space="preserve">6.3. </w:t>
       </w:r>
       <w:r>
         <w:rPr>
-          <w:rFonts w:ascii="Times New Roman" w:hAnsi="Times New Roman" w:eastAsia="Times New Roman"/>
+          <w:rFonts w:ascii="Times New Roman" w:hAnsi="Times New Roman"/>
           <w:b w:val="0"/>
-          <w:i w:val="0"/>
           <w:sz w:val="24"/>
         </w:rPr>
-        <w:t>Pilot Deployment</w:t>
-      </w:r>
-      <w:r>
-        <w:rPr>
-          <w:rFonts w:ascii="Times New Roman" w:hAnsi="Times New Roman" w:eastAsia="Times New Roman"/>
-          <w:b w:val="0"/>
-          <w:i w:val="0"/>
-          <w:sz w:val="24"/>
-        </w:rPr>
-        <w:tab/>
-        <w:t>73</w:t>
+        <w:t>Pilot Deployment . . . . . . . . . . . . . . . . . . . . . . . . . . . . . . . . . . . . . . . . . . . . . . . . . . . . . . . . . . 73</w:t>
       </w:r>
     </w:p>
     <w:p>
       <w:pPr>
-        <w:tabs>
-          <w:tab w:pos="9184" w:val="right" w:leader="dot"/>
-        </w:tabs>
-        <w:spacing w:before="0" w:after="40" w:line="360" w:lineRule="exact"/>
+        <w:spacing w:before="20" w:after="20" w:line="259" w:lineRule="auto"/>
         <w:ind w:left="397"/>
-        <w:jc w:val="left"/>
       </w:pPr>
       <w:r>
         <w:rPr>
-          <w:rFonts w:ascii="Times New Roman" w:hAnsi="Times New Roman" w:eastAsia="Times New Roman"/>
+          <w:rFonts w:ascii="Times New Roman" w:hAnsi="Times New Roman"/>
           <w:b/>
-          <w:i w:val="0"/>
           <w:sz w:val="24"/>
         </w:rPr>
         <w:t xml:space="preserve">6.4. </w:t>
       </w:r>
       <w:r>
         <w:rPr>
-          <w:rFonts w:ascii="Times New Roman" w:hAnsi="Times New Roman" w:eastAsia="Times New Roman"/>
+          <w:rFonts w:ascii="Times New Roman" w:hAnsi="Times New Roman"/>
           <w:b w:val="0"/>
-          <w:i w:val="0"/>
           <w:sz w:val="24"/>
         </w:rPr>
-        <w:t>User Training</w:t>
-      </w:r>
-      <w:r>
-        <w:rPr>
-          <w:rFonts w:ascii="Times New Roman" w:hAnsi="Times New Roman" w:eastAsia="Times New Roman"/>
-          <w:b w:val="0"/>
-          <w:i w:val="0"/>
-          <w:sz w:val="24"/>
-        </w:rPr>
-        <w:tab/>
-        <w:t>74</w:t>
+        <w:t>User Training . . . . . . . . . . . . . . . . . . . . . . . . . . . . . . . . . . . . . . . . . . . . . . . . . . . . . . . . . . . . . 74</w:t>
       </w:r>
     </w:p>
     <w:p>
       <w:pPr>
-        <w:tabs>
-          <w:tab w:pos="9184" w:val="right" w:leader="dot"/>
-        </w:tabs>
-        <w:spacing w:before="0" w:after="40" w:line="360" w:lineRule="exact"/>
+        <w:spacing w:before="20" w:after="20" w:line="259" w:lineRule="auto"/>
         <w:ind w:left="397"/>
-        <w:jc w:val="left"/>
       </w:pPr>
       <w:r>
         <w:rPr>
-          <w:rFonts w:ascii="Times New Roman" w:hAnsi="Times New Roman" w:eastAsia="Times New Roman"/>
+          <w:rFonts w:ascii="Times New Roman" w:hAnsi="Times New Roman"/>
           <w:b/>
-          <w:i w:val="0"/>
           <w:sz w:val="24"/>
         </w:rPr>
         <w:t xml:space="preserve">6.5. </w:t>
       </w:r>
       <w:r>
         <w:rPr>
-          <w:rFonts w:ascii="Times New Roman" w:hAnsi="Times New Roman" w:eastAsia="Times New Roman"/>
+          <w:rFonts w:ascii="Times New Roman" w:hAnsi="Times New Roman"/>
           <w:b w:val="0"/>
-          <w:i w:val="0"/>
           <w:sz w:val="24"/>
         </w:rPr>
-        <w:t>Feedback Collection</w:t>
-      </w:r>
-      <w:r>
-        <w:rPr>
-          <w:rFonts w:ascii="Times New Roman" w:hAnsi="Times New Roman" w:eastAsia="Times New Roman"/>
-          <w:b w:val="0"/>
-          <w:i w:val="0"/>
-          <w:sz w:val="24"/>
-        </w:rPr>
-        <w:tab/>
-        <w:t>75</w:t>
+        <w:t>Feedback Collection . . . . . . . . . . . . . . . . . . . . . . . . . . . . . . . . . . . . . . . . . . . . . . . . . . . . . . . 75</w:t>
       </w:r>
     </w:p>
     <w:p>
       <w:pPr>
-        <w:tabs>
-          <w:tab w:pos="9184" w:val="right" w:leader="dot"/>
-        </w:tabs>
-        <w:spacing w:before="0" w:after="40" w:line="360" w:lineRule="exact"/>
+        <w:spacing w:before="20" w:after="20" w:line="259" w:lineRule="auto"/>
         <w:ind w:left="397"/>
-        <w:jc w:val="left"/>
       </w:pPr>
       <w:r>
         <w:rPr>
-          <w:rFonts w:ascii="Times New Roman" w:hAnsi="Times New Roman" w:eastAsia="Times New Roman"/>
+          <w:rFonts w:ascii="Times New Roman" w:hAnsi="Times New Roman"/>
           <w:b/>
-          <w:i w:val="0"/>
           <w:sz w:val="24"/>
         </w:rPr>
         <w:t xml:space="preserve">6.6. </w:t>
       </w:r>
       <w:r>
         <w:rPr>
-          <w:rFonts w:ascii="Times New Roman" w:hAnsi="Times New Roman" w:eastAsia="Times New Roman"/>
+          <w:rFonts w:ascii="Times New Roman" w:hAnsi="Times New Roman"/>
           <w:b w:val="0"/>
-          <w:i w:val="0"/>
           <w:sz w:val="24"/>
         </w:rPr>
-        <w:t>Feedback Analysis</w:t>
-      </w:r>
-      <w:r>
-        <w:rPr>
-          <w:rFonts w:ascii="Times New Roman" w:hAnsi="Times New Roman" w:eastAsia="Times New Roman"/>
-          <w:b w:val="0"/>
-          <w:i w:val="0"/>
-          <w:sz w:val="24"/>
-        </w:rPr>
-        <w:tab/>
-        <w:t>75</w:t>
+        <w:t>Feedback Analysis . . . . . . . . . . . . . . . . . . . . . . . . . . . . . . . . . . . . . . . . . . . . . . . . . . . . . . . . . 75</w:t>
       </w:r>
     </w:p>
     <w:p>
       <w:pPr>
-        <w:tabs>
-          <w:tab w:pos="9184" w:val="right" w:leader="dot"/>
-        </w:tabs>
-        <w:spacing w:before="0" w:after="40" w:line="360" w:lineRule="exact"/>
+        <w:spacing w:before="20" w:after="20" w:line="259" w:lineRule="auto"/>
         <w:ind w:left="397"/>
-        <w:jc w:val="left"/>
       </w:pPr>
       <w:r>
         <w:rPr>
-          <w:rFonts w:ascii="Times New Roman" w:hAnsi="Times New Roman" w:eastAsia="Times New Roman"/>
+          <w:rFonts w:ascii="Times New Roman" w:hAnsi="Times New Roman"/>
           <w:b/>
-          <w:i w:val="0"/>
           <w:sz w:val="24"/>
         </w:rPr>
         <w:t xml:space="preserve">6.7. </w:t>
       </w:r>
       <w:r>
         <w:rPr>
-          <w:rFonts w:ascii="Times New Roman" w:hAnsi="Times New Roman" w:eastAsia="Times New Roman"/>
+          <w:rFonts w:ascii="Times New Roman" w:hAnsi="Times New Roman"/>
           <w:b w:val="0"/>
-          <w:i w:val="0"/>
           <w:sz w:val="24"/>
         </w:rPr>
-        <w:t>Impact Assessment</w:t>
-      </w:r>
-      <w:r>
-        <w:rPr>
-          <w:rFonts w:ascii="Times New Roman" w:hAnsi="Times New Roman" w:eastAsia="Times New Roman"/>
-          <w:b w:val="0"/>
-          <w:i w:val="0"/>
-          <w:sz w:val="24"/>
-        </w:rPr>
-        <w:tab/>
-        <w:t>77</w:t>
+        <w:t>Impact Assessment . . . . . . . . . . . . . . . . . . . . . . . . . . . . . . . . . . . . . . . . . . . . . . . . . . . . . . . . 77</w:t>
       </w:r>
     </w:p>
     <w:p>
       <w:pPr>
-        <w:tabs>
-          <w:tab w:pos="9184" w:val="right" w:leader="dot"/>
-        </w:tabs>
-        <w:spacing w:before="0" w:after="40" w:line="360" w:lineRule="exact"/>
+        <w:spacing w:before="20" w:after="20" w:line="259" w:lineRule="auto"/>
         <w:ind w:left="397"/>
-        <w:jc w:val="left"/>
       </w:pPr>
       <w:r>
         <w:rPr>
-          <w:rFonts w:ascii="Times New Roman" w:hAnsi="Times New Roman" w:eastAsia="Times New Roman"/>
+          <w:rFonts w:ascii="Times New Roman" w:hAnsi="Times New Roman"/>
           <w:b/>
-          <w:i w:val="0"/>
           <w:sz w:val="24"/>
         </w:rPr>
         <w:t xml:space="preserve">6.8. </w:t>
       </w:r>
       <w:r>
         <w:rPr>
-          <w:rFonts w:ascii="Times New Roman" w:hAnsi="Times New Roman" w:eastAsia="Times New Roman"/>
+          <w:rFonts w:ascii="Times New Roman" w:hAnsi="Times New Roman"/>
           <w:b w:val="0"/>
-          <w:i w:val="0"/>
           <w:sz w:val="24"/>
         </w:rPr>
-        <w:t>Outcome Achievement Matrix</w:t>
-      </w:r>
-      <w:r>
-        <w:rPr>
-          <w:rFonts w:ascii="Times New Roman" w:hAnsi="Times New Roman" w:eastAsia="Times New Roman"/>
-          <w:b w:val="0"/>
-          <w:i w:val="0"/>
-          <w:sz w:val="24"/>
-        </w:rPr>
-        <w:tab/>
-        <w:t>78</w:t>
+        <w:t>Outcome Achievement Matrix . . . . . . . . . . . . . . . . . . . . . . . . . . . . . . . . . . . . . . . . . . . . . . . 78</w:t>
       </w:r>
     </w:p>
     <w:p>
       <w:pPr>
-        <w:tabs>
-          <w:tab w:pos="9184" w:val="right" w:leader="dot"/>
-        </w:tabs>
-        <w:spacing w:before="0" w:after="40" w:line="360" w:lineRule="exact"/>
+        <w:spacing w:before="20" w:after="20" w:line="259" w:lineRule="auto"/>
         <w:ind w:left="397"/>
-        <w:jc w:val="left"/>
       </w:pPr>
       <w:r>
         <w:rPr>
-          <w:rFonts w:ascii="Times New Roman" w:hAnsi="Times New Roman" w:eastAsia="Times New Roman"/>
+          <w:rFonts w:ascii="Times New Roman" w:hAnsi="Times New Roman"/>
           <w:b/>
-          <w:i w:val="0"/>
           <w:sz w:val="24"/>
         </w:rPr>
         <w:t xml:space="preserve">6.9. </w:t>
       </w:r>
       <w:r>
         <w:rPr>
-          <w:rFonts w:ascii="Times New Roman" w:hAnsi="Times New Roman" w:eastAsia="Times New Roman"/>
+          <w:rFonts w:ascii="Times New Roman" w:hAnsi="Times New Roman"/>
           <w:b w:val="0"/>
-          <w:i w:val="0"/>
           <w:sz w:val="24"/>
         </w:rPr>
-        <w:t>Sustainability Plan</w:t>
-      </w:r>
-      <w:r>
-        <w:rPr>
-          <w:rFonts w:ascii="Times New Roman" w:hAnsi="Times New Roman" w:eastAsia="Times New Roman"/>
-          <w:b w:val="0"/>
-          <w:i w:val="0"/>
-          <w:sz w:val="24"/>
-        </w:rPr>
-        <w:tab/>
-        <w:t>79</w:t>
+        <w:t>Sustainability Plan . . . . . . . . . . . . . . . . . . . . . . . . . . . . . . . . . . . . . . . . . . . . . . . . . . . . . . . . . 79</w:t>
       </w:r>
     </w:p>
     <w:p>
       <w:pPr>
-        <w:spacing w:before="0" w:after="80" w:line="160" w:lineRule="exact"/>
-        <w:jc w:val="center"/>
+        <w:spacing w:after="120"/>
+      </w:pPr>
+    </w:p>
+    <w:p>
+      <w:pPr>
+        <w:spacing w:before="20" w:after="20" w:line="259" w:lineRule="auto"/>
       </w:pPr>
       <w:r>
         <w:rPr>
-          <w:rFonts w:ascii="Times New Roman" w:hAnsi="Times New Roman" w:eastAsia="Times New Roman"/>
-          <w:b w:val="0"/>
-          <w:i w:val="0"/>
-          <w:sz w:val="12"/>
+          <w:rFonts w:ascii="Times New Roman" w:hAnsi="Times New Roman"/>
+          <w:b/>
+          <w:sz w:val="24"/>
         </w:rPr>
+        <w:t>CHAPTER 7: RESULTS, DISCUSSION, CONCLUSION AND FUTURE SCOPE . . . . . . . . . 80</w:t>
       </w:r>
     </w:p>
     <w:p>
       <w:pPr>
-        <w:tabs>
-          <w:tab w:pos="9184" w:val="right" w:leader="dot"/>
-        </w:tabs>
-        <w:spacing w:before="0" w:after="40" w:line="360" w:lineRule="exact"/>
-        <w:jc w:val="left"/>
+        <w:spacing w:before="20" w:after="20" w:line="259" w:lineRule="auto"/>
+        <w:ind w:left="397"/>
       </w:pPr>
       <w:r>
         <w:rPr>
-          <w:rFonts w:ascii="Times New Roman" w:hAnsi="Times New Roman" w:eastAsia="Times New Roman"/>
+          <w:rFonts w:ascii="Times New Roman" w:hAnsi="Times New Roman"/>
           <w:b/>
-          <w:i w:val="0"/>
-          <w:sz w:val="24"/>
-        </w:rPr>
-        <w:t>CHAPTER 7: RESULTS, DISCUSSION, CONCLUSION AND FUTURE SCOPE</w:t>
-      </w:r>
-      <w:r>
-        <w:rPr>
-          <w:rFonts w:ascii="Times New Roman" w:hAnsi="Times New Roman" w:eastAsia="Times New Roman"/>
-          <w:b/>
-          <w:i w:val="0"/>
-          <w:sz w:val="24"/>
-        </w:rPr>
-        <w:tab/>
-        <w:t>80</w:t>
-      </w:r>
-    </w:p>
-    <w:p>
-      <w:pPr>
-        <w:tabs>
-          <w:tab w:pos="9184" w:val="right" w:leader="dot"/>
-        </w:tabs>
-        <w:spacing w:before="0" w:after="40" w:line="360" w:lineRule="exact"/>
-        <w:ind w:left="397"/>
-        <w:jc w:val="left"/>
-      </w:pPr>
-      <w:r>
-        <w:rPr>
-          <w:rFonts w:ascii="Times New Roman" w:hAnsi="Times New Roman" w:eastAsia="Times New Roman"/>
-          <w:b/>
-          <w:i w:val="0"/>
           <w:sz w:val="24"/>
         </w:rPr>
         <w:t xml:space="preserve">7.1. </w:t>
       </w:r>
       <w:r>
         <w:rPr>
-          <w:rFonts w:ascii="Times New Roman" w:hAnsi="Times New Roman" w:eastAsia="Times New Roman"/>
+          <w:rFonts w:ascii="Times New Roman" w:hAnsi="Times New Roman"/>
           <w:b w:val="0"/>
-          <w:i w:val="0"/>
           <w:sz w:val="24"/>
         </w:rPr>
-        <w:t>Results and Discussion</w:t>
-      </w:r>
-      <w:r>
-        <w:rPr>
-          <w:rFonts w:ascii="Times New Roman" w:hAnsi="Times New Roman" w:eastAsia="Times New Roman"/>
-          <w:b w:val="0"/>
-          <w:i w:val="0"/>
-          <w:sz w:val="24"/>
-        </w:rPr>
-        <w:tab/>
-        <w:t>80</w:t>
+        <w:t>Results and Discussion . . . . . . . . . . . . . . . . . . . . . . . . . . . . . . . . . . . . . . . . . . . . . . . . . . . . . 80</w:t>
       </w:r>
     </w:p>
     <w:p>
       <w:pPr>
-        <w:tabs>
-          <w:tab w:pos="9184" w:val="right" w:leader="dot"/>
-        </w:tabs>
-        <w:spacing w:before="0" w:after="40" w:line="360" w:lineRule="exact"/>
+        <w:spacing w:before="20" w:after="20" w:line="259" w:lineRule="auto"/>
         <w:ind w:left="397"/>
-        <w:jc w:val="left"/>
       </w:pPr>
       <w:r>
         <w:rPr>
-          <w:rFonts w:ascii="Times New Roman" w:hAnsi="Times New Roman" w:eastAsia="Times New Roman"/>
+          <w:rFonts w:ascii="Times New Roman" w:hAnsi="Times New Roman"/>
           <w:b/>
-          <w:i w:val="0"/>
           <w:sz w:val="24"/>
         </w:rPr>
         <w:t xml:space="preserve">7.2. </w:t>
       </w:r>
       <w:r>
         <w:rPr>
-          <w:rFonts w:ascii="Times New Roman" w:hAnsi="Times New Roman" w:eastAsia="Times New Roman"/>
+          <w:rFonts w:ascii="Times New Roman" w:hAnsi="Times New Roman"/>
           <w:b w:val="0"/>
-          <w:i w:val="0"/>
           <w:sz w:val="24"/>
         </w:rPr>
-        <w:t>Achievement of Objectives</w:t>
-      </w:r>
-      <w:r>
-        <w:rPr>
-          <w:rFonts w:ascii="Times New Roman" w:hAnsi="Times New Roman" w:eastAsia="Times New Roman"/>
-          <w:b w:val="0"/>
-          <w:i w:val="0"/>
-          <w:sz w:val="24"/>
-        </w:rPr>
-        <w:tab/>
-        <w:t>81</w:t>
+        <w:t>Achievement of Objectives . . . . . . . . . . . . . . . . . . . . . . . . . . . . . . . . . . . . . . . . . . . . . . . . . . 81</w:t>
       </w:r>
     </w:p>
     <w:p>
       <w:pPr>
-        <w:tabs>
-          <w:tab w:pos="9184" w:val="right" w:leader="dot"/>
-        </w:tabs>
-        <w:spacing w:before="0" w:after="40" w:line="360" w:lineRule="exact"/>
+        <w:spacing w:before="20" w:after="20" w:line="259" w:lineRule="auto"/>
         <w:ind w:left="397"/>
-        <w:jc w:val="left"/>
       </w:pPr>
       <w:r>
         <w:rPr>
-          <w:rFonts w:ascii="Times New Roman" w:hAnsi="Times New Roman" w:eastAsia="Times New Roman"/>
+          <w:rFonts w:ascii="Times New Roman" w:hAnsi="Times New Roman"/>
           <w:b/>
-          <w:i w:val="0"/>
           <w:sz w:val="24"/>
         </w:rPr>
         <w:t xml:space="preserve">7.3. </w:t>
       </w:r>
       <w:r>
         <w:rPr>
-          <w:rFonts w:ascii="Times New Roman" w:hAnsi="Times New Roman" w:eastAsia="Times New Roman"/>
+          <w:rFonts w:ascii="Times New Roman" w:hAnsi="Times New Roman"/>
           <w:b w:val="0"/>
-          <w:i w:val="0"/>
           <w:sz w:val="24"/>
         </w:rPr>
-        <w:t>Project Contributions</w:t>
-      </w:r>
-      <w:r>
-        <w:rPr>
-          <w:rFonts w:ascii="Times New Roman" w:hAnsi="Times New Roman" w:eastAsia="Times New Roman"/>
-          <w:b w:val="0"/>
-          <w:i w:val="0"/>
-          <w:sz w:val="24"/>
-        </w:rPr>
-        <w:tab/>
-        <w:t>82</w:t>
+        <w:t>Project Contributions . . . . . . . . . . . . . . . . . . . . . . . . . . . . . . . . . . . . . . . . . . . . . . . . . . . . . . . 82</w:t>
       </w:r>
     </w:p>
     <w:p>
       <w:pPr>
-        <w:tabs>
-          <w:tab w:pos="9184" w:val="right" w:leader="dot"/>
-        </w:tabs>
-        <w:spacing w:before="0" w:after="40" w:line="360" w:lineRule="exact"/>
+        <w:spacing w:before="20" w:after="20" w:line="259" w:lineRule="auto"/>
         <w:ind w:left="397"/>
-        <w:jc w:val="left"/>
       </w:pPr>
       <w:r>
         <w:rPr>
-          <w:rFonts w:ascii="Times New Roman" w:hAnsi="Times New Roman" w:eastAsia="Times New Roman"/>
+          <w:rFonts w:ascii="Times New Roman" w:hAnsi="Times New Roman"/>
           <w:b/>
-          <w:i w:val="0"/>
           <w:sz w:val="24"/>
         </w:rPr>
         <w:t xml:space="preserve">7.4. </w:t>
       </w:r>
       <w:r>
         <w:rPr>
-          <w:rFonts w:ascii="Times New Roman" w:hAnsi="Times New Roman" w:eastAsia="Times New Roman"/>
+          <w:rFonts w:ascii="Times New Roman" w:hAnsi="Times New Roman"/>
           <w:b w:val="0"/>
-          <w:i w:val="0"/>
           <w:sz w:val="24"/>
         </w:rPr>
-        <w:t>Limitations</w:t>
-      </w:r>
-      <w:r>
-        <w:rPr>
-          <w:rFonts w:ascii="Times New Roman" w:hAnsi="Times New Roman" w:eastAsia="Times New Roman"/>
-          <w:b w:val="0"/>
-          <w:i w:val="0"/>
-          <w:sz w:val="24"/>
-        </w:rPr>
-        <w:tab/>
-        <w:t>83</w:t>
+        <w:t>Limitations . . . . . . . . . . . . . . . . . . . . . . . . . . . . . . . . . . . . . . . . . . . . . . . . . . . . . . . . . . . . . . . 83</w:t>
       </w:r>
     </w:p>
     <w:p>
       <w:pPr>
-        <w:tabs>
-          <w:tab w:pos="9184" w:val="right" w:leader="dot"/>
-        </w:tabs>
-        <w:spacing w:before="0" w:after="40" w:line="360" w:lineRule="exact"/>
+        <w:spacing w:before="20" w:after="20" w:line="259" w:lineRule="auto"/>
         <w:ind w:left="397"/>
-        <w:jc w:val="left"/>
       </w:pPr>
       <w:r>
         <w:rPr>
-          <w:rFonts w:ascii="Times New Roman" w:hAnsi="Times New Roman" w:eastAsia="Times New Roman"/>
+          <w:rFonts w:ascii="Times New Roman" w:hAnsi="Times New Roman"/>
           <w:b/>
-          <w:i w:val="0"/>
           <w:sz w:val="24"/>
         </w:rPr>
         <w:t xml:space="preserve">7.5. </w:t>
       </w:r>
       <w:r>
         <w:rPr>
-          <w:rFonts w:ascii="Times New Roman" w:hAnsi="Times New Roman" w:eastAsia="Times New Roman"/>
+          <w:rFonts w:ascii="Times New Roman" w:hAnsi="Times New Roman"/>
           <w:b w:val="0"/>
-          <w:i w:val="0"/>
           <w:sz w:val="24"/>
         </w:rPr>
-        <w:t>Future Enhancements</w:t>
-      </w:r>
-      <w:r>
-        <w:rPr>
-          <w:rFonts w:ascii="Times New Roman" w:hAnsi="Times New Roman" w:eastAsia="Times New Roman"/>
-          <w:b w:val="0"/>
-          <w:i w:val="0"/>
-          <w:sz w:val="24"/>
-        </w:rPr>
-        <w:tab/>
-        <w:t>84</w:t>
+        <w:t>Future Enhancements . . . . . . . . . . . . . . . . . . . . . . . . . . . . . . . . . . . . . . . . . . . . . . . . . . . . . . 84</w:t>
       </w:r>
     </w:p>
     <w:p>
       <w:pPr>
-        <w:tabs>
-          <w:tab w:pos="9184" w:val="right" w:leader="dot"/>
-        </w:tabs>
-        <w:spacing w:before="0" w:after="40" w:line="360" w:lineRule="exact"/>
+        <w:spacing w:before="20" w:after="20" w:line="259" w:lineRule="auto"/>
         <w:ind w:left="397"/>
-        <w:jc w:val="left"/>
       </w:pPr>
       <w:r>
         <w:rPr>
-          <w:rFonts w:ascii="Times New Roman" w:hAnsi="Times New Roman" w:eastAsia="Times New Roman"/>
+          <w:rFonts w:ascii="Times New Roman" w:hAnsi="Times New Roman"/>
           <w:b/>
-          <w:i w:val="0"/>
           <w:sz w:val="24"/>
         </w:rPr>
         <w:t xml:space="preserve">7.6. </w:t>
       </w:r>
       <w:r>
         <w:rPr>
-          <w:rFonts w:ascii="Times New Roman" w:hAnsi="Times New Roman" w:eastAsia="Times New Roman"/>
+          <w:rFonts w:ascii="Times New Roman" w:hAnsi="Times New Roman"/>
           <w:b w:val="0"/>
-          <w:i w:val="0"/>
           <w:sz w:val="24"/>
         </w:rPr>
-        <w:t>Conclusion</w:t>
-      </w:r>
-      <w:r>
-        <w:rPr>
-          <w:rFonts w:ascii="Times New Roman" w:hAnsi="Times New Roman" w:eastAsia="Times New Roman"/>
-          <w:b w:val="0"/>
-          <w:i w:val="0"/>
-          <w:sz w:val="24"/>
-        </w:rPr>
-        <w:tab/>
-        <w:t>85</w:t>
+        <w:t>Conclusion . . . . . . . . . . . . . . . . . . . . . . . . . . . . . . . . . . . . . . . . . . . . . . . . . . . . . . . . . . . . . . . 85</w:t>
       </w:r>
     </w:p>
     <w:p>
       <w:pPr>
-        <w:spacing w:before="0" w:after="80" w:line="160" w:lineRule="exact"/>
-        <w:jc w:val="center"/>
+        <w:spacing w:after="120"/>
+      </w:pPr>
+    </w:p>
+    <w:p>
+      <w:pPr>
+        <w:spacing w:before="20" w:after="20" w:line="259" w:lineRule="auto"/>
       </w:pPr>
       <w:r>
         <w:rPr>
-          <w:rFonts w:ascii="Times New Roman" w:hAnsi="Times New Roman" w:eastAsia="Times New Roman"/>
-          <w:b w:val="0"/>
-          <w:i w:val="0"/>
-          <w:sz w:val="12"/>
+          <w:rFonts w:ascii="Times New Roman" w:hAnsi="Times New Roman"/>
+          <w:b/>
+          <w:sz w:val="24"/>
         </w:rPr>
+        <w:t>REFERENCES . . . . . . . . . . . . . . . . . . . . . . . . . . . . . . . . . . . . . . . . . . . . . . . . . . . . . . . . . . . . . . . . . 86</w:t>
       </w:r>
     </w:p>
     <w:p>
       <w:pPr>
-        <w:tabs>
-          <w:tab w:pos="9184" w:val="right" w:leader="dot"/>
-        </w:tabs>
-        <w:spacing w:before="0" w:after="40" w:line="360" w:lineRule="exact"/>
-        <w:jc w:val="left"/>
+        <w:spacing w:before="20" w:after="20" w:line="259" w:lineRule="auto"/>
       </w:pPr>
       <w:r>
         <w:rPr>
-          <w:rFonts w:ascii="Times New Roman" w:hAnsi="Times New Roman" w:eastAsia="Times New Roman"/>
+          <w:rFonts w:ascii="Times New Roman" w:hAnsi="Times New Roman"/>
           <w:b/>
-          <w:i w:val="0"/>
           <w:sz w:val="24"/>
         </w:rPr>
-        <w:t>REFERENCES</w:t>
-      </w:r>
-      <w:r>
-        <w:rPr>
-          <w:rFonts w:ascii="Times New Roman" w:hAnsi="Times New Roman" w:eastAsia="Times New Roman"/>
-          <w:b/>
-          <w:i w:val="0"/>
-          <w:sz w:val="24"/>
-        </w:rPr>
-        <w:tab/>
-        <w:t>86</w:t>
-      </w:r>
-    </w:p>
-    <w:p>
-      <w:pPr>
-        <w:tabs>
-          <w:tab w:pos="9184" w:val="right" w:leader="dot"/>
-        </w:tabs>
-        <w:spacing w:before="0" w:after="40" w:line="360" w:lineRule="exact"/>
-        <w:jc w:val="left"/>
-      </w:pPr>
-      <w:r>
-        <w:rPr>
-          <w:rFonts w:ascii="Times New Roman" w:hAnsi="Times New Roman" w:eastAsia="Times New Roman"/>
-          <w:b/>
-          <w:i w:val="0"/>
-          <w:sz w:val="24"/>
-        </w:rPr>
-        <w:t>ANNEXURES</w:t>
-      </w:r>
-      <w:r>
-        <w:rPr>
-          <w:rFonts w:ascii="Times New Roman" w:hAnsi="Times New Roman" w:eastAsia="Times New Roman"/>
-          <w:b/>
-          <w:i w:val="0"/>
-          <w:sz w:val="24"/>
-        </w:rPr>
-        <w:tab/>
-        <w:t>89 onwards</w:t>
+        <w:t>ANNEXURES . . . . . . . . . . . . . . . . . . . . . . . . . . . . . . . . . . . . . . . . . . . . . . . . . . . . . . . . . . 89 onwards</w:t>
       </w:r>
     </w:p>
     <w:sectPr>

--- a/cep-iot-bus-stop/chapters/Front_Matter.docx
+++ b/cep-iot-bus-stop/chapters/Front_Matter.docx
@@ -471,7 +471,7 @@
           <w:i w:val="0"/>
           <w:sz w:val="24"/>
         </w:rPr>
-        <w:t>3.  Is this your first submission?     Yes  ☐     No  ☐</w:t>
+        <w:t>3.  Is this your first submission?     Yes  [ ]      No  [ ]</w:t>
       </w:r>
     </w:p>
     <w:p>
@@ -506,7 +506,7 @@
     </w:p>
     <w:p>
       <w:pPr>
-        <w:spacing w:before="200" w:after="400" w:line="360" w:lineRule="exact"/>
+        <w:spacing w:before="160" w:after="200" w:line="360" w:lineRule="exact"/>
         <w:jc w:val="both"/>
       </w:pPr>
       <w:r>
@@ -519,36 +519,129 @@
         <w:t>The proposed project titled "IoT-Based Bus Stop System for Public Transport Overcrowding Prediction Using Machine Learning." submitted by the above students, has been examined and found suitable for the partial fulfilment of the requirements for Semester V of the B.Sc IT Degree Programme. The project is hereby approved for implementation under the guidance of the undersigned.</w:t>
       </w:r>
     </w:p>
-    <w:p>
-      <w:pPr>
-        <w:spacing w:before="0" w:after="80" w:line="320" w:lineRule="exact"/>
-        <w:jc w:val="left"/>
-      </w:pPr>
-      <w:r>
-        <w:rPr>
-          <w:rFonts w:ascii="Times New Roman" w:hAnsi="Times New Roman" w:eastAsia="Times New Roman"/>
-          <w:b w:val="0"/>
-          <w:i w:val="0"/>
-          <w:sz w:val="22"/>
-        </w:rPr>
-        <w:t>Signature of Guide                          Signature of Co-ordinator</w:t>
-      </w:r>
-    </w:p>
-    <w:p>
-      <w:pPr>
-        <w:spacing w:before="0" w:after="120" w:line="320" w:lineRule="exact"/>
-        <w:jc w:val="left"/>
-      </w:pPr>
-      <w:r>
-        <w:rPr>
-          <w:rFonts w:ascii="Times New Roman" w:hAnsi="Times New Roman" w:eastAsia="Times New Roman"/>
-          <w:b w:val="0"/>
-          <w:i w:val="0"/>
-          <w:sz w:val="22"/>
-        </w:rPr>
-        <w:t>Date:                                                Date:</w:t>
-      </w:r>
-    </w:p>
+    <w:tbl>
+      <w:tblPr>
+        <w:tblW w:type="auto" w:w="0"/>
+        <w:tblLayout w:type="autofit"/>
+        <w:tblLook w:firstColumn="1" w:firstRow="1" w:lastColumn="0" w:lastRow="0" w:noHBand="0" w:noVBand="1" w:val="04A0"/>
+      </w:tblPr>
+      <w:tblGrid>
+        <w:gridCol w:w="4873"/>
+        <w:gridCol w:w="4873"/>
+      </w:tblGrid>
+      <w:tr>
+        <w:tc>
+          <w:tcPr>
+            <w:tcW w:type="dxa" w:w="4873"/>
+            <w:tcBorders>
+              <w:top w:val="nil"/>
+              <w:left w:val="nil"/>
+              <w:bottom w:val="nil"/>
+              <w:right w:val="nil"/>
+            </w:tcBorders>
+          </w:tcPr>
+          <w:p>
+            <w:pPr>
+              <w:spacing w:before="0" w:after="40" w:line="320" w:lineRule="exact"/>
+              <w:jc w:val="left"/>
+            </w:pPr>
+            <w:r>
+              <w:rPr>
+                <w:rFonts w:ascii="Times New Roman" w:hAnsi="Times New Roman" w:eastAsia="Times New Roman"/>
+                <w:b w:val="0"/>
+                <w:i w:val="0"/>
+                <w:sz w:val="22"/>
+              </w:rPr>
+              <w:t>________________________</w:t>
+            </w:r>
+          </w:p>
+        </w:tc>
+        <w:tc>
+          <w:tcPr>
+            <w:tcW w:type="dxa" w:w="4873"/>
+            <w:tcBorders>
+              <w:top w:val="nil"/>
+              <w:left w:val="nil"/>
+              <w:bottom w:val="nil"/>
+              <w:right w:val="nil"/>
+            </w:tcBorders>
+          </w:tcPr>
+          <w:p>
+            <w:pPr>
+              <w:spacing w:before="0" w:after="40" w:line="320" w:lineRule="exact"/>
+              <w:jc w:val="right"/>
+            </w:pPr>
+            <w:r>
+              <w:rPr>
+                <w:rFonts w:ascii="Times New Roman" w:hAnsi="Times New Roman" w:eastAsia="Times New Roman"/>
+                <w:b w:val="0"/>
+                <w:i w:val="0"/>
+                <w:sz w:val="22"/>
+              </w:rPr>
+              <w:t>________________________</w:t>
+            </w:r>
+          </w:p>
+        </w:tc>
+      </w:tr>
+      <w:tr>
+        <w:tc>
+          <w:tcPr>
+            <w:tcW w:type="dxa" w:w="4873"/>
+            <w:tcBorders>
+              <w:top w:val="nil"/>
+              <w:left w:val="nil"/>
+              <w:bottom w:val="nil"/>
+              <w:right w:val="nil"/>
+            </w:tcBorders>
+          </w:tcPr>
+          <w:p>
+            <w:pPr>
+              <w:spacing w:before="0" w:after="40" w:line="320" w:lineRule="exact"/>
+              <w:jc w:val="left"/>
+            </w:pPr>
+            <w:r>
+              <w:rPr>
+                <w:rFonts w:ascii="Times New Roman" w:hAnsi="Times New Roman" w:eastAsia="Times New Roman"/>
+                <w:b w:val="0"/>
+                <w:i w:val="0"/>
+                <w:sz w:val="22"/>
+              </w:rPr>
+              <w:t>Signature of Guide</w:t>
+              <w:br/>
+              <w:t>Date:</w:t>
+            </w:r>
+          </w:p>
+        </w:tc>
+        <w:tc>
+          <w:tcPr>
+            <w:tcW w:type="dxa" w:w="4873"/>
+            <w:tcBorders>
+              <w:top w:val="nil"/>
+              <w:left w:val="nil"/>
+              <w:bottom w:val="nil"/>
+              <w:right w:val="nil"/>
+            </w:tcBorders>
+          </w:tcPr>
+          <w:p>
+            <w:pPr>
+              <w:spacing w:before="0" w:after="40" w:line="320" w:lineRule="exact"/>
+              <w:jc w:val="right"/>
+            </w:pPr>
+            <w:r>
+              <w:rPr>
+                <w:rFonts w:ascii="Times New Roman" w:hAnsi="Times New Roman" w:eastAsia="Times New Roman"/>
+                <w:b w:val="0"/>
+                <w:i w:val="0"/>
+                <w:sz w:val="22"/>
+              </w:rPr>
+              <w:t>Signature of Co-ordinator</w:t>
+              <w:br/>
+              <w:t>Date:</w:t>
+            </w:r>
+          </w:p>
+        </w:tc>
+      </w:tr>
+    </w:tbl>
     <w:p>
       <w:r>
         <w:br w:type="page"/>
